--- a/docs/STEMMate_A4_Traceability_Matrix.docx
+++ b/docs/STEMMate_A4_Traceability_Matrix.docx
@@ -17,7 +17,6 @@
           <w:bCs/>
           <w:sz w:val="24"/>
           <w:szCs w:val="24"/>
-          <w:lang w:val="en-NA"/>
         </w:rPr>
       </w:sdtEndPr>
       <w:sdtContent>
@@ -67,7 +66,6 @@
                     <w:b/>
                     <w:bCs/>
                     <w:sz w:val="24"/>
-                    <w:lang w:val="en-NA"/>
                   </w:rPr>
                   <w:t>NAMIBIA UNIVERSITY OF SCIENCE AND TECHNOLOGY</w:t>
                 </w:r>
@@ -86,7 +84,6 @@
                     <w:b/>
                     <w:bCs/>
                     <w:sz w:val="24"/>
-                    <w:lang w:val="en-NA"/>
                   </w:rPr>
                   <w:t>Faculty of Computing and Informatics</w:t>
                 </w:r>
@@ -133,17 +130,6 @@
                         <w:szCs w:val="88"/>
                       </w:rPr>
                     </w:pPr>
-                    <w:r>
-                      <w:rPr>
-                        <w:rFonts w:asciiTheme="majorHAnsi" w:eastAsiaTheme="majorEastAsia" w:hAnsiTheme="majorHAnsi" w:cstheme="majorBidi"/>
-                        <w:b/>
-                        <w:bCs/>
-                        <w:color w:val="0F4761" w:themeColor="accent1" w:themeShade="BF"/>
-                        <w:sz w:val="44"/>
-                        <w:szCs w:val="44"/>
-                      </w:rPr>
-                      <w:t xml:space="preserve"> </w:t>
-                    </w:r>
                     <w:proofErr w:type="spellStart"/>
                     <w:r>
                       <w:rPr>
@@ -200,14 +186,12 @@
                     <w:b/>
                     <w:bCs/>
                     <w:sz w:val="24"/>
-                    <w:lang w:val="en-NA"/>
                   </w:rPr>
                   <w:t xml:space="preserve">Prepared by: </w:t>
                 </w:r>
                 <w:r>
                   <w:rPr>
                     <w:sz w:val="24"/>
-                    <w:lang w:val="en-NA"/>
                   </w:rPr>
                   <w:t>Lydia Amutenya</w:t>
                 </w:r>
@@ -227,14 +211,12 @@
                     <w:b/>
                     <w:bCs/>
                     <w:sz w:val="24"/>
-                    <w:lang w:val="en-NA"/>
                   </w:rPr>
                   <w:t xml:space="preserve">Student Number: </w:t>
                 </w:r>
                 <w:r>
                   <w:rPr>
                     <w:sz w:val="24"/>
-                    <w:lang w:val="en-NA"/>
                   </w:rPr>
                   <w:t>225121506</w:t>
                 </w:r>
@@ -254,14 +236,12 @@
                     <w:b/>
                     <w:bCs/>
                     <w:sz w:val="24"/>
-                    <w:lang w:val="en-NA"/>
                   </w:rPr>
                   <w:t xml:space="preserve">Role: </w:t>
                 </w:r>
                 <w:r>
                   <w:rPr>
                     <w:sz w:val="24"/>
-                    <w:lang w:val="en-NA"/>
                   </w:rPr>
                   <w:t>Requirements</w:t>
                 </w:r>
@@ -281,14 +261,12 @@
                     <w:b/>
                     <w:bCs/>
                     <w:sz w:val="24"/>
-                    <w:lang w:val="en-NA"/>
                   </w:rPr>
                   <w:t xml:space="preserve">Date: </w:t>
                 </w:r>
                 <w:r>
                   <w:rPr>
                     <w:sz w:val="24"/>
-                    <w:lang w:val="en-NA"/>
                   </w:rPr>
                   <w:t>20 October 2026</w:t>
                 </w:r>
@@ -308,14 +286,12 @@
                     <w:b/>
                     <w:bCs/>
                     <w:sz w:val="24"/>
-                    <w:lang w:val="en-NA"/>
                   </w:rPr>
                   <w:t xml:space="preserve">Group: </w:t>
                 </w:r>
                 <w:r>
                   <w:rPr>
                     <w:sz w:val="24"/>
-                    <w:lang w:val="en-NA"/>
                   </w:rPr>
                   <w:t>06</w:t>
                 </w:r>
@@ -340,7 +316,6 @@
               <w:bCs/>
               <w:sz w:val="24"/>
               <w:szCs w:val="24"/>
-              <w:lang w:val="en-NA"/>
             </w:rPr>
           </w:pPr>
           <w:r>
@@ -350,7 +325,6 @@
               <w:bCs/>
               <w:sz w:val="24"/>
               <w:szCs w:val="24"/>
-              <w:lang w:val="en-NA"/>
             </w:rPr>
             <w:br w:type="page"/>
           </w:r>
@@ -360,16 +334,18 @@
     <w:p>
       <w:pPr>
         <w:pStyle w:val="Heading1"/>
-        <w:spacing w:before="120"/>
+        <w:spacing w:before="0"/>
         <w:rPr>
           <w:b/>
           <w:bCs/>
+          <w:lang w:val="en-NA"/>
         </w:rPr>
       </w:pPr>
       <w:r>
         <w:rPr>
           <w:b/>
           <w:bCs/>
+          <w:lang w:val="en-NA"/>
         </w:rPr>
         <w:lastRenderedPageBreak/>
         <w:t>1. Purpose</w:t>
@@ -412,7 +388,7 @@
           <w:szCs w:val="24"/>
           <w:lang w:val="en-NA"/>
         </w:rPr>
-        <w:t xml:space="preserve"> Namibia Assessment 4 (A4). It links each requirement in the official A4 Requirements Register to its relevant design component, planned test case, expected result, actual result and verification status.</w:t>
+        <w:t xml:space="preserve"> Namibia Assessment 4 (A4). It links each requirement in the official A4 Requirements Register to its relevant design component, test case, expected result, actual result and verification status.</w:t>
       </w:r>
     </w:p>
     <w:p>
@@ -432,7 +408,7 @@
           <w:szCs w:val="24"/>
           <w:lang w:val="en-NA"/>
         </w:rPr>
-        <w:t>The matrix preserves the original requirement IDs from A1/A2 and the new A4 requirement IDs. Requirements are marked as passed or failed only when supported by actual implementation and testing evidence. Requirements that have not yet been verified remain pending, while deferred requirements are identified separately.</w:t>
+        <w:t>The matrix preserves the original requirement IDs from A1/A2 and the new A4 requirement IDs. Verification statuses are based on the implementation and testing evidence available at the time of review. Partial results, unverified requirements, outstanding tests and deferred requirements are identified separately to avoid claiming that a requirement has passed without sufficient evidence.</w:t>
       </w:r>
     </w:p>
     <w:p>
@@ -448,7 +424,8 @@
     </w:p>
     <w:p>
       <w:pPr>
-        <w:pStyle w:val="Heading2"/>
+        <w:pStyle w:val="Heading1"/>
+        <w:spacing w:before="0"/>
         <w:rPr>
           <w:b/>
           <w:bCs/>
@@ -467,24 +444,24 @@
     <w:tbl>
       <w:tblPr>
         <w:tblStyle w:val="TableGrid"/>
-        <w:tblW w:w="0" w:type="auto"/>
+        <w:tblW w:w="15930" w:type="dxa"/>
         <w:tblInd w:w="-162" w:type="dxa"/>
         <w:tblLook w:val="04A0" w:firstRow="1" w:lastRow="0" w:firstColumn="1" w:lastColumn="0" w:noHBand="0" w:noVBand="1"/>
       </w:tblPr>
       <w:tblGrid>
-        <w:gridCol w:w="1516"/>
-        <w:gridCol w:w="3344"/>
-        <w:gridCol w:w="2520"/>
-        <w:gridCol w:w="1074"/>
-        <w:gridCol w:w="2866"/>
-        <w:gridCol w:w="1062"/>
-        <w:gridCol w:w="1078"/>
-        <w:gridCol w:w="2316"/>
+        <w:gridCol w:w="1544"/>
+        <w:gridCol w:w="2343"/>
+        <w:gridCol w:w="2124"/>
+        <w:gridCol w:w="959"/>
+        <w:gridCol w:w="2030"/>
+        <w:gridCol w:w="2225"/>
+        <w:gridCol w:w="1522"/>
+        <w:gridCol w:w="3183"/>
       </w:tblGrid>
       <w:tr>
         <w:tc>
           <w:tcPr>
-            <w:tcW w:w="1516" w:type="dxa"/>
+            <w:tcW w:w="1544" w:type="dxa"/>
             <w:shd w:val="clear" w:color="auto" w:fill="DAE9F7" w:themeFill="text2" w:themeFillTint="1A"/>
             <w:hideMark/>
           </w:tcPr>
@@ -515,7 +492,7 @@
         </w:tc>
         <w:tc>
           <w:tcPr>
-            <w:tcW w:w="3344" w:type="dxa"/>
+            <w:tcW w:w="2343" w:type="dxa"/>
             <w:shd w:val="clear" w:color="auto" w:fill="DAE9F7" w:themeFill="text2" w:themeFillTint="1A"/>
             <w:hideMark/>
           </w:tcPr>
@@ -546,7 +523,7 @@
         </w:tc>
         <w:tc>
           <w:tcPr>
-            <w:tcW w:w="2520" w:type="dxa"/>
+            <w:tcW w:w="0" w:type="auto"/>
             <w:shd w:val="clear" w:color="auto" w:fill="DAE9F7" w:themeFill="text2" w:themeFillTint="1A"/>
             <w:hideMark/>
           </w:tcPr>
@@ -577,7 +554,7 @@
         </w:tc>
         <w:tc>
           <w:tcPr>
-            <w:tcW w:w="1074" w:type="dxa"/>
+            <w:tcW w:w="959" w:type="dxa"/>
             <w:shd w:val="clear" w:color="auto" w:fill="DAE9F7" w:themeFill="text2" w:themeFillTint="1A"/>
             <w:hideMark/>
           </w:tcPr>
@@ -608,7 +585,7 @@
         </w:tc>
         <w:tc>
           <w:tcPr>
-            <w:tcW w:w="0" w:type="auto"/>
+            <w:tcW w:w="2030" w:type="dxa"/>
             <w:shd w:val="clear" w:color="auto" w:fill="DAE9F7" w:themeFill="text2" w:themeFillTint="1A"/>
             <w:hideMark/>
           </w:tcPr>
@@ -639,7 +616,7 @@
         </w:tc>
         <w:tc>
           <w:tcPr>
-            <w:tcW w:w="0" w:type="auto"/>
+            <w:tcW w:w="2225" w:type="dxa"/>
             <w:shd w:val="clear" w:color="auto" w:fill="DAE9F7" w:themeFill="text2" w:themeFillTint="1A"/>
             <w:hideMark/>
           </w:tcPr>
@@ -670,7 +647,7 @@
         </w:tc>
         <w:tc>
           <w:tcPr>
-            <w:tcW w:w="0" w:type="auto"/>
+            <w:tcW w:w="1522" w:type="dxa"/>
             <w:shd w:val="clear" w:color="auto" w:fill="DAE9F7" w:themeFill="text2" w:themeFillTint="1A"/>
             <w:hideMark/>
           </w:tcPr>
@@ -701,7 +678,7 @@
         </w:tc>
         <w:tc>
           <w:tcPr>
-            <w:tcW w:w="0" w:type="auto"/>
+            <w:tcW w:w="3183" w:type="dxa"/>
             <w:shd w:val="clear" w:color="auto" w:fill="DAE9F7" w:themeFill="text2" w:themeFillTint="1A"/>
             <w:hideMark/>
           </w:tcPr>
@@ -734,7 +711,7 @@
       <w:tr>
         <w:tc>
           <w:tcPr>
-            <w:tcW w:w="1516" w:type="dxa"/>
+            <w:tcW w:w="1544" w:type="dxa"/>
             <w:hideMark/>
           </w:tcPr>
           <w:p>
@@ -760,7 +737,7 @@
         </w:tc>
         <w:tc>
           <w:tcPr>
-            <w:tcW w:w="3344" w:type="dxa"/>
+            <w:tcW w:w="2343" w:type="dxa"/>
             <w:hideMark/>
           </w:tcPr>
           <w:p>
@@ -786,7 +763,7 @@
         </w:tc>
         <w:tc>
           <w:tcPr>
-            <w:tcW w:w="2520" w:type="dxa"/>
+            <w:tcW w:w="0" w:type="auto"/>
             <w:hideMark/>
           </w:tcPr>
           <w:p>
@@ -832,7 +809,7 @@
         </w:tc>
         <w:tc>
           <w:tcPr>
-            <w:tcW w:w="1074" w:type="dxa"/>
+            <w:tcW w:w="959" w:type="dxa"/>
             <w:hideMark/>
           </w:tcPr>
           <w:p>
@@ -858,7 +835,7 @@
         </w:tc>
         <w:tc>
           <w:tcPr>
-            <w:tcW w:w="0" w:type="auto"/>
+            <w:tcW w:w="2030" w:type="dxa"/>
             <w:hideMark/>
           </w:tcPr>
           <w:p>
@@ -884,79 +861,119 @@
         </w:tc>
         <w:tc>
           <w:tcPr>
-            <w:tcW w:w="0" w:type="auto"/>
-            <w:hideMark/>
-          </w:tcPr>
-          <w:p>
-            <w:pPr>
-              <w:spacing w:line="360" w:lineRule="auto"/>
-              <w:rPr>
-                <w:rFonts w:ascii="Calibri" w:hAnsi="Calibri" w:cs="Calibri"/>
-                <w:sz w:val="24"/>
-                <w:szCs w:val="24"/>
-                <w:lang w:val="en-NA"/>
-              </w:rPr>
-            </w:pPr>
-            <w:r>
-              <w:rPr>
-                <w:rFonts w:ascii="Calibri" w:hAnsi="Calibri" w:cs="Calibri"/>
-                <w:sz w:val="24"/>
-                <w:szCs w:val="24"/>
-                <w:lang w:val="en-NA"/>
-              </w:rPr>
-              <w:t>Pending testing</w:t>
-            </w:r>
-          </w:p>
-        </w:tc>
-        <w:tc>
-          <w:tcPr>
-            <w:tcW w:w="0" w:type="auto"/>
-            <w:hideMark/>
-          </w:tcPr>
-          <w:p>
-            <w:pPr>
-              <w:spacing w:line="360" w:lineRule="auto"/>
-              <w:rPr>
-                <w:rFonts w:ascii="Calibri" w:hAnsi="Calibri" w:cs="Calibri"/>
-                <w:sz w:val="24"/>
-                <w:szCs w:val="24"/>
-                <w:lang w:val="en-NA"/>
-              </w:rPr>
-            </w:pPr>
-            <w:r>
-              <w:rPr>
-                <w:rFonts w:ascii="Calibri" w:hAnsi="Calibri" w:cs="Calibri"/>
-                <w:sz w:val="24"/>
-                <w:szCs w:val="24"/>
-                <w:lang w:val="en-NA"/>
-              </w:rPr>
-              <w:t>Pending</w:t>
-            </w:r>
-          </w:p>
-        </w:tc>
-        <w:tc>
-          <w:tcPr>
-            <w:tcW w:w="0" w:type="auto"/>
-            <w:hideMark/>
-          </w:tcPr>
-          <w:p>
-            <w:pPr>
-              <w:spacing w:line="360" w:lineRule="auto"/>
-              <w:rPr>
-                <w:rFonts w:ascii="Calibri" w:hAnsi="Calibri" w:cs="Calibri"/>
-                <w:sz w:val="24"/>
-                <w:szCs w:val="24"/>
-                <w:lang w:val="en-NA"/>
-              </w:rPr>
-            </w:pPr>
-            <w:r>
-              <w:rPr>
-                <w:rFonts w:ascii="Calibri" w:hAnsi="Calibri" w:cs="Calibri"/>
-                <w:sz w:val="24"/>
-                <w:szCs w:val="24"/>
-                <w:lang w:val="en-NA"/>
-              </w:rPr>
-              <w:t>Record test steps and results.</w:t>
+            <w:tcW w:w="2225" w:type="dxa"/>
+            <w:hideMark/>
+          </w:tcPr>
+          <w:p>
+            <w:pPr>
+              <w:spacing w:line="360" w:lineRule="auto"/>
+              <w:rPr>
+                <w:rFonts w:ascii="Calibri" w:hAnsi="Calibri" w:cs="Calibri"/>
+                <w:sz w:val="24"/>
+                <w:szCs w:val="24"/>
+                <w:lang w:val="en-NA"/>
+              </w:rPr>
+            </w:pPr>
+            <w:r>
+              <w:rPr>
+                <w:rFonts w:ascii="Calibri" w:hAnsi="Calibri" w:cs="Calibri"/>
+                <w:sz w:val="24"/>
+                <w:szCs w:val="24"/>
+                <w:lang w:val="en-NA"/>
+              </w:rPr>
+              <w:t>Filtering by level, combined criteria, duration and no-match conditions passed unit tests. The end-to-end filtering workflow also passed.</w:t>
+            </w:r>
+          </w:p>
+        </w:tc>
+        <w:tc>
+          <w:tcPr>
+            <w:tcW w:w="1522" w:type="dxa"/>
+            <w:hideMark/>
+          </w:tcPr>
+          <w:p>
+            <w:pPr>
+              <w:spacing w:line="360" w:lineRule="auto"/>
+              <w:rPr>
+                <w:rFonts w:ascii="Calibri" w:hAnsi="Calibri" w:cs="Calibri"/>
+                <w:sz w:val="24"/>
+                <w:szCs w:val="24"/>
+                <w:lang w:val="en-NA"/>
+              </w:rPr>
+            </w:pPr>
+            <w:r>
+              <w:rPr>
+                <w:rFonts w:ascii="Calibri" w:hAnsi="Calibri" w:cs="Calibri"/>
+                <w:sz w:val="24"/>
+                <w:szCs w:val="24"/>
+                <w:lang w:val="en-NA"/>
+              </w:rPr>
+              <w:t>Passed</w:t>
+            </w:r>
+          </w:p>
+        </w:tc>
+        <w:tc>
+          <w:tcPr>
+            <w:tcW w:w="3183" w:type="dxa"/>
+            <w:hideMark/>
+          </w:tcPr>
+          <w:p>
+            <w:pPr>
+              <w:spacing w:line="360" w:lineRule="auto"/>
+              <w:rPr>
+                <w:rFonts w:ascii="Calibri" w:hAnsi="Calibri" w:cs="Calibri"/>
+                <w:sz w:val="24"/>
+                <w:szCs w:val="24"/>
+                <w:lang w:val="en-NA"/>
+              </w:rPr>
+            </w:pPr>
+            <w:r>
+              <w:rPr>
+                <w:rFonts w:ascii="Calibri" w:hAnsi="Calibri" w:cs="Calibri"/>
+                <w:sz w:val="24"/>
+                <w:szCs w:val="24"/>
+                <w:lang w:val="en-NA"/>
+              </w:rPr>
+              <w:t xml:space="preserve">U01–U04, E01, E16. Evidence: </w:t>
+            </w:r>
+            <w:proofErr w:type="spellStart"/>
+            <w:r>
+              <w:rPr>
+                <w:rFonts w:ascii="Calibri" w:hAnsi="Calibri" w:cs="Calibri"/>
+                <w:sz w:val="24"/>
+                <w:szCs w:val="24"/>
+                <w:lang w:val="en-NA"/>
+              </w:rPr>
+              <w:t>src</w:t>
+            </w:r>
+            <w:proofErr w:type="spellEnd"/>
+            <w:r>
+              <w:rPr>
+                <w:rFonts w:ascii="Calibri" w:hAnsi="Calibri" w:cs="Calibri"/>
+                <w:sz w:val="24"/>
+                <w:szCs w:val="24"/>
+                <w:lang w:val="en-NA"/>
+              </w:rPr>
+              <w:t xml:space="preserve">/docs/unit-results-run2.tap, </w:t>
+            </w:r>
+            <w:proofErr w:type="spellStart"/>
+            <w:r>
+              <w:rPr>
+                <w:rFonts w:ascii="Calibri" w:hAnsi="Calibri" w:cs="Calibri"/>
+                <w:sz w:val="24"/>
+                <w:szCs w:val="24"/>
+                <w:lang w:val="en-NA"/>
+              </w:rPr>
+              <w:t>src</w:t>
+            </w:r>
+            <w:proofErr w:type="spellEnd"/>
+            <w:r>
+              <w:rPr>
+                <w:rFonts w:ascii="Calibri" w:hAnsi="Calibri" w:cs="Calibri"/>
+                <w:sz w:val="24"/>
+                <w:szCs w:val="24"/>
+                <w:lang w:val="en-NA"/>
+              </w:rPr>
+              <w:t>/docs/e2e-results-run3.json.</w:t>
             </w:r>
           </w:p>
         </w:tc>
@@ -964,7 +981,7 @@
       <w:tr>
         <w:tc>
           <w:tcPr>
-            <w:tcW w:w="1516" w:type="dxa"/>
+            <w:tcW w:w="1544" w:type="dxa"/>
             <w:hideMark/>
           </w:tcPr>
           <w:p>
@@ -990,7 +1007,7 @@
         </w:tc>
         <w:tc>
           <w:tcPr>
-            <w:tcW w:w="3344" w:type="dxa"/>
+            <w:tcW w:w="2343" w:type="dxa"/>
             <w:hideMark/>
           </w:tcPr>
           <w:p>
@@ -1016,33 +1033,33 @@
         </w:tc>
         <w:tc>
           <w:tcPr>
-            <w:tcW w:w="2520" w:type="dxa"/>
-            <w:hideMark/>
-          </w:tcPr>
-          <w:p>
-            <w:pPr>
-              <w:spacing w:line="360" w:lineRule="auto"/>
-              <w:rPr>
-                <w:rFonts w:ascii="Calibri" w:hAnsi="Calibri" w:cs="Calibri"/>
-                <w:sz w:val="24"/>
-                <w:szCs w:val="24"/>
-                <w:lang w:val="en-NA"/>
-              </w:rPr>
-            </w:pPr>
-            <w:r>
-              <w:rPr>
-                <w:rFonts w:ascii="Calibri" w:hAnsi="Calibri" w:cs="Calibri"/>
-                <w:sz w:val="24"/>
-                <w:szCs w:val="24"/>
-                <w:lang w:val="en-NA"/>
-              </w:rPr>
-              <w:t>Activity library; local device storage</w:t>
-            </w:r>
-          </w:p>
-        </w:tc>
-        <w:tc>
-          <w:tcPr>
-            <w:tcW w:w="1074" w:type="dxa"/>
+            <w:tcW w:w="0" w:type="auto"/>
+            <w:hideMark/>
+          </w:tcPr>
+          <w:p>
+            <w:pPr>
+              <w:spacing w:line="360" w:lineRule="auto"/>
+              <w:rPr>
+                <w:rFonts w:ascii="Calibri" w:hAnsi="Calibri" w:cs="Calibri"/>
+                <w:sz w:val="24"/>
+                <w:szCs w:val="24"/>
+                <w:lang w:val="en-NA"/>
+              </w:rPr>
+            </w:pPr>
+            <w:r>
+              <w:rPr>
+                <w:rFonts w:ascii="Calibri" w:hAnsi="Calibri" w:cs="Calibri"/>
+                <w:sz w:val="24"/>
+                <w:szCs w:val="24"/>
+                <w:lang w:val="en-NA"/>
+              </w:rPr>
+              <w:t>Activity library; local device storage; service worker</w:t>
+            </w:r>
+          </w:p>
+        </w:tc>
+        <w:tc>
+          <w:tcPr>
+            <w:tcW w:w="959" w:type="dxa"/>
             <w:hideMark/>
           </w:tcPr>
           <w:p>
@@ -1068,7 +1085,7 @@
         </w:tc>
         <w:tc>
           <w:tcPr>
-            <w:tcW w:w="0" w:type="auto"/>
+            <w:tcW w:w="2030" w:type="dxa"/>
             <w:hideMark/>
           </w:tcPr>
           <w:p>
@@ -1094,79 +1111,160 @@
         </w:tc>
         <w:tc>
           <w:tcPr>
-            <w:tcW w:w="0" w:type="auto"/>
-            <w:hideMark/>
-          </w:tcPr>
-          <w:p>
-            <w:pPr>
-              <w:spacing w:line="360" w:lineRule="auto"/>
-              <w:rPr>
-                <w:rFonts w:ascii="Calibri" w:hAnsi="Calibri" w:cs="Calibri"/>
-                <w:sz w:val="24"/>
-                <w:szCs w:val="24"/>
-                <w:lang w:val="en-NA"/>
-              </w:rPr>
-            </w:pPr>
-            <w:r>
-              <w:rPr>
-                <w:rFonts w:ascii="Calibri" w:hAnsi="Calibri" w:cs="Calibri"/>
-                <w:sz w:val="24"/>
-                <w:szCs w:val="24"/>
-                <w:lang w:val="en-NA"/>
-              </w:rPr>
-              <w:t>Pending testing</w:t>
-            </w:r>
-          </w:p>
-        </w:tc>
-        <w:tc>
-          <w:tcPr>
-            <w:tcW w:w="0" w:type="auto"/>
-            <w:hideMark/>
-          </w:tcPr>
-          <w:p>
-            <w:pPr>
-              <w:spacing w:line="360" w:lineRule="auto"/>
-              <w:rPr>
-                <w:rFonts w:ascii="Calibri" w:hAnsi="Calibri" w:cs="Calibri"/>
-                <w:sz w:val="24"/>
-                <w:szCs w:val="24"/>
-                <w:lang w:val="en-NA"/>
-              </w:rPr>
-            </w:pPr>
-            <w:r>
-              <w:rPr>
-                <w:rFonts w:ascii="Calibri" w:hAnsi="Calibri" w:cs="Calibri"/>
-                <w:sz w:val="24"/>
-                <w:szCs w:val="24"/>
-                <w:lang w:val="en-NA"/>
-              </w:rPr>
-              <w:t>Pending</w:t>
-            </w:r>
-          </w:p>
-        </w:tc>
-        <w:tc>
-          <w:tcPr>
-            <w:tcW w:w="0" w:type="auto"/>
-            <w:hideMark/>
-          </w:tcPr>
-          <w:p>
-            <w:pPr>
-              <w:spacing w:line="360" w:lineRule="auto"/>
-              <w:rPr>
-                <w:rFonts w:ascii="Calibri" w:hAnsi="Calibri" w:cs="Calibri"/>
-                <w:sz w:val="24"/>
-                <w:szCs w:val="24"/>
-                <w:lang w:val="en-NA"/>
-              </w:rPr>
-            </w:pPr>
-            <w:r>
-              <w:rPr>
-                <w:rFonts w:ascii="Calibri" w:hAnsi="Calibri" w:cs="Calibri"/>
-                <w:sz w:val="24"/>
-                <w:szCs w:val="24"/>
-                <w:lang w:val="en-NA"/>
-              </w:rPr>
-              <w:t>Verify offline availability.</w:t>
+            <w:tcW w:w="2225" w:type="dxa"/>
+            <w:hideMark/>
+          </w:tcPr>
+          <w:p>
+            <w:pPr>
+              <w:spacing w:line="360" w:lineRule="auto"/>
+              <w:rPr>
+                <w:rFonts w:ascii="Calibri" w:hAnsi="Calibri" w:cs="Calibri"/>
+                <w:sz w:val="24"/>
+                <w:szCs w:val="24"/>
+                <w:lang w:val="en-NA"/>
+              </w:rPr>
+            </w:pPr>
+            <w:r>
+              <w:rPr>
+                <w:rFonts w:ascii="Calibri" w:hAnsi="Calibri" w:cs="Calibri"/>
+                <w:sz w:val="24"/>
+                <w:szCs w:val="24"/>
+                <w:lang w:val="en-NA"/>
+              </w:rPr>
+              <w:t xml:space="preserve">Saving an activity and reopening it after </w:t>
+            </w:r>
+            <w:proofErr w:type="gramStart"/>
+            <w:r>
+              <w:rPr>
+                <w:rFonts w:ascii="Calibri" w:hAnsi="Calibri" w:cs="Calibri"/>
+                <w:sz w:val="24"/>
+                <w:szCs w:val="24"/>
+                <w:lang w:val="en-NA"/>
+              </w:rPr>
+              <w:t>reload</w:t>
+            </w:r>
+            <w:proofErr w:type="gramEnd"/>
+            <w:r>
+              <w:rPr>
+                <w:rFonts w:ascii="Calibri" w:hAnsi="Calibri" w:cs="Calibri"/>
+                <w:sz w:val="24"/>
+                <w:szCs w:val="24"/>
+                <w:lang w:val="en-NA"/>
+              </w:rPr>
+              <w:t xml:space="preserve"> in airplane mode </w:t>
+            </w:r>
+            <w:r>
+              <w:rPr>
+                <w:rFonts w:ascii="Calibri" w:hAnsi="Calibri" w:cs="Calibri"/>
+                <w:sz w:val="24"/>
+                <w:szCs w:val="24"/>
+                <w:lang w:val="en-NA"/>
+              </w:rPr>
+              <w:lastRenderedPageBreak/>
+              <w:t>passed. Catalogue completeness and activity-saving validation checks also passed.</w:t>
+            </w:r>
+          </w:p>
+        </w:tc>
+        <w:tc>
+          <w:tcPr>
+            <w:tcW w:w="1522" w:type="dxa"/>
+            <w:hideMark/>
+          </w:tcPr>
+          <w:p>
+            <w:pPr>
+              <w:spacing w:line="360" w:lineRule="auto"/>
+              <w:rPr>
+                <w:rFonts w:ascii="Calibri" w:hAnsi="Calibri" w:cs="Calibri"/>
+                <w:sz w:val="24"/>
+                <w:szCs w:val="24"/>
+                <w:lang w:val="en-NA"/>
+              </w:rPr>
+            </w:pPr>
+            <w:r>
+              <w:rPr>
+                <w:rFonts w:ascii="Calibri" w:hAnsi="Calibri" w:cs="Calibri"/>
+                <w:sz w:val="24"/>
+                <w:szCs w:val="24"/>
+                <w:lang w:val="en-NA"/>
+              </w:rPr>
+              <w:lastRenderedPageBreak/>
+              <w:t>Passed</w:t>
+            </w:r>
+          </w:p>
+        </w:tc>
+        <w:tc>
+          <w:tcPr>
+            <w:tcW w:w="3183" w:type="dxa"/>
+            <w:hideMark/>
+          </w:tcPr>
+          <w:p>
+            <w:pPr>
+              <w:spacing w:line="360" w:lineRule="auto"/>
+              <w:rPr>
+                <w:rFonts w:ascii="Calibri" w:hAnsi="Calibri" w:cs="Calibri"/>
+                <w:sz w:val="24"/>
+                <w:szCs w:val="24"/>
+                <w:lang w:val="en-NA"/>
+              </w:rPr>
+            </w:pPr>
+            <w:r>
+              <w:rPr>
+                <w:rFonts w:ascii="Calibri" w:hAnsi="Calibri" w:cs="Calibri"/>
+                <w:sz w:val="24"/>
+                <w:szCs w:val="24"/>
+                <w:lang w:val="en-NA"/>
+              </w:rPr>
+              <w:t xml:space="preserve">U05, E01, E04. Evidence: </w:t>
+            </w:r>
+            <w:proofErr w:type="spellStart"/>
+            <w:r>
+              <w:rPr>
+                <w:rFonts w:ascii="Calibri" w:hAnsi="Calibri" w:cs="Calibri"/>
+                <w:sz w:val="24"/>
+                <w:szCs w:val="24"/>
+                <w:lang w:val="en-NA"/>
+              </w:rPr>
+              <w:t>src</w:t>
+            </w:r>
+            <w:proofErr w:type="spellEnd"/>
+            <w:r>
+              <w:rPr>
+                <w:rFonts w:ascii="Calibri" w:hAnsi="Calibri" w:cs="Calibri"/>
+                <w:sz w:val="24"/>
+                <w:szCs w:val="24"/>
+                <w:lang w:val="en-NA"/>
+              </w:rPr>
+              <w:t xml:space="preserve">/docs/unit-results-run2.tap, </w:t>
+            </w:r>
+            <w:proofErr w:type="spellStart"/>
+            <w:r>
+              <w:rPr>
+                <w:rFonts w:ascii="Calibri" w:hAnsi="Calibri" w:cs="Calibri"/>
+                <w:sz w:val="24"/>
+                <w:szCs w:val="24"/>
+                <w:lang w:val="en-NA"/>
+              </w:rPr>
+              <w:t>src</w:t>
+            </w:r>
+            <w:proofErr w:type="spellEnd"/>
+            <w:r>
+              <w:rPr>
+                <w:rFonts w:ascii="Calibri" w:hAnsi="Calibri" w:cs="Calibri"/>
+                <w:sz w:val="24"/>
+                <w:szCs w:val="24"/>
+                <w:lang w:val="en-NA"/>
+              </w:rPr>
+              <w:t xml:space="preserve">/docs/e2e-results-run3.json. Applies to </w:t>
+            </w:r>
+            <w:r>
+              <w:rPr>
+                <w:rFonts w:ascii="Calibri" w:hAnsi="Calibri" w:cs="Calibri"/>
+                <w:sz w:val="24"/>
+                <w:szCs w:val="24"/>
+                <w:lang w:val="en-NA"/>
+              </w:rPr>
+              <w:lastRenderedPageBreak/>
+              <w:t>saved activities, not session plans.</w:t>
             </w:r>
           </w:p>
         </w:tc>
@@ -1174,33 +1272,34 @@
       <w:tr>
         <w:tc>
           <w:tcPr>
-            <w:tcW w:w="1516" w:type="dxa"/>
-            <w:hideMark/>
-          </w:tcPr>
-          <w:p>
-            <w:pPr>
-              <w:spacing w:line="360" w:lineRule="auto"/>
-              <w:rPr>
-                <w:rFonts w:ascii="Calibri" w:hAnsi="Calibri" w:cs="Calibri"/>
-                <w:sz w:val="24"/>
-                <w:szCs w:val="24"/>
-                <w:lang w:val="en-NA"/>
-              </w:rPr>
-            </w:pPr>
-            <w:r>
-              <w:rPr>
-                <w:rFonts w:ascii="Calibri" w:hAnsi="Calibri" w:cs="Calibri"/>
-                <w:sz w:val="24"/>
-                <w:szCs w:val="24"/>
-                <w:lang w:val="en-NA"/>
-              </w:rPr>
+            <w:tcW w:w="1544" w:type="dxa"/>
+            <w:hideMark/>
+          </w:tcPr>
+          <w:p>
+            <w:pPr>
+              <w:spacing w:line="360" w:lineRule="auto"/>
+              <w:rPr>
+                <w:rFonts w:ascii="Calibri" w:hAnsi="Calibri" w:cs="Calibri"/>
+                <w:sz w:val="24"/>
+                <w:szCs w:val="24"/>
+                <w:lang w:val="en-NA"/>
+              </w:rPr>
+            </w:pPr>
+            <w:r>
+              <w:rPr>
+                <w:rFonts w:ascii="Calibri" w:hAnsi="Calibri" w:cs="Calibri"/>
+                <w:sz w:val="24"/>
+                <w:szCs w:val="24"/>
+                <w:lang w:val="en-NA"/>
+              </w:rPr>
+              <w:lastRenderedPageBreak/>
               <w:t>FR-03</w:t>
             </w:r>
           </w:p>
         </w:tc>
         <w:tc>
           <w:tcPr>
-            <w:tcW w:w="3344" w:type="dxa"/>
+            <w:tcW w:w="2343" w:type="dxa"/>
             <w:hideMark/>
           </w:tcPr>
           <w:p>
@@ -1226,7 +1325,7 @@
         </w:tc>
         <w:tc>
           <w:tcPr>
-            <w:tcW w:w="2520" w:type="dxa"/>
+            <w:tcW w:w="0" w:type="auto"/>
             <w:hideMark/>
           </w:tcPr>
           <w:p>
@@ -1263,7 +1362,7 @@
         </w:tc>
         <w:tc>
           <w:tcPr>
-            <w:tcW w:w="1074" w:type="dxa"/>
+            <w:tcW w:w="959" w:type="dxa"/>
             <w:hideMark/>
           </w:tcPr>
           <w:p>
@@ -1289,7 +1388,7 @@
         </w:tc>
         <w:tc>
           <w:tcPr>
-            <w:tcW w:w="0" w:type="auto"/>
+            <w:tcW w:w="2030" w:type="dxa"/>
             <w:hideMark/>
           </w:tcPr>
           <w:p>
@@ -1315,79 +1414,99 @@
         </w:tc>
         <w:tc>
           <w:tcPr>
-            <w:tcW w:w="0" w:type="auto"/>
-            <w:hideMark/>
-          </w:tcPr>
-          <w:p>
-            <w:pPr>
-              <w:spacing w:line="360" w:lineRule="auto"/>
-              <w:rPr>
-                <w:rFonts w:ascii="Calibri" w:hAnsi="Calibri" w:cs="Calibri"/>
-                <w:sz w:val="24"/>
-                <w:szCs w:val="24"/>
-                <w:lang w:val="en-NA"/>
-              </w:rPr>
-            </w:pPr>
-            <w:r>
-              <w:rPr>
-                <w:rFonts w:ascii="Calibri" w:hAnsi="Calibri" w:cs="Calibri"/>
-                <w:sz w:val="24"/>
-                <w:szCs w:val="24"/>
-                <w:lang w:val="en-NA"/>
-              </w:rPr>
-              <w:t>Pending testing</w:t>
-            </w:r>
-          </w:p>
-        </w:tc>
-        <w:tc>
-          <w:tcPr>
-            <w:tcW w:w="0" w:type="auto"/>
-            <w:hideMark/>
-          </w:tcPr>
-          <w:p>
-            <w:pPr>
-              <w:spacing w:line="360" w:lineRule="auto"/>
-              <w:rPr>
-                <w:rFonts w:ascii="Calibri" w:hAnsi="Calibri" w:cs="Calibri"/>
-                <w:sz w:val="24"/>
-                <w:szCs w:val="24"/>
-                <w:lang w:val="en-NA"/>
-              </w:rPr>
-            </w:pPr>
-            <w:r>
-              <w:rPr>
-                <w:rFonts w:ascii="Calibri" w:hAnsi="Calibri" w:cs="Calibri"/>
-                <w:sz w:val="24"/>
-                <w:szCs w:val="24"/>
-                <w:lang w:val="en-NA"/>
-              </w:rPr>
-              <w:t>Pending</w:t>
-            </w:r>
-          </w:p>
-        </w:tc>
-        <w:tc>
-          <w:tcPr>
-            <w:tcW w:w="0" w:type="auto"/>
-            <w:hideMark/>
-          </w:tcPr>
-          <w:p>
-            <w:pPr>
-              <w:spacing w:line="360" w:lineRule="auto"/>
-              <w:rPr>
-                <w:rFonts w:ascii="Calibri" w:hAnsi="Calibri" w:cs="Calibri"/>
-                <w:sz w:val="24"/>
-                <w:szCs w:val="24"/>
-                <w:lang w:val="en-NA"/>
-              </w:rPr>
-            </w:pPr>
-            <w:r>
-              <w:rPr>
-                <w:rFonts w:ascii="Calibri" w:hAnsi="Calibri" w:cs="Calibri"/>
-                <w:sz w:val="24"/>
-                <w:szCs w:val="24"/>
-                <w:lang w:val="en-NA"/>
-              </w:rPr>
-              <w:t>Record the fields and operations tested.</w:t>
+            <w:tcW w:w="2225" w:type="dxa"/>
+            <w:hideMark/>
+          </w:tcPr>
+          <w:p>
+            <w:pPr>
+              <w:spacing w:line="360" w:lineRule="auto"/>
+              <w:rPr>
+                <w:rFonts w:ascii="Calibri" w:hAnsi="Calibri" w:cs="Calibri"/>
+                <w:sz w:val="24"/>
+                <w:szCs w:val="24"/>
+                <w:lang w:val="en-NA"/>
+              </w:rPr>
+            </w:pPr>
+            <w:r>
+              <w:rPr>
+                <w:rFonts w:ascii="Calibri" w:hAnsi="Calibri" w:cs="Calibri"/>
+                <w:sz w:val="24"/>
+                <w:szCs w:val="24"/>
+                <w:lang w:val="en-NA"/>
+              </w:rPr>
+              <w:t xml:space="preserve">Activity details can be </w:t>
+            </w:r>
+            <w:proofErr w:type="gramStart"/>
+            <w:r>
+              <w:rPr>
+                <w:rFonts w:ascii="Calibri" w:hAnsi="Calibri" w:cs="Calibri"/>
+                <w:sz w:val="24"/>
+                <w:szCs w:val="24"/>
+                <w:lang w:val="en-NA"/>
+              </w:rPr>
+              <w:t>viewed</w:t>
+            </w:r>
+            <w:proofErr w:type="gramEnd"/>
+            <w:r>
+              <w:rPr>
+                <w:rFonts w:ascii="Calibri" w:hAnsi="Calibri" w:cs="Calibri"/>
+                <w:sz w:val="24"/>
+                <w:szCs w:val="24"/>
+                <w:lang w:val="en-NA"/>
+              </w:rPr>
+              <w:t xml:space="preserve"> and activities can be saved, but creation and editing of complete session plans have not been demonstrated in the current interface slice.</w:t>
+            </w:r>
+          </w:p>
+        </w:tc>
+        <w:tc>
+          <w:tcPr>
+            <w:tcW w:w="1522" w:type="dxa"/>
+            <w:hideMark/>
+          </w:tcPr>
+          <w:p>
+            <w:pPr>
+              <w:spacing w:line="360" w:lineRule="auto"/>
+              <w:rPr>
+                <w:rFonts w:ascii="Calibri" w:hAnsi="Calibri" w:cs="Calibri"/>
+                <w:sz w:val="24"/>
+                <w:szCs w:val="24"/>
+                <w:lang w:val="en-NA"/>
+              </w:rPr>
+            </w:pPr>
+            <w:r>
+              <w:rPr>
+                <w:rFonts w:ascii="Calibri" w:hAnsi="Calibri" w:cs="Calibri"/>
+                <w:sz w:val="24"/>
+                <w:szCs w:val="24"/>
+                <w:lang w:val="en-NA"/>
+              </w:rPr>
+              <w:t>Not implemented</w:t>
+            </w:r>
+          </w:p>
+        </w:tc>
+        <w:tc>
+          <w:tcPr>
+            <w:tcW w:w="3183" w:type="dxa"/>
+            <w:hideMark/>
+          </w:tcPr>
+          <w:p>
+            <w:pPr>
+              <w:spacing w:line="360" w:lineRule="auto"/>
+              <w:rPr>
+                <w:rFonts w:ascii="Calibri" w:hAnsi="Calibri" w:cs="Calibri"/>
+                <w:sz w:val="24"/>
+                <w:szCs w:val="24"/>
+                <w:lang w:val="en-NA"/>
+              </w:rPr>
+            </w:pPr>
+            <w:r>
+              <w:rPr>
+                <w:rFonts w:ascii="Calibri" w:hAnsi="Calibri" w:cs="Calibri"/>
+                <w:sz w:val="24"/>
+                <w:szCs w:val="24"/>
+                <w:lang w:val="en-NA"/>
+              </w:rPr>
+              <w:t>Session-planning functionality remains outside the verified implementation. Activity-saving tests do not verify this requirement.</w:t>
             </w:r>
           </w:p>
         </w:tc>
@@ -1395,7 +1514,7 @@
       <w:tr>
         <w:tc>
           <w:tcPr>
-            <w:tcW w:w="1516" w:type="dxa"/>
+            <w:tcW w:w="1544" w:type="dxa"/>
             <w:hideMark/>
           </w:tcPr>
           <w:p>
@@ -1421,27 +1540,142 @@
         </w:tc>
         <w:tc>
           <w:tcPr>
-            <w:tcW w:w="3344" w:type="dxa"/>
-            <w:hideMark/>
-          </w:tcPr>
-          <w:p>
-            <w:pPr>
-              <w:spacing w:line="360" w:lineRule="auto"/>
-              <w:rPr>
-                <w:rFonts w:ascii="Calibri" w:hAnsi="Calibri" w:cs="Calibri"/>
-                <w:sz w:val="24"/>
-                <w:szCs w:val="24"/>
-                <w:lang w:val="en-NA"/>
-              </w:rPr>
-            </w:pPr>
-            <w:r>
-              <w:rPr>
-                <w:rFonts w:ascii="Calibri" w:hAnsi="Calibri" w:cs="Calibri"/>
-                <w:sz w:val="24"/>
-                <w:szCs w:val="24"/>
-                <w:lang w:val="en-NA"/>
-              </w:rPr>
-              <w:t xml:space="preserve">Synchronise a completed local plan when internet connectivity </w:t>
+            <w:tcW w:w="2343" w:type="dxa"/>
+            <w:hideMark/>
+          </w:tcPr>
+          <w:p>
+            <w:pPr>
+              <w:spacing w:line="360" w:lineRule="auto"/>
+              <w:rPr>
+                <w:rFonts w:ascii="Calibri" w:hAnsi="Calibri" w:cs="Calibri"/>
+                <w:sz w:val="24"/>
+                <w:szCs w:val="24"/>
+                <w:lang w:val="en-NA"/>
+              </w:rPr>
+            </w:pPr>
+            <w:r>
+              <w:rPr>
+                <w:rFonts w:ascii="Calibri" w:hAnsi="Calibri" w:cs="Calibri"/>
+                <w:sz w:val="24"/>
+                <w:szCs w:val="24"/>
+                <w:lang w:val="en-NA"/>
+              </w:rPr>
+              <w:t>Synchronise a completed local plan when internet connectivity returns without losing content.</w:t>
+            </w:r>
+          </w:p>
+        </w:tc>
+        <w:tc>
+          <w:tcPr>
+            <w:tcW w:w="0" w:type="auto"/>
+            <w:hideMark/>
+          </w:tcPr>
+          <w:p>
+            <w:pPr>
+              <w:spacing w:line="360" w:lineRule="auto"/>
+              <w:rPr>
+                <w:rFonts w:ascii="Calibri" w:hAnsi="Calibri" w:cs="Calibri"/>
+                <w:sz w:val="24"/>
+                <w:szCs w:val="24"/>
+                <w:lang w:val="en-NA"/>
+              </w:rPr>
+            </w:pPr>
+            <w:proofErr w:type="spellStart"/>
+            <w:r>
+              <w:rPr>
+                <w:rFonts w:ascii="Calibri" w:hAnsi="Calibri" w:cs="Calibri"/>
+                <w:sz w:val="24"/>
+                <w:szCs w:val="24"/>
+                <w:lang w:val="en-NA"/>
+              </w:rPr>
+              <w:t>STEMMate</w:t>
+            </w:r>
+            <w:proofErr w:type="spellEnd"/>
+            <w:r>
+              <w:rPr>
+                <w:rFonts w:ascii="Calibri" w:hAnsi="Calibri" w:cs="Calibri"/>
+                <w:sz w:val="24"/>
+                <w:szCs w:val="24"/>
+                <w:lang w:val="en-NA"/>
+              </w:rPr>
+              <w:t xml:space="preserve"> web app; sync server; local storage</w:t>
+            </w:r>
+          </w:p>
+        </w:tc>
+        <w:tc>
+          <w:tcPr>
+            <w:tcW w:w="959" w:type="dxa"/>
+            <w:hideMark/>
+          </w:tcPr>
+          <w:p>
+            <w:pPr>
+              <w:spacing w:line="360" w:lineRule="auto"/>
+              <w:rPr>
+                <w:rFonts w:ascii="Calibri" w:hAnsi="Calibri" w:cs="Calibri"/>
+                <w:sz w:val="24"/>
+                <w:szCs w:val="24"/>
+                <w:lang w:val="en-NA"/>
+              </w:rPr>
+            </w:pPr>
+            <w:r>
+              <w:rPr>
+                <w:rFonts w:ascii="Calibri" w:hAnsi="Calibri" w:cs="Calibri"/>
+                <w:sz w:val="24"/>
+                <w:szCs w:val="24"/>
+                <w:lang w:val="en-NA"/>
+              </w:rPr>
+              <w:t>TC-04</w:t>
+            </w:r>
+          </w:p>
+        </w:tc>
+        <w:tc>
+          <w:tcPr>
+            <w:tcW w:w="2030" w:type="dxa"/>
+            <w:hideMark/>
+          </w:tcPr>
+          <w:p>
+            <w:pPr>
+              <w:spacing w:line="360" w:lineRule="auto"/>
+              <w:rPr>
+                <w:rFonts w:ascii="Calibri" w:hAnsi="Calibri" w:cs="Calibri"/>
+                <w:sz w:val="24"/>
+                <w:szCs w:val="24"/>
+                <w:lang w:val="en-NA"/>
+              </w:rPr>
+            </w:pPr>
+            <w:r>
+              <w:rPr>
+                <w:rFonts w:ascii="Calibri" w:hAnsi="Calibri" w:cs="Calibri"/>
+                <w:sz w:val="24"/>
+                <w:szCs w:val="24"/>
+                <w:lang w:val="en-NA"/>
+              </w:rPr>
+              <w:t>A saved plan synchronises after connectivity returns, without losing its content.</w:t>
+            </w:r>
+          </w:p>
+        </w:tc>
+        <w:tc>
+          <w:tcPr>
+            <w:tcW w:w="2225" w:type="dxa"/>
+            <w:hideMark/>
+          </w:tcPr>
+          <w:p>
+            <w:pPr>
+              <w:spacing w:line="360" w:lineRule="auto"/>
+              <w:rPr>
+                <w:rFonts w:ascii="Calibri" w:hAnsi="Calibri" w:cs="Calibri"/>
+                <w:sz w:val="24"/>
+                <w:szCs w:val="24"/>
+                <w:lang w:val="en-NA"/>
+              </w:rPr>
+            </w:pPr>
+            <w:r>
+              <w:rPr>
+                <w:rFonts w:ascii="Calibri" w:hAnsi="Calibri" w:cs="Calibri"/>
+                <w:sz w:val="24"/>
+                <w:szCs w:val="24"/>
+                <w:lang w:val="en-NA"/>
+              </w:rPr>
+              <w:t xml:space="preserve">Server synchronisation of completed session plans and preservation of plan content after synchronisation have not been </w:t>
             </w:r>
             <w:r>
               <w:rPr>
@@ -1451,26 +1685,25 @@
                 <w:lang w:val="en-NA"/>
               </w:rPr>
               <w:lastRenderedPageBreak/>
-              <w:t>returns without losing content.</w:t>
-            </w:r>
-          </w:p>
-        </w:tc>
-        <w:tc>
-          <w:tcPr>
-            <w:tcW w:w="2520" w:type="dxa"/>
-            <w:hideMark/>
-          </w:tcPr>
-          <w:p>
-            <w:pPr>
-              <w:spacing w:line="360" w:lineRule="auto"/>
-              <w:rPr>
-                <w:rFonts w:ascii="Calibri" w:hAnsi="Calibri" w:cs="Calibri"/>
-                <w:sz w:val="24"/>
-                <w:szCs w:val="24"/>
-                <w:lang w:val="en-NA"/>
-              </w:rPr>
-            </w:pPr>
-            <w:proofErr w:type="spellStart"/>
+              <w:t>demonstrated.</w:t>
+            </w:r>
+          </w:p>
+        </w:tc>
+        <w:tc>
+          <w:tcPr>
+            <w:tcW w:w="1522" w:type="dxa"/>
+            <w:hideMark/>
+          </w:tcPr>
+          <w:p>
+            <w:pPr>
+              <w:spacing w:line="360" w:lineRule="auto"/>
+              <w:rPr>
+                <w:rFonts w:ascii="Calibri" w:hAnsi="Calibri" w:cs="Calibri"/>
+                <w:sz w:val="24"/>
+                <w:szCs w:val="24"/>
+                <w:lang w:val="en-NA"/>
+              </w:rPr>
+            </w:pPr>
             <w:r>
               <w:rPr>
                 <w:rFonts w:ascii="Calibri" w:hAnsi="Calibri" w:cs="Calibri"/>
@@ -1479,168 +1712,33 @@
                 <w:lang w:val="en-NA"/>
               </w:rPr>
               <w:lastRenderedPageBreak/>
-              <w:t>STEMMate</w:t>
-            </w:r>
-            <w:proofErr w:type="spellEnd"/>
-            <w:r>
-              <w:rPr>
-                <w:rFonts w:ascii="Calibri" w:hAnsi="Calibri" w:cs="Calibri"/>
-                <w:sz w:val="24"/>
-                <w:szCs w:val="24"/>
-                <w:lang w:val="en-NA"/>
-              </w:rPr>
-              <w:t xml:space="preserve"> web app; sync server</w:t>
-            </w:r>
-          </w:p>
-        </w:tc>
-        <w:tc>
-          <w:tcPr>
-            <w:tcW w:w="1074" w:type="dxa"/>
-            <w:hideMark/>
-          </w:tcPr>
-          <w:p>
-            <w:pPr>
-              <w:spacing w:line="360" w:lineRule="auto"/>
-              <w:rPr>
-                <w:rFonts w:ascii="Calibri" w:hAnsi="Calibri" w:cs="Calibri"/>
-                <w:sz w:val="24"/>
-                <w:szCs w:val="24"/>
-                <w:lang w:val="en-NA"/>
-              </w:rPr>
-            </w:pPr>
-            <w:r>
-              <w:rPr>
-                <w:rFonts w:ascii="Calibri" w:hAnsi="Calibri" w:cs="Calibri"/>
-                <w:sz w:val="24"/>
-                <w:szCs w:val="24"/>
-                <w:lang w:val="en-NA"/>
-              </w:rPr>
-              <w:t>TC-04</w:t>
-            </w:r>
-          </w:p>
-        </w:tc>
-        <w:tc>
-          <w:tcPr>
-            <w:tcW w:w="0" w:type="auto"/>
-            <w:hideMark/>
-          </w:tcPr>
-          <w:p>
-            <w:pPr>
-              <w:spacing w:line="360" w:lineRule="auto"/>
-              <w:rPr>
-                <w:rFonts w:ascii="Calibri" w:hAnsi="Calibri" w:cs="Calibri"/>
-                <w:sz w:val="24"/>
-                <w:szCs w:val="24"/>
-                <w:lang w:val="en-NA"/>
-              </w:rPr>
-            </w:pPr>
-            <w:r>
-              <w:rPr>
-                <w:rFonts w:ascii="Calibri" w:hAnsi="Calibri" w:cs="Calibri"/>
-                <w:sz w:val="24"/>
-                <w:szCs w:val="24"/>
-                <w:lang w:val="en-NA"/>
-              </w:rPr>
-              <w:t xml:space="preserve">A saved plan synchronises after connectivity returns, </w:t>
-            </w:r>
-            <w:r>
-              <w:rPr>
-                <w:rFonts w:ascii="Calibri" w:hAnsi="Calibri" w:cs="Calibri"/>
-                <w:sz w:val="24"/>
-                <w:szCs w:val="24"/>
-                <w:lang w:val="en-NA"/>
-              </w:rPr>
-              <w:lastRenderedPageBreak/>
-              <w:t>without losing its content.</w:t>
-            </w:r>
-          </w:p>
-        </w:tc>
-        <w:tc>
-          <w:tcPr>
-            <w:tcW w:w="0" w:type="auto"/>
-            <w:hideMark/>
-          </w:tcPr>
-          <w:p>
-            <w:pPr>
-              <w:spacing w:line="360" w:lineRule="auto"/>
-              <w:rPr>
-                <w:rFonts w:ascii="Calibri" w:hAnsi="Calibri" w:cs="Calibri"/>
-                <w:sz w:val="24"/>
-                <w:szCs w:val="24"/>
-                <w:lang w:val="en-NA"/>
-              </w:rPr>
-            </w:pPr>
-            <w:r>
-              <w:rPr>
-                <w:rFonts w:ascii="Calibri" w:hAnsi="Calibri" w:cs="Calibri"/>
-                <w:sz w:val="24"/>
-                <w:szCs w:val="24"/>
-                <w:lang w:val="en-NA"/>
-              </w:rPr>
-              <w:lastRenderedPageBreak/>
-              <w:t>Pending testing</w:t>
-            </w:r>
-          </w:p>
-        </w:tc>
-        <w:tc>
-          <w:tcPr>
-            <w:tcW w:w="0" w:type="auto"/>
-            <w:hideMark/>
-          </w:tcPr>
-          <w:p>
-            <w:pPr>
-              <w:spacing w:line="360" w:lineRule="auto"/>
-              <w:rPr>
-                <w:rFonts w:ascii="Calibri" w:hAnsi="Calibri" w:cs="Calibri"/>
-                <w:sz w:val="24"/>
-                <w:szCs w:val="24"/>
-                <w:lang w:val="en-NA"/>
-              </w:rPr>
-            </w:pPr>
-            <w:r>
-              <w:rPr>
-                <w:rFonts w:ascii="Calibri" w:hAnsi="Calibri" w:cs="Calibri"/>
-                <w:sz w:val="24"/>
-                <w:szCs w:val="24"/>
-                <w:lang w:val="en-NA"/>
-              </w:rPr>
-              <w:t>Pending</w:t>
-            </w:r>
-          </w:p>
-        </w:tc>
-        <w:tc>
-          <w:tcPr>
-            <w:tcW w:w="0" w:type="auto"/>
-            <w:hideMark/>
-          </w:tcPr>
-          <w:p>
-            <w:pPr>
-              <w:spacing w:line="360" w:lineRule="auto"/>
-              <w:rPr>
-                <w:rFonts w:ascii="Calibri" w:hAnsi="Calibri" w:cs="Calibri"/>
-                <w:sz w:val="24"/>
-                <w:szCs w:val="24"/>
-                <w:lang w:val="en-NA"/>
-              </w:rPr>
-            </w:pPr>
-            <w:r>
-              <w:rPr>
-                <w:rFonts w:ascii="Calibri" w:hAnsi="Calibri" w:cs="Calibri"/>
-                <w:sz w:val="24"/>
-                <w:szCs w:val="24"/>
-                <w:lang w:val="en-NA"/>
-              </w:rPr>
-              <w:t xml:space="preserve">Record offline and reconnection test </w:t>
-            </w:r>
-            <w:r>
-              <w:rPr>
-                <w:rFonts w:ascii="Calibri" w:hAnsi="Calibri" w:cs="Calibri"/>
-                <w:sz w:val="24"/>
-                <w:szCs w:val="24"/>
-                <w:lang w:val="en-NA"/>
-              </w:rPr>
-              <w:lastRenderedPageBreak/>
-              <w:t>evidence.</w:t>
+              <w:t>Not implemented</w:t>
+            </w:r>
+          </w:p>
+        </w:tc>
+        <w:tc>
+          <w:tcPr>
+            <w:tcW w:w="3183" w:type="dxa"/>
+            <w:hideMark/>
+          </w:tcPr>
+          <w:p>
+            <w:pPr>
+              <w:spacing w:line="360" w:lineRule="auto"/>
+              <w:rPr>
+                <w:rFonts w:ascii="Calibri" w:hAnsi="Calibri" w:cs="Calibri"/>
+                <w:sz w:val="24"/>
+                <w:szCs w:val="24"/>
+                <w:lang w:val="en-NA"/>
+              </w:rPr>
+            </w:pPr>
+            <w:r>
+              <w:rPr>
+                <w:rFonts w:ascii="Calibri" w:hAnsi="Calibri" w:cs="Calibri"/>
+                <w:sz w:val="24"/>
+                <w:szCs w:val="24"/>
+                <w:lang w:val="en-NA"/>
+              </w:rPr>
+              <w:t>No verified session-plan synchronisation workflow or supporting test evidence was found in the reviewed files.</w:t>
             </w:r>
           </w:p>
         </w:tc>
@@ -1648,34 +1746,33 @@
       <w:tr>
         <w:tc>
           <w:tcPr>
-            <w:tcW w:w="1516" w:type="dxa"/>
-            <w:hideMark/>
-          </w:tcPr>
-          <w:p>
-            <w:pPr>
-              <w:spacing w:line="360" w:lineRule="auto"/>
-              <w:rPr>
-                <w:rFonts w:ascii="Calibri" w:hAnsi="Calibri" w:cs="Calibri"/>
-                <w:sz w:val="24"/>
-                <w:szCs w:val="24"/>
-                <w:lang w:val="en-NA"/>
-              </w:rPr>
-            </w:pPr>
-            <w:r>
-              <w:rPr>
-                <w:rFonts w:ascii="Calibri" w:hAnsi="Calibri" w:cs="Calibri"/>
-                <w:sz w:val="24"/>
-                <w:szCs w:val="24"/>
-                <w:lang w:val="en-NA"/>
-              </w:rPr>
-              <w:lastRenderedPageBreak/>
+            <w:tcW w:w="1544" w:type="dxa"/>
+            <w:hideMark/>
+          </w:tcPr>
+          <w:p>
+            <w:pPr>
+              <w:spacing w:line="360" w:lineRule="auto"/>
+              <w:rPr>
+                <w:rFonts w:ascii="Calibri" w:hAnsi="Calibri" w:cs="Calibri"/>
+                <w:sz w:val="24"/>
+                <w:szCs w:val="24"/>
+                <w:lang w:val="en-NA"/>
+              </w:rPr>
+            </w:pPr>
+            <w:r>
+              <w:rPr>
+                <w:rFonts w:ascii="Calibri" w:hAnsi="Calibri" w:cs="Calibri"/>
+                <w:sz w:val="24"/>
+                <w:szCs w:val="24"/>
+                <w:lang w:val="en-NA"/>
+              </w:rPr>
               <w:t>FR-05</w:t>
             </w:r>
           </w:p>
         </w:tc>
         <w:tc>
           <w:tcPr>
-            <w:tcW w:w="3344" w:type="dxa"/>
+            <w:tcW w:w="2343" w:type="dxa"/>
             <w:hideMark/>
           </w:tcPr>
           <w:p>
@@ -1701,7 +1798,7 @@
         </w:tc>
         <w:tc>
           <w:tcPr>
-            <w:tcW w:w="2520" w:type="dxa"/>
+            <w:tcW w:w="0" w:type="auto"/>
             <w:hideMark/>
           </w:tcPr>
           <w:p>
@@ -1727,7 +1824,7 @@
         </w:tc>
         <w:tc>
           <w:tcPr>
-            <w:tcW w:w="1074" w:type="dxa"/>
+            <w:tcW w:w="959" w:type="dxa"/>
             <w:hideMark/>
           </w:tcPr>
           <w:p>
@@ -1753,7 +1850,7 @@
         </w:tc>
         <w:tc>
           <w:tcPr>
-            <w:tcW w:w="0" w:type="auto"/>
+            <w:tcW w:w="2030" w:type="dxa"/>
             <w:hideMark/>
           </w:tcPr>
           <w:p>
@@ -1779,33 +1876,33 @@
         </w:tc>
         <w:tc>
           <w:tcPr>
-            <w:tcW w:w="0" w:type="auto"/>
-            <w:hideMark/>
-          </w:tcPr>
-          <w:p>
-            <w:pPr>
-              <w:spacing w:line="360" w:lineRule="auto"/>
-              <w:rPr>
-                <w:rFonts w:ascii="Calibri" w:hAnsi="Calibri" w:cs="Calibri"/>
-                <w:sz w:val="24"/>
-                <w:szCs w:val="24"/>
-                <w:lang w:val="en-NA"/>
-              </w:rPr>
-            </w:pPr>
-            <w:r>
-              <w:rPr>
-                <w:rFonts w:ascii="Calibri" w:hAnsi="Calibri" w:cs="Calibri"/>
-                <w:sz w:val="24"/>
-                <w:szCs w:val="24"/>
-                <w:lang w:val="en-NA"/>
-              </w:rPr>
-              <w:t>Not tested</w:t>
-            </w:r>
-          </w:p>
-        </w:tc>
-        <w:tc>
-          <w:tcPr>
-            <w:tcW w:w="0" w:type="auto"/>
+            <w:tcW w:w="2225" w:type="dxa"/>
+            <w:hideMark/>
+          </w:tcPr>
+          <w:p>
+            <w:pPr>
+              <w:spacing w:line="360" w:lineRule="auto"/>
+              <w:rPr>
+                <w:rFonts w:ascii="Calibri" w:hAnsi="Calibri" w:cs="Calibri"/>
+                <w:sz w:val="24"/>
+                <w:szCs w:val="24"/>
+                <w:lang w:val="en-NA"/>
+              </w:rPr>
+            </w:pPr>
+            <w:r>
+              <w:rPr>
+                <w:rFonts w:ascii="Calibri" w:hAnsi="Calibri" w:cs="Calibri"/>
+                <w:sz w:val="24"/>
+                <w:szCs w:val="24"/>
+                <w:lang w:val="en-NA"/>
+              </w:rPr>
+              <w:t>Not implemented or tested in the current interface slice.</w:t>
+            </w:r>
+          </w:p>
+        </w:tc>
+        <w:tc>
+          <w:tcPr>
+            <w:tcW w:w="1522" w:type="dxa"/>
             <w:hideMark/>
           </w:tcPr>
           <w:p>
@@ -1831,27 +1928,27 @@
         </w:tc>
         <w:tc>
           <w:tcPr>
-            <w:tcW w:w="0" w:type="auto"/>
-            <w:hideMark/>
-          </w:tcPr>
-          <w:p>
-            <w:pPr>
-              <w:spacing w:line="360" w:lineRule="auto"/>
-              <w:rPr>
-                <w:rFonts w:ascii="Calibri" w:hAnsi="Calibri" w:cs="Calibri"/>
-                <w:sz w:val="24"/>
-                <w:szCs w:val="24"/>
-                <w:lang w:val="en-NA"/>
-              </w:rPr>
-            </w:pPr>
-            <w:r>
-              <w:rPr>
-                <w:rFonts w:ascii="Calibri" w:hAnsi="Calibri" w:cs="Calibri"/>
-                <w:sz w:val="24"/>
-                <w:szCs w:val="24"/>
-                <w:lang w:val="en-NA"/>
-              </w:rPr>
-              <w:t>Outside the A4 implementation slice.</w:t>
+            <w:tcW w:w="3183" w:type="dxa"/>
+            <w:hideMark/>
+          </w:tcPr>
+          <w:p>
+            <w:pPr>
+              <w:spacing w:line="360" w:lineRule="auto"/>
+              <w:rPr>
+                <w:rFonts w:ascii="Calibri" w:hAnsi="Calibri" w:cs="Calibri"/>
+                <w:sz w:val="24"/>
+                <w:szCs w:val="24"/>
+                <w:lang w:val="en-NA"/>
+              </w:rPr>
+            </w:pPr>
+            <w:r>
+              <w:rPr>
+                <w:rFonts w:ascii="Calibri" w:hAnsi="Calibri" w:cs="Calibri"/>
+                <w:sz w:val="24"/>
+                <w:szCs w:val="24"/>
+                <w:lang w:val="en-NA"/>
+              </w:rPr>
+              <w:t>Outside the current A4 implementation slice, according to the official requirements register.</w:t>
             </w:r>
           </w:p>
         </w:tc>
@@ -1859,7 +1956,7 @@
       <w:tr>
         <w:tc>
           <w:tcPr>
-            <w:tcW w:w="1516" w:type="dxa"/>
+            <w:tcW w:w="1544" w:type="dxa"/>
             <w:hideMark/>
           </w:tcPr>
           <w:p>
@@ -1885,7 +1982,7 @@
         </w:tc>
         <w:tc>
           <w:tcPr>
-            <w:tcW w:w="3344" w:type="dxa"/>
+            <w:tcW w:w="2343" w:type="dxa"/>
             <w:hideMark/>
           </w:tcPr>
           <w:p>
@@ -1911,7 +2008,7 @@
         </w:tc>
         <w:tc>
           <w:tcPr>
-            <w:tcW w:w="2520" w:type="dxa"/>
+            <w:tcW w:w="0" w:type="auto"/>
             <w:hideMark/>
           </w:tcPr>
           <w:p>
@@ -1937,7 +2034,7 @@
         </w:tc>
         <w:tc>
           <w:tcPr>
-            <w:tcW w:w="1074" w:type="dxa"/>
+            <w:tcW w:w="959" w:type="dxa"/>
             <w:hideMark/>
           </w:tcPr>
           <w:p>
@@ -1963,7 +2060,7 @@
         </w:tc>
         <w:tc>
           <w:tcPr>
-            <w:tcW w:w="0" w:type="auto"/>
+            <w:tcW w:w="2030" w:type="dxa"/>
             <w:hideMark/>
           </w:tcPr>
           <w:p>
@@ -1989,33 +2086,33 @@
         </w:tc>
         <w:tc>
           <w:tcPr>
-            <w:tcW w:w="0" w:type="auto"/>
-            <w:hideMark/>
-          </w:tcPr>
-          <w:p>
-            <w:pPr>
-              <w:spacing w:line="360" w:lineRule="auto"/>
-              <w:rPr>
-                <w:rFonts w:ascii="Calibri" w:hAnsi="Calibri" w:cs="Calibri"/>
-                <w:sz w:val="24"/>
-                <w:szCs w:val="24"/>
-                <w:lang w:val="en-NA"/>
-              </w:rPr>
-            </w:pPr>
-            <w:r>
-              <w:rPr>
-                <w:rFonts w:ascii="Calibri" w:hAnsi="Calibri" w:cs="Calibri"/>
-                <w:sz w:val="24"/>
-                <w:szCs w:val="24"/>
-                <w:lang w:val="en-NA"/>
-              </w:rPr>
-              <w:t>Not tested</w:t>
-            </w:r>
-          </w:p>
-        </w:tc>
-        <w:tc>
-          <w:tcPr>
-            <w:tcW w:w="0" w:type="auto"/>
+            <w:tcW w:w="2225" w:type="dxa"/>
+            <w:hideMark/>
+          </w:tcPr>
+          <w:p>
+            <w:pPr>
+              <w:spacing w:line="360" w:lineRule="auto"/>
+              <w:rPr>
+                <w:rFonts w:ascii="Calibri" w:hAnsi="Calibri" w:cs="Calibri"/>
+                <w:sz w:val="24"/>
+                <w:szCs w:val="24"/>
+                <w:lang w:val="en-NA"/>
+              </w:rPr>
+            </w:pPr>
+            <w:r>
+              <w:rPr>
+                <w:rFonts w:ascii="Calibri" w:hAnsi="Calibri" w:cs="Calibri"/>
+                <w:sz w:val="24"/>
+                <w:szCs w:val="24"/>
+                <w:lang w:val="en-NA"/>
+              </w:rPr>
+              <w:t>Not implemented or tested in the current interface slice.</w:t>
+            </w:r>
+          </w:p>
+        </w:tc>
+        <w:tc>
+          <w:tcPr>
+            <w:tcW w:w="1522" w:type="dxa"/>
             <w:hideMark/>
           </w:tcPr>
           <w:p>
@@ -2041,27 +2138,27 @@
         </w:tc>
         <w:tc>
           <w:tcPr>
-            <w:tcW w:w="0" w:type="auto"/>
-            <w:hideMark/>
-          </w:tcPr>
-          <w:p>
-            <w:pPr>
-              <w:spacing w:line="360" w:lineRule="auto"/>
-              <w:rPr>
-                <w:rFonts w:ascii="Calibri" w:hAnsi="Calibri" w:cs="Calibri"/>
-                <w:sz w:val="24"/>
-                <w:szCs w:val="24"/>
-                <w:lang w:val="en-NA"/>
-              </w:rPr>
-            </w:pPr>
-            <w:r>
-              <w:rPr>
-                <w:rFonts w:ascii="Calibri" w:hAnsi="Calibri" w:cs="Calibri"/>
-                <w:sz w:val="24"/>
-                <w:szCs w:val="24"/>
-                <w:lang w:val="en-NA"/>
-              </w:rPr>
-              <w:t>Outside the A4 implementation slice.</w:t>
+            <w:tcW w:w="3183" w:type="dxa"/>
+            <w:hideMark/>
+          </w:tcPr>
+          <w:p>
+            <w:pPr>
+              <w:spacing w:line="360" w:lineRule="auto"/>
+              <w:rPr>
+                <w:rFonts w:ascii="Calibri" w:hAnsi="Calibri" w:cs="Calibri"/>
+                <w:sz w:val="24"/>
+                <w:szCs w:val="24"/>
+                <w:lang w:val="en-NA"/>
+              </w:rPr>
+            </w:pPr>
+            <w:r>
+              <w:rPr>
+                <w:rFonts w:ascii="Calibri" w:hAnsi="Calibri" w:cs="Calibri"/>
+                <w:sz w:val="24"/>
+                <w:szCs w:val="24"/>
+                <w:lang w:val="en-NA"/>
+              </w:rPr>
+              <w:t>Outside the current A4 implementation slice, according to the official requirements register.</w:t>
             </w:r>
           </w:p>
         </w:tc>
@@ -2069,7 +2166,7 @@
       <w:tr>
         <w:tc>
           <w:tcPr>
-            <w:tcW w:w="1516" w:type="dxa"/>
+            <w:tcW w:w="1544" w:type="dxa"/>
             <w:hideMark/>
           </w:tcPr>
           <w:p>
@@ -2095,7 +2192,7 @@
         </w:tc>
         <w:tc>
           <w:tcPr>
-            <w:tcW w:w="3344" w:type="dxa"/>
+            <w:tcW w:w="2343" w:type="dxa"/>
             <w:hideMark/>
           </w:tcPr>
           <w:p>
@@ -2121,33 +2218,33 @@
         </w:tc>
         <w:tc>
           <w:tcPr>
-            <w:tcW w:w="2520" w:type="dxa"/>
-            <w:hideMark/>
-          </w:tcPr>
-          <w:p>
-            <w:pPr>
-              <w:spacing w:line="360" w:lineRule="auto"/>
-              <w:rPr>
-                <w:rFonts w:ascii="Calibri" w:hAnsi="Calibri" w:cs="Calibri"/>
-                <w:sz w:val="24"/>
-                <w:szCs w:val="24"/>
-                <w:lang w:val="en-NA"/>
-              </w:rPr>
-            </w:pPr>
-            <w:r>
-              <w:rPr>
-                <w:rFonts w:ascii="Calibri" w:hAnsi="Calibri" w:cs="Calibri"/>
-                <w:sz w:val="24"/>
-                <w:szCs w:val="24"/>
-                <w:lang w:val="en-NA"/>
-              </w:rPr>
-              <w:t>Authentication and workspace control; implementation to be confirmed</w:t>
-            </w:r>
-          </w:p>
-        </w:tc>
-        <w:tc>
-          <w:tcPr>
-            <w:tcW w:w="1074" w:type="dxa"/>
+            <w:tcW w:w="0" w:type="auto"/>
+            <w:hideMark/>
+          </w:tcPr>
+          <w:p>
+            <w:pPr>
+              <w:spacing w:line="360" w:lineRule="auto"/>
+              <w:rPr>
+                <w:rFonts w:ascii="Calibri" w:hAnsi="Calibri" w:cs="Calibri"/>
+                <w:sz w:val="24"/>
+                <w:szCs w:val="24"/>
+                <w:lang w:val="en-NA"/>
+              </w:rPr>
+            </w:pPr>
+            <w:r>
+              <w:rPr>
+                <w:rFonts w:ascii="Calibri" w:hAnsi="Calibri" w:cs="Calibri"/>
+                <w:sz w:val="24"/>
+                <w:szCs w:val="24"/>
+                <w:lang w:val="en-NA"/>
+              </w:rPr>
+              <w:t>Authentication and workspace control</w:t>
+            </w:r>
+          </w:p>
+        </w:tc>
+        <w:tc>
+          <w:tcPr>
+            <w:tcW w:w="959" w:type="dxa"/>
             <w:hideMark/>
           </w:tcPr>
           <w:p>
@@ -2173,7 +2270,7 @@
         </w:tc>
         <w:tc>
           <w:tcPr>
-            <w:tcW w:w="0" w:type="auto"/>
+            <w:tcW w:w="2030" w:type="dxa"/>
             <w:hideMark/>
           </w:tcPr>
           <w:p>
@@ -2199,79 +2296,110 @@
         </w:tc>
         <w:tc>
           <w:tcPr>
-            <w:tcW w:w="0" w:type="auto"/>
-            <w:hideMark/>
-          </w:tcPr>
-          <w:p>
-            <w:pPr>
-              <w:spacing w:line="360" w:lineRule="auto"/>
-              <w:rPr>
-                <w:rFonts w:ascii="Calibri" w:hAnsi="Calibri" w:cs="Calibri"/>
-                <w:sz w:val="24"/>
-                <w:szCs w:val="24"/>
-                <w:lang w:val="en-NA"/>
-              </w:rPr>
-            </w:pPr>
-            <w:r>
-              <w:rPr>
-                <w:rFonts w:ascii="Calibri" w:hAnsi="Calibri" w:cs="Calibri"/>
-                <w:sz w:val="24"/>
-                <w:szCs w:val="24"/>
-                <w:lang w:val="en-NA"/>
-              </w:rPr>
-              <w:t>Pending testing</w:t>
-            </w:r>
-          </w:p>
-        </w:tc>
-        <w:tc>
-          <w:tcPr>
-            <w:tcW w:w="0" w:type="auto"/>
-            <w:hideMark/>
-          </w:tcPr>
-          <w:p>
-            <w:pPr>
-              <w:spacing w:line="360" w:lineRule="auto"/>
-              <w:rPr>
-                <w:rFonts w:ascii="Calibri" w:hAnsi="Calibri" w:cs="Calibri"/>
-                <w:sz w:val="24"/>
-                <w:szCs w:val="24"/>
-                <w:lang w:val="en-NA"/>
-              </w:rPr>
-            </w:pPr>
-            <w:r>
-              <w:rPr>
-                <w:rFonts w:ascii="Calibri" w:hAnsi="Calibri" w:cs="Calibri"/>
-                <w:sz w:val="24"/>
-                <w:szCs w:val="24"/>
-                <w:lang w:val="en-NA"/>
-              </w:rPr>
-              <w:t>Pending</w:t>
-            </w:r>
-          </w:p>
-        </w:tc>
-        <w:tc>
-          <w:tcPr>
-            <w:tcW w:w="0" w:type="auto"/>
-            <w:hideMark/>
-          </w:tcPr>
-          <w:p>
-            <w:pPr>
-              <w:spacing w:line="360" w:lineRule="auto"/>
-              <w:rPr>
-                <w:rFonts w:ascii="Calibri" w:hAnsi="Calibri" w:cs="Calibri"/>
-                <w:sz w:val="24"/>
-                <w:szCs w:val="24"/>
-                <w:lang w:val="en-NA"/>
-              </w:rPr>
-            </w:pPr>
-            <w:r>
-              <w:rPr>
-                <w:rFonts w:ascii="Calibri" w:hAnsi="Calibri" w:cs="Calibri"/>
-                <w:sz w:val="24"/>
-                <w:szCs w:val="24"/>
-                <w:lang w:val="en-NA"/>
-              </w:rPr>
-              <w:t>Verify the implemented authentication and isolation behaviour.</w:t>
+            <w:tcW w:w="2225" w:type="dxa"/>
+            <w:hideMark/>
+          </w:tcPr>
+          <w:p>
+            <w:pPr>
+              <w:spacing w:line="360" w:lineRule="auto"/>
+              <w:rPr>
+                <w:rFonts w:ascii="Calibri" w:hAnsi="Calibri" w:cs="Calibri"/>
+                <w:sz w:val="24"/>
+                <w:szCs w:val="24"/>
+                <w:lang w:val="en-NA"/>
+              </w:rPr>
+            </w:pPr>
+            <w:r>
+              <w:rPr>
+                <w:rFonts w:ascii="Calibri" w:hAnsi="Calibri" w:cs="Calibri"/>
+                <w:sz w:val="24"/>
+                <w:szCs w:val="24"/>
+                <w:lang w:val="en-NA"/>
+              </w:rPr>
+              <w:t xml:space="preserve">Synthetic demo login, invalid-login feedback and protected-route redirection passed. Secure authentication and full private-workspace </w:t>
+            </w:r>
+            <w:r>
+              <w:rPr>
+                <w:rFonts w:ascii="Calibri" w:hAnsi="Calibri" w:cs="Calibri"/>
+                <w:sz w:val="24"/>
+                <w:szCs w:val="24"/>
+                <w:lang w:val="en-NA"/>
+              </w:rPr>
+              <w:lastRenderedPageBreak/>
+              <w:t>protection have not been established.</w:t>
+            </w:r>
+          </w:p>
+        </w:tc>
+        <w:tc>
+          <w:tcPr>
+            <w:tcW w:w="1522" w:type="dxa"/>
+            <w:hideMark/>
+          </w:tcPr>
+          <w:p>
+            <w:pPr>
+              <w:spacing w:line="360" w:lineRule="auto"/>
+              <w:rPr>
+                <w:rFonts w:ascii="Calibri" w:hAnsi="Calibri" w:cs="Calibri"/>
+                <w:sz w:val="24"/>
+                <w:szCs w:val="24"/>
+                <w:lang w:val="en-NA"/>
+              </w:rPr>
+            </w:pPr>
+            <w:r>
+              <w:rPr>
+                <w:rFonts w:ascii="Calibri" w:hAnsi="Calibri" w:cs="Calibri"/>
+                <w:sz w:val="24"/>
+                <w:szCs w:val="24"/>
+                <w:lang w:val="en-NA"/>
+              </w:rPr>
+              <w:lastRenderedPageBreak/>
+              <w:t>Partial</w:t>
+            </w:r>
+          </w:p>
+        </w:tc>
+        <w:tc>
+          <w:tcPr>
+            <w:tcW w:w="3183" w:type="dxa"/>
+            <w:hideMark/>
+          </w:tcPr>
+          <w:p>
+            <w:pPr>
+              <w:spacing w:line="360" w:lineRule="auto"/>
+              <w:rPr>
+                <w:rFonts w:ascii="Calibri" w:hAnsi="Calibri" w:cs="Calibri"/>
+                <w:sz w:val="24"/>
+                <w:szCs w:val="24"/>
+                <w:lang w:val="en-NA"/>
+              </w:rPr>
+            </w:pPr>
+            <w:r>
+              <w:rPr>
+                <w:rFonts w:ascii="Calibri" w:hAnsi="Calibri" w:cs="Calibri"/>
+                <w:sz w:val="24"/>
+                <w:szCs w:val="24"/>
+                <w:lang w:val="en-NA"/>
+              </w:rPr>
+              <w:t xml:space="preserve">E02, E03, E11, E12. Evidence: </w:t>
+            </w:r>
+            <w:proofErr w:type="spellStart"/>
+            <w:r>
+              <w:rPr>
+                <w:rFonts w:ascii="Calibri" w:hAnsi="Calibri" w:cs="Calibri"/>
+                <w:sz w:val="24"/>
+                <w:szCs w:val="24"/>
+                <w:lang w:val="en-NA"/>
+              </w:rPr>
+              <w:t>src</w:t>
+            </w:r>
+            <w:proofErr w:type="spellEnd"/>
+            <w:r>
+              <w:rPr>
+                <w:rFonts w:ascii="Calibri" w:hAnsi="Calibri" w:cs="Calibri"/>
+                <w:sz w:val="24"/>
+                <w:szCs w:val="24"/>
+                <w:lang w:val="en-NA"/>
+              </w:rPr>
+              <w:t>/docs/e2e-results-run3.json. Authentication remains a placeholder; see ISS-03 and ISS-04 in the test register.</w:t>
             </w:r>
           </w:p>
         </w:tc>
@@ -2279,7 +2407,7 @@
       <w:tr>
         <w:tc>
           <w:tcPr>
-            <w:tcW w:w="1516" w:type="dxa"/>
+            <w:tcW w:w="1544" w:type="dxa"/>
             <w:hideMark/>
           </w:tcPr>
           <w:p>
@@ -2305,7 +2433,7 @@
         </w:tc>
         <w:tc>
           <w:tcPr>
-            <w:tcW w:w="3344" w:type="dxa"/>
+            <w:tcW w:w="2343" w:type="dxa"/>
             <w:hideMark/>
           </w:tcPr>
           <w:p>
@@ -2331,7 +2459,7 @@
         </w:tc>
         <w:tc>
           <w:tcPr>
-            <w:tcW w:w="2520" w:type="dxa"/>
+            <w:tcW w:w="0" w:type="auto"/>
             <w:hideMark/>
           </w:tcPr>
           <w:p>
@@ -2368,7 +2496,7 @@
         </w:tc>
         <w:tc>
           <w:tcPr>
-            <w:tcW w:w="1074" w:type="dxa"/>
+            <w:tcW w:w="959" w:type="dxa"/>
             <w:hideMark/>
           </w:tcPr>
           <w:p>
@@ -2394,7 +2522,7 @@
         </w:tc>
         <w:tc>
           <w:tcPr>
-            <w:tcW w:w="0" w:type="auto"/>
+            <w:tcW w:w="2030" w:type="dxa"/>
             <w:hideMark/>
           </w:tcPr>
           <w:p>
@@ -2420,79 +2548,99 @@
         </w:tc>
         <w:tc>
           <w:tcPr>
-            <w:tcW w:w="0" w:type="auto"/>
-            <w:hideMark/>
-          </w:tcPr>
-          <w:p>
-            <w:pPr>
-              <w:spacing w:line="360" w:lineRule="auto"/>
-              <w:rPr>
-                <w:rFonts w:ascii="Calibri" w:hAnsi="Calibri" w:cs="Calibri"/>
-                <w:sz w:val="24"/>
-                <w:szCs w:val="24"/>
-                <w:lang w:val="en-NA"/>
-              </w:rPr>
-            </w:pPr>
-            <w:r>
-              <w:rPr>
-                <w:rFonts w:ascii="Calibri" w:hAnsi="Calibri" w:cs="Calibri"/>
-                <w:sz w:val="24"/>
-                <w:szCs w:val="24"/>
-                <w:lang w:val="en-NA"/>
-              </w:rPr>
-              <w:t>Pending testing</w:t>
-            </w:r>
-          </w:p>
-        </w:tc>
-        <w:tc>
-          <w:tcPr>
-            <w:tcW w:w="0" w:type="auto"/>
-            <w:hideMark/>
-          </w:tcPr>
-          <w:p>
-            <w:pPr>
-              <w:spacing w:line="360" w:lineRule="auto"/>
-              <w:rPr>
-                <w:rFonts w:ascii="Calibri" w:hAnsi="Calibri" w:cs="Calibri"/>
-                <w:sz w:val="24"/>
-                <w:szCs w:val="24"/>
-                <w:lang w:val="en-NA"/>
-              </w:rPr>
-            </w:pPr>
-            <w:r>
-              <w:rPr>
-                <w:rFonts w:ascii="Calibri" w:hAnsi="Calibri" w:cs="Calibri"/>
-                <w:sz w:val="24"/>
-                <w:szCs w:val="24"/>
-                <w:lang w:val="en-NA"/>
-              </w:rPr>
-              <w:t>Pending</w:t>
-            </w:r>
-          </w:p>
-        </w:tc>
-        <w:tc>
-          <w:tcPr>
-            <w:tcW w:w="0" w:type="auto"/>
-            <w:hideMark/>
-          </w:tcPr>
-          <w:p>
-            <w:pPr>
-              <w:spacing w:line="360" w:lineRule="auto"/>
-              <w:rPr>
-                <w:rFonts w:ascii="Calibri" w:hAnsi="Calibri" w:cs="Calibri"/>
-                <w:sz w:val="24"/>
-                <w:szCs w:val="24"/>
-                <w:lang w:val="en-NA"/>
-              </w:rPr>
-            </w:pPr>
-            <w:r>
-              <w:rPr>
-                <w:rFonts w:ascii="Calibri" w:hAnsi="Calibri" w:cs="Calibri"/>
-                <w:sz w:val="24"/>
-                <w:szCs w:val="24"/>
-                <w:lang w:val="en-NA"/>
-              </w:rPr>
-              <w:t>Verify all three states and local plan preservation.</w:t>
+            <w:tcW w:w="2225" w:type="dxa"/>
+            <w:hideMark/>
+          </w:tcPr>
+          <w:p>
+            <w:pPr>
+              <w:spacing w:line="360" w:lineRule="auto"/>
+              <w:rPr>
+                <w:rFonts w:ascii="Calibri" w:hAnsi="Calibri" w:cs="Calibri"/>
+                <w:sz w:val="24"/>
+                <w:szCs w:val="24"/>
+                <w:lang w:val="en-NA"/>
+              </w:rPr>
+            </w:pPr>
+            <w:r>
+              <w:rPr>
+                <w:rFonts w:ascii="Calibri" w:hAnsi="Calibri" w:cs="Calibri"/>
+                <w:sz w:val="24"/>
+                <w:szCs w:val="24"/>
+                <w:lang w:val="en-NA"/>
+              </w:rPr>
+              <w:t>The interface displays Online/Offline connectivity text, but the required plan sync states and failed-sync recovery have not been demonstrated.</w:t>
+            </w:r>
+          </w:p>
+        </w:tc>
+        <w:tc>
+          <w:tcPr>
+            <w:tcW w:w="1522" w:type="dxa"/>
+            <w:hideMark/>
+          </w:tcPr>
+          <w:p>
+            <w:pPr>
+              <w:spacing w:line="360" w:lineRule="auto"/>
+              <w:rPr>
+                <w:rFonts w:ascii="Calibri" w:hAnsi="Calibri" w:cs="Calibri"/>
+                <w:sz w:val="24"/>
+                <w:szCs w:val="24"/>
+                <w:lang w:val="en-NA"/>
+              </w:rPr>
+            </w:pPr>
+            <w:r>
+              <w:rPr>
+                <w:rFonts w:ascii="Calibri" w:hAnsi="Calibri" w:cs="Calibri"/>
+                <w:sz w:val="24"/>
+                <w:szCs w:val="24"/>
+                <w:lang w:val="en-NA"/>
+              </w:rPr>
+              <w:t>Not implemented</w:t>
+            </w:r>
+          </w:p>
+        </w:tc>
+        <w:tc>
+          <w:tcPr>
+            <w:tcW w:w="3183" w:type="dxa"/>
+            <w:hideMark/>
+          </w:tcPr>
+          <w:p>
+            <w:pPr>
+              <w:spacing w:line="360" w:lineRule="auto"/>
+              <w:rPr>
+                <w:rFonts w:ascii="Calibri" w:hAnsi="Calibri" w:cs="Calibri"/>
+                <w:sz w:val="24"/>
+                <w:szCs w:val="24"/>
+                <w:lang w:val="en-NA"/>
+              </w:rPr>
+            </w:pPr>
+            <w:r>
+              <w:rPr>
+                <w:rFonts w:ascii="Calibri" w:hAnsi="Calibri" w:cs="Calibri"/>
+                <w:sz w:val="24"/>
+                <w:szCs w:val="24"/>
+                <w:lang w:val="en-NA"/>
+              </w:rPr>
+              <w:t xml:space="preserve">E09 verifies connectivity feedback only. Evidence: </w:t>
+            </w:r>
+            <w:proofErr w:type="spellStart"/>
+            <w:r>
+              <w:rPr>
+                <w:rFonts w:ascii="Calibri" w:hAnsi="Calibri" w:cs="Calibri"/>
+                <w:sz w:val="24"/>
+                <w:szCs w:val="24"/>
+                <w:lang w:val="en-NA"/>
+              </w:rPr>
+              <w:t>src</w:t>
+            </w:r>
+            <w:proofErr w:type="spellEnd"/>
+            <w:r>
+              <w:rPr>
+                <w:rFonts w:ascii="Calibri" w:hAnsi="Calibri" w:cs="Calibri"/>
+                <w:sz w:val="24"/>
+                <w:szCs w:val="24"/>
+                <w:lang w:val="en-NA"/>
+              </w:rPr>
+              <w:t>/docs/e2e-results-run3.json.</w:t>
             </w:r>
           </w:p>
         </w:tc>
@@ -2500,7 +2648,7 @@
       <w:tr>
         <w:tc>
           <w:tcPr>
-            <w:tcW w:w="1516" w:type="dxa"/>
+            <w:tcW w:w="1544" w:type="dxa"/>
             <w:hideMark/>
           </w:tcPr>
           <w:p>
@@ -2526,27 +2674,151 @@
         </w:tc>
         <w:tc>
           <w:tcPr>
-            <w:tcW w:w="3344" w:type="dxa"/>
-            <w:hideMark/>
-          </w:tcPr>
-          <w:p>
-            <w:pPr>
-              <w:spacing w:line="360" w:lineRule="auto"/>
-              <w:rPr>
-                <w:rFonts w:ascii="Calibri" w:hAnsi="Calibri" w:cs="Calibri"/>
-                <w:sz w:val="24"/>
-                <w:szCs w:val="24"/>
-                <w:lang w:val="en-NA"/>
-              </w:rPr>
-            </w:pPr>
-            <w:r>
-              <w:rPr>
-                <w:rFonts w:ascii="Calibri" w:hAnsi="Calibri" w:cs="Calibri"/>
-                <w:sz w:val="24"/>
-                <w:szCs w:val="24"/>
-                <w:lang w:val="en-NA"/>
-              </w:rPr>
-              <w:t xml:space="preserve">Allow a facilitator to find and select a suitable stored activity </w:t>
+            <w:tcW w:w="2343" w:type="dxa"/>
+            <w:hideMark/>
+          </w:tcPr>
+          <w:p>
+            <w:pPr>
+              <w:spacing w:line="360" w:lineRule="auto"/>
+              <w:rPr>
+                <w:rFonts w:ascii="Calibri" w:hAnsi="Calibri" w:cs="Calibri"/>
+                <w:sz w:val="24"/>
+                <w:szCs w:val="24"/>
+                <w:lang w:val="en-NA"/>
+              </w:rPr>
+            </w:pPr>
+            <w:r>
+              <w:rPr>
+                <w:rFonts w:ascii="Calibri" w:hAnsi="Calibri" w:cs="Calibri"/>
+                <w:sz w:val="24"/>
+                <w:szCs w:val="24"/>
+                <w:lang w:val="en-NA"/>
+              </w:rPr>
+              <w:t>Allow a facilitator to find and select a suitable stored activity within approximately two minutes offline.</w:t>
+            </w:r>
+          </w:p>
+        </w:tc>
+        <w:tc>
+          <w:tcPr>
+            <w:tcW w:w="0" w:type="auto"/>
+            <w:hideMark/>
+          </w:tcPr>
+          <w:p>
+            <w:pPr>
+              <w:spacing w:line="360" w:lineRule="auto"/>
+              <w:rPr>
+                <w:rFonts w:ascii="Calibri" w:hAnsi="Calibri" w:cs="Calibri"/>
+                <w:sz w:val="24"/>
+                <w:szCs w:val="24"/>
+                <w:lang w:val="en-NA"/>
+              </w:rPr>
+            </w:pPr>
+            <w:r>
+              <w:rPr>
+                <w:rFonts w:ascii="Calibri" w:hAnsi="Calibri" w:cs="Calibri"/>
+                <w:sz w:val="24"/>
+                <w:szCs w:val="24"/>
+                <w:lang w:val="en-NA"/>
+              </w:rPr>
+              <w:t xml:space="preserve">Activity library; </w:t>
+            </w:r>
+            <w:proofErr w:type="spellStart"/>
+            <w:r>
+              <w:rPr>
+                <w:rFonts w:ascii="Calibri" w:hAnsi="Calibri" w:cs="Calibri"/>
+                <w:sz w:val="24"/>
+                <w:szCs w:val="24"/>
+                <w:lang w:val="en-NA"/>
+              </w:rPr>
+              <w:t>STEMMate</w:t>
+            </w:r>
+            <w:proofErr w:type="spellEnd"/>
+            <w:r>
+              <w:rPr>
+                <w:rFonts w:ascii="Calibri" w:hAnsi="Calibri" w:cs="Calibri"/>
+                <w:sz w:val="24"/>
+                <w:szCs w:val="24"/>
+                <w:lang w:val="en-NA"/>
+              </w:rPr>
+              <w:t xml:space="preserve"> web app</w:t>
+            </w:r>
+          </w:p>
+        </w:tc>
+        <w:tc>
+          <w:tcPr>
+            <w:tcW w:w="959" w:type="dxa"/>
+            <w:hideMark/>
+          </w:tcPr>
+          <w:p>
+            <w:pPr>
+              <w:spacing w:line="360" w:lineRule="auto"/>
+              <w:rPr>
+                <w:rFonts w:ascii="Calibri" w:hAnsi="Calibri" w:cs="Calibri"/>
+                <w:sz w:val="24"/>
+                <w:szCs w:val="24"/>
+                <w:lang w:val="en-NA"/>
+              </w:rPr>
+            </w:pPr>
+            <w:r>
+              <w:rPr>
+                <w:rFonts w:ascii="Calibri" w:hAnsi="Calibri" w:cs="Calibri"/>
+                <w:sz w:val="24"/>
+                <w:szCs w:val="24"/>
+                <w:lang w:val="en-NA"/>
+              </w:rPr>
+              <w:t>TC-09</w:t>
+            </w:r>
+          </w:p>
+        </w:tc>
+        <w:tc>
+          <w:tcPr>
+            <w:tcW w:w="2030" w:type="dxa"/>
+            <w:hideMark/>
+          </w:tcPr>
+          <w:p>
+            <w:pPr>
+              <w:spacing w:line="360" w:lineRule="auto"/>
+              <w:rPr>
+                <w:rFonts w:ascii="Calibri" w:hAnsi="Calibri" w:cs="Calibri"/>
+                <w:sz w:val="24"/>
+                <w:szCs w:val="24"/>
+                <w:lang w:val="en-NA"/>
+              </w:rPr>
+            </w:pPr>
+            <w:r>
+              <w:rPr>
+                <w:rFonts w:ascii="Calibri" w:hAnsi="Calibri" w:cs="Calibri"/>
+                <w:sz w:val="24"/>
+                <w:szCs w:val="24"/>
+                <w:lang w:val="en-NA"/>
+              </w:rPr>
+              <w:t>A suitable activity can be found and selected offline within the target time.</w:t>
+            </w:r>
+          </w:p>
+        </w:tc>
+        <w:tc>
+          <w:tcPr>
+            <w:tcW w:w="2225" w:type="dxa"/>
+            <w:hideMark/>
+          </w:tcPr>
+          <w:p>
+            <w:pPr>
+              <w:spacing w:line="360" w:lineRule="auto"/>
+              <w:rPr>
+                <w:rFonts w:ascii="Calibri" w:hAnsi="Calibri" w:cs="Calibri"/>
+                <w:sz w:val="24"/>
+                <w:szCs w:val="24"/>
+                <w:lang w:val="en-NA"/>
+              </w:rPr>
+            </w:pPr>
+            <w:r>
+              <w:rPr>
+                <w:rFonts w:ascii="Calibri" w:hAnsi="Calibri" w:cs="Calibri"/>
+                <w:sz w:val="24"/>
+                <w:szCs w:val="24"/>
+                <w:lang w:val="en-NA"/>
+              </w:rPr>
+              <w:t xml:space="preserve">Filtering passed, and a saved activity reopened in airplane mode. Automated filter-response testing passed under simulated CPU throttling, but the complete offline task and unaided first-time-user test </w:t>
             </w:r>
             <w:r>
               <w:rPr>
@@ -2556,13 +2828,13 @@
                 <w:lang w:val="en-NA"/>
               </w:rPr>
               <w:lastRenderedPageBreak/>
-              <w:t>within approximately two minutes offline.</w:t>
-            </w:r>
-          </w:p>
-        </w:tc>
-        <w:tc>
-          <w:tcPr>
-            <w:tcW w:w="2520" w:type="dxa"/>
+              <w:t>remain unverified.</w:t>
+            </w:r>
+          </w:p>
+        </w:tc>
+        <w:tc>
+          <w:tcPr>
+            <w:tcW w:w="1522" w:type="dxa"/>
             <w:hideMark/>
           </w:tcPr>
           <w:p>
@@ -2583,7 +2855,33 @@
                 <w:lang w:val="en-NA"/>
               </w:rPr>
               <w:lastRenderedPageBreak/>
-              <w:t xml:space="preserve">Activity library; </w:t>
+              <w:t>Partial</w:t>
+            </w:r>
+          </w:p>
+        </w:tc>
+        <w:tc>
+          <w:tcPr>
+            <w:tcW w:w="3183" w:type="dxa"/>
+            <w:hideMark/>
+          </w:tcPr>
+          <w:p>
+            <w:pPr>
+              <w:spacing w:line="360" w:lineRule="auto"/>
+              <w:rPr>
+                <w:rFonts w:ascii="Calibri" w:hAnsi="Calibri" w:cs="Calibri"/>
+                <w:sz w:val="24"/>
+                <w:szCs w:val="24"/>
+                <w:lang w:val="en-NA"/>
+              </w:rPr>
+            </w:pPr>
+            <w:r>
+              <w:rPr>
+                <w:rFonts w:ascii="Calibri" w:hAnsi="Calibri" w:cs="Calibri"/>
+                <w:sz w:val="24"/>
+                <w:szCs w:val="24"/>
+                <w:lang w:val="en-NA"/>
+              </w:rPr>
+              <w:t xml:space="preserve">U01–U04, E01, E04, E14. Manual test M03 is NOT RUN. Evidence: </w:t>
             </w:r>
             <w:proofErr w:type="spellStart"/>
             <w:r>
@@ -2593,7 +2891,7 @@
                 <w:szCs w:val="24"/>
                 <w:lang w:val="en-NA"/>
               </w:rPr>
-              <w:t>STEMMate</w:t>
+              <w:t>src</w:t>
             </w:r>
             <w:proofErr w:type="spellEnd"/>
             <w:r>
@@ -2603,148 +2901,47 @@
                 <w:szCs w:val="24"/>
                 <w:lang w:val="en-NA"/>
               </w:rPr>
-              <w:t xml:space="preserve"> web app</w:t>
-            </w:r>
-          </w:p>
-        </w:tc>
-        <w:tc>
-          <w:tcPr>
-            <w:tcW w:w="1074" w:type="dxa"/>
-            <w:hideMark/>
-          </w:tcPr>
-          <w:p>
-            <w:pPr>
-              <w:spacing w:line="360" w:lineRule="auto"/>
-              <w:rPr>
-                <w:rFonts w:ascii="Calibri" w:hAnsi="Calibri" w:cs="Calibri"/>
-                <w:sz w:val="24"/>
-                <w:szCs w:val="24"/>
-                <w:lang w:val="en-NA"/>
-              </w:rPr>
-            </w:pPr>
-            <w:r>
-              <w:rPr>
-                <w:rFonts w:ascii="Calibri" w:hAnsi="Calibri" w:cs="Calibri"/>
-                <w:sz w:val="24"/>
-                <w:szCs w:val="24"/>
-                <w:lang w:val="en-NA"/>
-              </w:rPr>
-              <w:t>TC-09</w:t>
-            </w:r>
-          </w:p>
-        </w:tc>
-        <w:tc>
-          <w:tcPr>
-            <w:tcW w:w="0" w:type="auto"/>
-            <w:hideMark/>
-          </w:tcPr>
-          <w:p>
-            <w:pPr>
-              <w:spacing w:line="360" w:lineRule="auto"/>
-              <w:rPr>
-                <w:rFonts w:ascii="Calibri" w:hAnsi="Calibri" w:cs="Calibri"/>
-                <w:sz w:val="24"/>
-                <w:szCs w:val="24"/>
-                <w:lang w:val="en-NA"/>
-              </w:rPr>
-            </w:pPr>
-            <w:r>
-              <w:rPr>
-                <w:rFonts w:ascii="Calibri" w:hAnsi="Calibri" w:cs="Calibri"/>
-                <w:sz w:val="24"/>
-                <w:szCs w:val="24"/>
-                <w:lang w:val="en-NA"/>
-              </w:rPr>
-              <w:t xml:space="preserve">A suitable activity can be found and selected offline </w:t>
-            </w:r>
-            <w:r>
-              <w:rPr>
-                <w:rFonts w:ascii="Calibri" w:hAnsi="Calibri" w:cs="Calibri"/>
-                <w:sz w:val="24"/>
-                <w:szCs w:val="24"/>
-                <w:lang w:val="en-NA"/>
-              </w:rPr>
-              <w:lastRenderedPageBreak/>
-              <w:t>within the target time.</w:t>
-            </w:r>
-          </w:p>
-        </w:tc>
-        <w:tc>
-          <w:tcPr>
-            <w:tcW w:w="0" w:type="auto"/>
-            <w:hideMark/>
-          </w:tcPr>
-          <w:p>
-            <w:pPr>
-              <w:spacing w:line="360" w:lineRule="auto"/>
-              <w:rPr>
-                <w:rFonts w:ascii="Calibri" w:hAnsi="Calibri" w:cs="Calibri"/>
-                <w:sz w:val="24"/>
-                <w:szCs w:val="24"/>
-                <w:lang w:val="en-NA"/>
-              </w:rPr>
-            </w:pPr>
-            <w:r>
-              <w:rPr>
-                <w:rFonts w:ascii="Calibri" w:hAnsi="Calibri" w:cs="Calibri"/>
-                <w:sz w:val="24"/>
-                <w:szCs w:val="24"/>
-                <w:lang w:val="en-NA"/>
-              </w:rPr>
-              <w:lastRenderedPageBreak/>
-              <w:t>Pending testing</w:t>
-            </w:r>
-          </w:p>
-        </w:tc>
-        <w:tc>
-          <w:tcPr>
-            <w:tcW w:w="0" w:type="auto"/>
-            <w:hideMark/>
-          </w:tcPr>
-          <w:p>
-            <w:pPr>
-              <w:spacing w:line="360" w:lineRule="auto"/>
-              <w:rPr>
-                <w:rFonts w:ascii="Calibri" w:hAnsi="Calibri" w:cs="Calibri"/>
-                <w:sz w:val="24"/>
-                <w:szCs w:val="24"/>
-                <w:lang w:val="en-NA"/>
-              </w:rPr>
-            </w:pPr>
-            <w:r>
-              <w:rPr>
-                <w:rFonts w:ascii="Calibri" w:hAnsi="Calibri" w:cs="Calibri"/>
-                <w:sz w:val="24"/>
-                <w:szCs w:val="24"/>
-                <w:lang w:val="en-NA"/>
-              </w:rPr>
-              <w:t>Pending</w:t>
-            </w:r>
-          </w:p>
-        </w:tc>
-        <w:tc>
-          <w:tcPr>
-            <w:tcW w:w="0" w:type="auto"/>
-            <w:hideMark/>
-          </w:tcPr>
-          <w:p>
-            <w:pPr>
-              <w:spacing w:line="360" w:lineRule="auto"/>
-              <w:rPr>
-                <w:rFonts w:ascii="Calibri" w:hAnsi="Calibri" w:cs="Calibri"/>
-                <w:sz w:val="24"/>
-                <w:szCs w:val="24"/>
-                <w:lang w:val="en-NA"/>
-              </w:rPr>
-            </w:pPr>
-            <w:r>
-              <w:rPr>
-                <w:rFonts w:ascii="Calibri" w:hAnsi="Calibri" w:cs="Calibri"/>
-                <w:sz w:val="24"/>
-                <w:szCs w:val="24"/>
-                <w:lang w:val="en-NA"/>
-              </w:rPr>
-              <w:t>Record elapsed time and test conditions.</w:t>
+              <w:t xml:space="preserve">/docs/unit-results-run2.tap, </w:t>
+            </w:r>
+            <w:proofErr w:type="spellStart"/>
+            <w:r>
+              <w:rPr>
+                <w:rFonts w:ascii="Calibri" w:hAnsi="Calibri" w:cs="Calibri"/>
+                <w:sz w:val="24"/>
+                <w:szCs w:val="24"/>
+                <w:lang w:val="en-NA"/>
+              </w:rPr>
+              <w:t>src</w:t>
+            </w:r>
+            <w:proofErr w:type="spellEnd"/>
+            <w:r>
+              <w:rPr>
+                <w:rFonts w:ascii="Calibri" w:hAnsi="Calibri" w:cs="Calibri"/>
+                <w:sz w:val="24"/>
+                <w:szCs w:val="24"/>
+                <w:lang w:val="en-NA"/>
+              </w:rPr>
+              <w:t xml:space="preserve">/docs/e2e-results-run3.json, </w:t>
+            </w:r>
+            <w:proofErr w:type="spellStart"/>
+            <w:r>
+              <w:rPr>
+                <w:rFonts w:ascii="Calibri" w:hAnsi="Calibri" w:cs="Calibri"/>
+                <w:sz w:val="24"/>
+                <w:szCs w:val="24"/>
+                <w:lang w:val="en-NA"/>
+              </w:rPr>
+              <w:t>src</w:t>
+            </w:r>
+            <w:proofErr w:type="spellEnd"/>
+            <w:r>
+              <w:rPr>
+                <w:rFonts w:ascii="Calibri" w:hAnsi="Calibri" w:cs="Calibri"/>
+                <w:sz w:val="24"/>
+                <w:szCs w:val="24"/>
+                <w:lang w:val="en-NA"/>
+              </w:rPr>
+              <w:t>/docs/TEST_REGISTER.md.</w:t>
             </w:r>
           </w:p>
         </w:tc>
@@ -2752,7 +2949,7 @@
       <w:tr>
         <w:tc>
           <w:tcPr>
-            <w:tcW w:w="1516" w:type="dxa"/>
+            <w:tcW w:w="1544" w:type="dxa"/>
             <w:hideMark/>
           </w:tcPr>
           <w:p>
@@ -2778,7 +2975,7 @@
         </w:tc>
         <w:tc>
           <w:tcPr>
-            <w:tcW w:w="3344" w:type="dxa"/>
+            <w:tcW w:w="2343" w:type="dxa"/>
             <w:hideMark/>
           </w:tcPr>
           <w:p>
@@ -2804,7 +3001,7 @@
         </w:tc>
         <w:tc>
           <w:tcPr>
-            <w:tcW w:w="2520" w:type="dxa"/>
+            <w:tcW w:w="0" w:type="auto"/>
             <w:hideMark/>
           </w:tcPr>
           <w:p>
@@ -2830,7 +3027,7 @@
         </w:tc>
         <w:tc>
           <w:tcPr>
-            <w:tcW w:w="1074" w:type="dxa"/>
+            <w:tcW w:w="959" w:type="dxa"/>
             <w:hideMark/>
           </w:tcPr>
           <w:p>
@@ -2856,7 +3053,7 @@
         </w:tc>
         <w:tc>
           <w:tcPr>
-            <w:tcW w:w="0" w:type="auto"/>
+            <w:tcW w:w="2030" w:type="dxa"/>
             <w:hideMark/>
           </w:tcPr>
           <w:p>
@@ -2882,79 +3079,79 @@
         </w:tc>
         <w:tc>
           <w:tcPr>
-            <w:tcW w:w="0" w:type="auto"/>
-            <w:hideMark/>
-          </w:tcPr>
-          <w:p>
-            <w:pPr>
-              <w:spacing w:line="360" w:lineRule="auto"/>
-              <w:rPr>
-                <w:rFonts w:ascii="Calibri" w:hAnsi="Calibri" w:cs="Calibri"/>
-                <w:sz w:val="24"/>
-                <w:szCs w:val="24"/>
-                <w:lang w:val="en-NA"/>
-              </w:rPr>
-            </w:pPr>
-            <w:r>
-              <w:rPr>
-                <w:rFonts w:ascii="Calibri" w:hAnsi="Calibri" w:cs="Calibri"/>
-                <w:sz w:val="24"/>
-                <w:szCs w:val="24"/>
-                <w:lang w:val="en-NA"/>
-              </w:rPr>
-              <w:t>Pending testing</w:t>
-            </w:r>
-          </w:p>
-        </w:tc>
-        <w:tc>
-          <w:tcPr>
-            <w:tcW w:w="0" w:type="auto"/>
-            <w:hideMark/>
-          </w:tcPr>
-          <w:p>
-            <w:pPr>
-              <w:spacing w:line="360" w:lineRule="auto"/>
-              <w:rPr>
-                <w:rFonts w:ascii="Calibri" w:hAnsi="Calibri" w:cs="Calibri"/>
-                <w:sz w:val="24"/>
-                <w:szCs w:val="24"/>
-                <w:lang w:val="en-NA"/>
-              </w:rPr>
-            </w:pPr>
-            <w:r>
-              <w:rPr>
-                <w:rFonts w:ascii="Calibri" w:hAnsi="Calibri" w:cs="Calibri"/>
-                <w:sz w:val="24"/>
-                <w:szCs w:val="24"/>
-                <w:lang w:val="en-NA"/>
-              </w:rPr>
-              <w:t>Pending</w:t>
-            </w:r>
-          </w:p>
-        </w:tc>
-        <w:tc>
-          <w:tcPr>
-            <w:tcW w:w="0" w:type="auto"/>
-            <w:hideMark/>
-          </w:tcPr>
-          <w:p>
-            <w:pPr>
-              <w:spacing w:line="360" w:lineRule="auto"/>
-              <w:rPr>
-                <w:rFonts w:ascii="Calibri" w:hAnsi="Calibri" w:cs="Calibri"/>
-                <w:sz w:val="24"/>
-                <w:szCs w:val="24"/>
-                <w:lang w:val="en-NA"/>
-              </w:rPr>
-            </w:pPr>
-            <w:r>
-              <w:rPr>
-                <w:rFonts w:ascii="Calibri" w:hAnsi="Calibri" w:cs="Calibri"/>
-                <w:sz w:val="24"/>
-                <w:szCs w:val="24"/>
-                <w:lang w:val="en-NA"/>
-              </w:rPr>
-              <w:t>Test each interruption separately.</w:t>
+            <w:tcW w:w="2225" w:type="dxa"/>
+            <w:hideMark/>
+          </w:tcPr>
+          <w:p>
+            <w:pPr>
+              <w:spacing w:line="360" w:lineRule="auto"/>
+              <w:rPr>
+                <w:rFonts w:ascii="Calibri" w:hAnsi="Calibri" w:cs="Calibri"/>
+                <w:sz w:val="24"/>
+                <w:szCs w:val="24"/>
+                <w:lang w:val="en-NA"/>
+              </w:rPr>
+            </w:pPr>
+            <w:r>
+              <w:rPr>
+                <w:rFonts w:ascii="Calibri" w:hAnsi="Calibri" w:cs="Calibri"/>
+                <w:sz w:val="24"/>
+                <w:szCs w:val="24"/>
+                <w:lang w:val="en-NA"/>
+              </w:rPr>
+              <w:t>Saved-activity persistence and offline reopening passed, but automatic saving and recovery of unfinished session plans across all specified interruption scenarios have not been demonstrated.</w:t>
+            </w:r>
+          </w:p>
+        </w:tc>
+        <w:tc>
+          <w:tcPr>
+            <w:tcW w:w="1522" w:type="dxa"/>
+            <w:hideMark/>
+          </w:tcPr>
+          <w:p>
+            <w:pPr>
+              <w:spacing w:line="360" w:lineRule="auto"/>
+              <w:rPr>
+                <w:rFonts w:ascii="Calibri" w:hAnsi="Calibri" w:cs="Calibri"/>
+                <w:sz w:val="24"/>
+                <w:szCs w:val="24"/>
+                <w:lang w:val="en-NA"/>
+              </w:rPr>
+            </w:pPr>
+            <w:r>
+              <w:rPr>
+                <w:rFonts w:ascii="Calibri" w:hAnsi="Calibri" w:cs="Calibri"/>
+                <w:sz w:val="24"/>
+                <w:szCs w:val="24"/>
+                <w:lang w:val="en-NA"/>
+              </w:rPr>
+              <w:t>Not implemented</w:t>
+            </w:r>
+          </w:p>
+        </w:tc>
+        <w:tc>
+          <w:tcPr>
+            <w:tcW w:w="3183" w:type="dxa"/>
+            <w:hideMark/>
+          </w:tcPr>
+          <w:p>
+            <w:pPr>
+              <w:spacing w:line="360" w:lineRule="auto"/>
+              <w:rPr>
+                <w:rFonts w:ascii="Calibri" w:hAnsi="Calibri" w:cs="Calibri"/>
+                <w:sz w:val="24"/>
+                <w:szCs w:val="24"/>
+                <w:lang w:val="en-NA"/>
+              </w:rPr>
+            </w:pPr>
+            <w:r>
+              <w:rPr>
+                <w:rFonts w:ascii="Calibri" w:hAnsi="Calibri" w:cs="Calibri"/>
+                <w:sz w:val="24"/>
+                <w:szCs w:val="24"/>
+                <w:lang w:val="en-NA"/>
+              </w:rPr>
+              <w:t>Existing tests labelled QR-02 use an older requirement definition and do not establish compliance with this A4 requirement.</w:t>
             </w:r>
           </w:p>
         </w:tc>
@@ -2962,7 +3159,7 @@
       <w:tr>
         <w:tc>
           <w:tcPr>
-            <w:tcW w:w="1516" w:type="dxa"/>
+            <w:tcW w:w="1544" w:type="dxa"/>
             <w:hideMark/>
           </w:tcPr>
           <w:p>
@@ -2988,7 +3185,7 @@
         </w:tc>
         <w:tc>
           <w:tcPr>
-            <w:tcW w:w="3344" w:type="dxa"/>
+            <w:tcW w:w="2343" w:type="dxa"/>
             <w:hideMark/>
           </w:tcPr>
           <w:p>
@@ -3014,7 +3211,7 @@
         </w:tc>
         <w:tc>
           <w:tcPr>
-            <w:tcW w:w="2520" w:type="dxa"/>
+            <w:tcW w:w="0" w:type="auto"/>
             <w:hideMark/>
           </w:tcPr>
           <w:p>
@@ -3051,7 +3248,7 @@
         </w:tc>
         <w:tc>
           <w:tcPr>
-            <w:tcW w:w="1074" w:type="dxa"/>
+            <w:tcW w:w="959" w:type="dxa"/>
             <w:hideMark/>
           </w:tcPr>
           <w:p>
@@ -3077,7 +3274,7 @@
         </w:tc>
         <w:tc>
           <w:tcPr>
-            <w:tcW w:w="0" w:type="auto"/>
+            <w:tcW w:w="2030" w:type="dxa"/>
             <w:hideMark/>
           </w:tcPr>
           <w:p>
@@ -3103,79 +3300,139 @@
         </w:tc>
         <w:tc>
           <w:tcPr>
-            <w:tcW w:w="0" w:type="auto"/>
-            <w:hideMark/>
-          </w:tcPr>
-          <w:p>
-            <w:pPr>
-              <w:spacing w:line="360" w:lineRule="auto"/>
-              <w:rPr>
-                <w:rFonts w:ascii="Calibri" w:hAnsi="Calibri" w:cs="Calibri"/>
-                <w:sz w:val="24"/>
-                <w:szCs w:val="24"/>
-                <w:lang w:val="en-NA"/>
-              </w:rPr>
-            </w:pPr>
-            <w:r>
-              <w:rPr>
-                <w:rFonts w:ascii="Calibri" w:hAnsi="Calibri" w:cs="Calibri"/>
-                <w:sz w:val="24"/>
-                <w:szCs w:val="24"/>
-                <w:lang w:val="en-NA"/>
-              </w:rPr>
-              <w:t>Pending testing</w:t>
-            </w:r>
-          </w:p>
-        </w:tc>
-        <w:tc>
-          <w:tcPr>
-            <w:tcW w:w="0" w:type="auto"/>
-            <w:hideMark/>
-          </w:tcPr>
-          <w:p>
-            <w:pPr>
-              <w:spacing w:line="360" w:lineRule="auto"/>
-              <w:rPr>
-                <w:rFonts w:ascii="Calibri" w:hAnsi="Calibri" w:cs="Calibri"/>
-                <w:sz w:val="24"/>
-                <w:szCs w:val="24"/>
-                <w:lang w:val="en-NA"/>
-              </w:rPr>
-            </w:pPr>
-            <w:r>
-              <w:rPr>
-                <w:rFonts w:ascii="Calibri" w:hAnsi="Calibri" w:cs="Calibri"/>
-                <w:sz w:val="24"/>
-                <w:szCs w:val="24"/>
-                <w:lang w:val="en-NA"/>
-              </w:rPr>
-              <w:t>Pending</w:t>
-            </w:r>
-          </w:p>
-        </w:tc>
-        <w:tc>
-          <w:tcPr>
-            <w:tcW w:w="0" w:type="auto"/>
-            <w:hideMark/>
-          </w:tcPr>
-          <w:p>
-            <w:pPr>
-              <w:spacing w:line="360" w:lineRule="auto"/>
-              <w:rPr>
-                <w:rFonts w:ascii="Calibri" w:hAnsi="Calibri" w:cs="Calibri"/>
-                <w:sz w:val="24"/>
-                <w:szCs w:val="24"/>
-                <w:lang w:val="en-NA"/>
-              </w:rPr>
-            </w:pPr>
-            <w:r>
-              <w:rPr>
-                <w:rFonts w:ascii="Calibri" w:hAnsi="Calibri" w:cs="Calibri"/>
-                <w:sz w:val="24"/>
-                <w:szCs w:val="24"/>
-                <w:lang w:val="en-NA"/>
-              </w:rPr>
-              <w:t>Record device specifications, observed performance and download evidence.</w:t>
+            <w:tcW w:w="2225" w:type="dxa"/>
+            <w:hideMark/>
+          </w:tcPr>
+          <w:p>
+            <w:pPr>
+              <w:spacing w:line="360" w:lineRule="auto"/>
+              <w:rPr>
+                <w:rFonts w:ascii="Calibri" w:hAnsi="Calibri" w:cs="Calibri"/>
+                <w:sz w:val="24"/>
+                <w:szCs w:val="24"/>
+                <w:lang w:val="en-NA"/>
+              </w:rPr>
+            </w:pPr>
+            <w:r>
+              <w:rPr>
+                <w:rFonts w:ascii="Calibri" w:hAnsi="Calibri" w:cs="Calibri"/>
+                <w:sz w:val="24"/>
+                <w:szCs w:val="24"/>
+                <w:lang w:val="en-NA"/>
+              </w:rPr>
+              <w:t>Activity payload-size checks and simulated CPU-throttling performance checks passed. Testing on a real low-spec Android device has not been completed.</w:t>
+            </w:r>
+          </w:p>
+        </w:tc>
+        <w:tc>
+          <w:tcPr>
+            <w:tcW w:w="1522" w:type="dxa"/>
+            <w:hideMark/>
+          </w:tcPr>
+          <w:p>
+            <w:pPr>
+              <w:spacing w:line="360" w:lineRule="auto"/>
+              <w:rPr>
+                <w:rFonts w:ascii="Calibri" w:hAnsi="Calibri" w:cs="Calibri"/>
+                <w:sz w:val="24"/>
+                <w:szCs w:val="24"/>
+                <w:lang w:val="en-NA"/>
+              </w:rPr>
+            </w:pPr>
+            <w:r>
+              <w:rPr>
+                <w:rFonts w:ascii="Calibri" w:hAnsi="Calibri" w:cs="Calibri"/>
+                <w:sz w:val="24"/>
+                <w:szCs w:val="24"/>
+                <w:lang w:val="en-NA"/>
+              </w:rPr>
+              <w:t>Partial</w:t>
+            </w:r>
+          </w:p>
+        </w:tc>
+        <w:tc>
+          <w:tcPr>
+            <w:tcW w:w="3183" w:type="dxa"/>
+            <w:hideMark/>
+          </w:tcPr>
+          <w:p>
+            <w:pPr>
+              <w:spacing w:line="360" w:lineRule="auto"/>
+              <w:rPr>
+                <w:rFonts w:ascii="Calibri" w:hAnsi="Calibri" w:cs="Calibri"/>
+                <w:sz w:val="24"/>
+                <w:szCs w:val="24"/>
+                <w:lang w:val="en-NA"/>
+              </w:rPr>
+            </w:pPr>
+            <w:r>
+              <w:rPr>
+                <w:rFonts w:ascii="Calibri" w:hAnsi="Calibri" w:cs="Calibri"/>
+                <w:sz w:val="24"/>
+                <w:szCs w:val="24"/>
+                <w:lang w:val="en-NA"/>
+              </w:rPr>
+              <w:t xml:space="preserve">U06 and E14. Manual test M02 is NOT RUN. The CPU-throttling result is an emulation, not evidence from a real 2 GB device. Evidence: </w:t>
+            </w:r>
+            <w:proofErr w:type="spellStart"/>
+            <w:r>
+              <w:rPr>
+                <w:rFonts w:ascii="Calibri" w:hAnsi="Calibri" w:cs="Calibri"/>
+                <w:sz w:val="24"/>
+                <w:szCs w:val="24"/>
+                <w:lang w:val="en-NA"/>
+              </w:rPr>
+              <w:t>src</w:t>
+            </w:r>
+            <w:proofErr w:type="spellEnd"/>
+            <w:r>
+              <w:rPr>
+                <w:rFonts w:ascii="Calibri" w:hAnsi="Calibri" w:cs="Calibri"/>
+                <w:sz w:val="24"/>
+                <w:szCs w:val="24"/>
+                <w:lang w:val="en-NA"/>
+              </w:rPr>
+              <w:t xml:space="preserve">/docs/unit-results-run2.tap, </w:t>
+            </w:r>
+            <w:proofErr w:type="spellStart"/>
+            <w:r>
+              <w:rPr>
+                <w:rFonts w:ascii="Calibri" w:hAnsi="Calibri" w:cs="Calibri"/>
+                <w:sz w:val="24"/>
+                <w:szCs w:val="24"/>
+                <w:lang w:val="en-NA"/>
+              </w:rPr>
+              <w:t>src</w:t>
+            </w:r>
+            <w:proofErr w:type="spellEnd"/>
+            <w:r>
+              <w:rPr>
+                <w:rFonts w:ascii="Calibri" w:hAnsi="Calibri" w:cs="Calibri"/>
+                <w:sz w:val="24"/>
+                <w:szCs w:val="24"/>
+                <w:lang w:val="en-NA"/>
+              </w:rPr>
+              <w:t xml:space="preserve">/docs/e2e-results-run3.json, </w:t>
+            </w:r>
+            <w:proofErr w:type="spellStart"/>
+            <w:r>
+              <w:rPr>
+                <w:rFonts w:ascii="Calibri" w:hAnsi="Calibri" w:cs="Calibri"/>
+                <w:sz w:val="24"/>
+                <w:szCs w:val="24"/>
+                <w:lang w:val="en-NA"/>
+              </w:rPr>
+              <w:t>src</w:t>
+            </w:r>
+            <w:proofErr w:type="spellEnd"/>
+            <w:r>
+              <w:rPr>
+                <w:rFonts w:ascii="Calibri" w:hAnsi="Calibri" w:cs="Calibri"/>
+                <w:sz w:val="24"/>
+                <w:szCs w:val="24"/>
+                <w:lang w:val="en-NA"/>
+              </w:rPr>
+              <w:t>/docs/TEST_REGISTER.md.</w:t>
             </w:r>
           </w:p>
         </w:tc>
@@ -3183,33 +3440,34 @@
       <w:tr>
         <w:tc>
           <w:tcPr>
-            <w:tcW w:w="1516" w:type="dxa"/>
-            <w:hideMark/>
-          </w:tcPr>
-          <w:p>
-            <w:pPr>
-              <w:spacing w:line="360" w:lineRule="auto"/>
-              <w:rPr>
-                <w:rFonts w:ascii="Calibri" w:hAnsi="Calibri" w:cs="Calibri"/>
-                <w:sz w:val="24"/>
-                <w:szCs w:val="24"/>
-                <w:lang w:val="en-NA"/>
-              </w:rPr>
-            </w:pPr>
-            <w:r>
-              <w:rPr>
-                <w:rFonts w:ascii="Calibri" w:hAnsi="Calibri" w:cs="Calibri"/>
-                <w:sz w:val="24"/>
-                <w:szCs w:val="24"/>
-                <w:lang w:val="en-NA"/>
-              </w:rPr>
+            <w:tcW w:w="1544" w:type="dxa"/>
+            <w:hideMark/>
+          </w:tcPr>
+          <w:p>
+            <w:pPr>
+              <w:spacing w:line="360" w:lineRule="auto"/>
+              <w:rPr>
+                <w:rFonts w:ascii="Calibri" w:hAnsi="Calibri" w:cs="Calibri"/>
+                <w:sz w:val="24"/>
+                <w:szCs w:val="24"/>
+                <w:lang w:val="en-NA"/>
+              </w:rPr>
+            </w:pPr>
+            <w:r>
+              <w:rPr>
+                <w:rFonts w:ascii="Calibri" w:hAnsi="Calibri" w:cs="Calibri"/>
+                <w:sz w:val="24"/>
+                <w:szCs w:val="24"/>
+                <w:lang w:val="en-NA"/>
+              </w:rPr>
+              <w:lastRenderedPageBreak/>
               <w:t>QR-04</w:t>
             </w:r>
           </w:p>
         </w:tc>
         <w:tc>
           <w:tcPr>
-            <w:tcW w:w="3344" w:type="dxa"/>
+            <w:tcW w:w="2343" w:type="dxa"/>
             <w:hideMark/>
           </w:tcPr>
           <w:p>
@@ -3235,7 +3493,7 @@
         </w:tc>
         <w:tc>
           <w:tcPr>
-            <w:tcW w:w="2520" w:type="dxa"/>
+            <w:tcW w:w="0" w:type="auto"/>
             <w:hideMark/>
           </w:tcPr>
           <w:p>
@@ -3272,7 +3530,7 @@
         </w:tc>
         <w:tc>
           <w:tcPr>
-            <w:tcW w:w="1074" w:type="dxa"/>
+            <w:tcW w:w="959" w:type="dxa"/>
             <w:hideMark/>
           </w:tcPr>
           <w:p>
@@ -3298,7 +3556,7 @@
         </w:tc>
         <w:tc>
           <w:tcPr>
-            <w:tcW w:w="0" w:type="auto"/>
+            <w:tcW w:w="2030" w:type="dxa"/>
             <w:hideMark/>
           </w:tcPr>
           <w:p>
@@ -3324,79 +3582,119 @@
         </w:tc>
         <w:tc>
           <w:tcPr>
-            <w:tcW w:w="0" w:type="auto"/>
-            <w:hideMark/>
-          </w:tcPr>
-          <w:p>
-            <w:pPr>
-              <w:spacing w:line="360" w:lineRule="auto"/>
-              <w:rPr>
-                <w:rFonts w:ascii="Calibri" w:hAnsi="Calibri" w:cs="Calibri"/>
-                <w:sz w:val="24"/>
-                <w:szCs w:val="24"/>
-                <w:lang w:val="en-NA"/>
-              </w:rPr>
-            </w:pPr>
-            <w:r>
-              <w:rPr>
-                <w:rFonts w:ascii="Calibri" w:hAnsi="Calibri" w:cs="Calibri"/>
-                <w:sz w:val="24"/>
-                <w:szCs w:val="24"/>
-                <w:lang w:val="en-NA"/>
-              </w:rPr>
-              <w:t>Pending testing</w:t>
-            </w:r>
-          </w:p>
-        </w:tc>
-        <w:tc>
-          <w:tcPr>
-            <w:tcW w:w="0" w:type="auto"/>
-            <w:hideMark/>
-          </w:tcPr>
-          <w:p>
-            <w:pPr>
-              <w:spacing w:line="360" w:lineRule="auto"/>
-              <w:rPr>
-                <w:rFonts w:ascii="Calibri" w:hAnsi="Calibri" w:cs="Calibri"/>
-                <w:sz w:val="24"/>
-                <w:szCs w:val="24"/>
-                <w:lang w:val="en-NA"/>
-              </w:rPr>
-            </w:pPr>
-            <w:r>
-              <w:rPr>
-                <w:rFonts w:ascii="Calibri" w:hAnsi="Calibri" w:cs="Calibri"/>
-                <w:sz w:val="24"/>
-                <w:szCs w:val="24"/>
-                <w:lang w:val="en-NA"/>
-              </w:rPr>
-              <w:t>Pending</w:t>
-            </w:r>
-          </w:p>
-        </w:tc>
-        <w:tc>
-          <w:tcPr>
-            <w:tcW w:w="0" w:type="auto"/>
-            <w:hideMark/>
-          </w:tcPr>
-          <w:p>
-            <w:pPr>
-              <w:spacing w:line="360" w:lineRule="auto"/>
-              <w:rPr>
-                <w:rFonts w:ascii="Calibri" w:hAnsi="Calibri" w:cs="Calibri"/>
-                <w:sz w:val="24"/>
-                <w:szCs w:val="24"/>
-                <w:lang w:val="en-NA"/>
-              </w:rPr>
-            </w:pPr>
-            <w:r>
-              <w:rPr>
-                <w:rFonts w:ascii="Calibri" w:hAnsi="Calibri" w:cs="Calibri"/>
-                <w:sz w:val="24"/>
-                <w:szCs w:val="24"/>
-                <w:lang w:val="en-NA"/>
-              </w:rPr>
-              <w:t>Record accessibility checks and any defects.</w:t>
+            <w:tcW w:w="2225" w:type="dxa"/>
+            <w:hideMark/>
+          </w:tcPr>
+          <w:p>
+            <w:pPr>
+              <w:spacing w:line="360" w:lineRule="auto"/>
+              <w:rPr>
+                <w:rFonts w:ascii="Calibri" w:hAnsi="Calibri" w:cs="Calibri"/>
+                <w:sz w:val="24"/>
+                <w:szCs w:val="24"/>
+                <w:lang w:val="en-NA"/>
+              </w:rPr>
+            </w:pPr>
+            <w:r>
+              <w:rPr>
+                <w:rFonts w:ascii="Calibri" w:hAnsi="Calibri" w:cs="Calibri"/>
+                <w:sz w:val="24"/>
+                <w:szCs w:val="24"/>
+                <w:lang w:val="en-NA"/>
+              </w:rPr>
+              <w:t>Automated checks for labels, keyboard navigation, focus management, layout, text contrast and text-based connectivity feedback passed. Manual and independent accessibility checks remain outstanding.</w:t>
+            </w:r>
+          </w:p>
+        </w:tc>
+        <w:tc>
+          <w:tcPr>
+            <w:tcW w:w="1522" w:type="dxa"/>
+            <w:hideMark/>
+          </w:tcPr>
+          <w:p>
+            <w:pPr>
+              <w:spacing w:line="360" w:lineRule="auto"/>
+              <w:rPr>
+                <w:rFonts w:ascii="Calibri" w:hAnsi="Calibri" w:cs="Calibri"/>
+                <w:sz w:val="24"/>
+                <w:szCs w:val="24"/>
+                <w:lang w:val="en-NA"/>
+              </w:rPr>
+            </w:pPr>
+            <w:r>
+              <w:rPr>
+                <w:rFonts w:ascii="Calibri" w:hAnsi="Calibri" w:cs="Calibri"/>
+                <w:sz w:val="24"/>
+                <w:szCs w:val="24"/>
+                <w:lang w:val="en-NA"/>
+              </w:rPr>
+              <w:t>Partial</w:t>
+            </w:r>
+          </w:p>
+        </w:tc>
+        <w:tc>
+          <w:tcPr>
+            <w:tcW w:w="3183" w:type="dxa"/>
+            <w:hideMark/>
+          </w:tcPr>
+          <w:p>
+            <w:pPr>
+              <w:spacing w:line="360" w:lineRule="auto"/>
+              <w:rPr>
+                <w:rFonts w:ascii="Calibri" w:hAnsi="Calibri" w:cs="Calibri"/>
+                <w:sz w:val="24"/>
+                <w:szCs w:val="24"/>
+                <w:lang w:val="en-NA"/>
+              </w:rPr>
+            </w:pPr>
+            <w:r>
+              <w:rPr>
+                <w:rFonts w:ascii="Calibri" w:hAnsi="Calibri" w:cs="Calibri"/>
+                <w:sz w:val="24"/>
+                <w:szCs w:val="24"/>
+                <w:lang w:val="en-NA"/>
+              </w:rPr>
+              <w:t xml:space="preserve">E06–E10, E13, E15. M01, M04 and M05 are NOT RUN. The contrast script is approximate and is not a full accessibility audit. Evidence: </w:t>
+            </w:r>
+            <w:proofErr w:type="spellStart"/>
+            <w:r>
+              <w:rPr>
+                <w:rFonts w:ascii="Calibri" w:hAnsi="Calibri" w:cs="Calibri"/>
+                <w:sz w:val="24"/>
+                <w:szCs w:val="24"/>
+                <w:lang w:val="en-NA"/>
+              </w:rPr>
+              <w:t>src</w:t>
+            </w:r>
+            <w:proofErr w:type="spellEnd"/>
+            <w:r>
+              <w:rPr>
+                <w:rFonts w:ascii="Calibri" w:hAnsi="Calibri" w:cs="Calibri"/>
+                <w:sz w:val="24"/>
+                <w:szCs w:val="24"/>
+                <w:lang w:val="en-NA"/>
+              </w:rPr>
+              <w:t xml:space="preserve">/docs/e2e-results-run3.json, </w:t>
+            </w:r>
+            <w:proofErr w:type="spellStart"/>
+            <w:r>
+              <w:rPr>
+                <w:rFonts w:ascii="Calibri" w:hAnsi="Calibri" w:cs="Calibri"/>
+                <w:sz w:val="24"/>
+                <w:szCs w:val="24"/>
+                <w:lang w:val="en-NA"/>
+              </w:rPr>
+              <w:t>src</w:t>
+            </w:r>
+            <w:proofErr w:type="spellEnd"/>
+            <w:r>
+              <w:rPr>
+                <w:rFonts w:ascii="Calibri" w:hAnsi="Calibri" w:cs="Calibri"/>
+                <w:sz w:val="24"/>
+                <w:szCs w:val="24"/>
+                <w:lang w:val="en-NA"/>
+              </w:rPr>
+              <w:t>/docs/TEST_REGISTER.md.</w:t>
             </w:r>
           </w:p>
         </w:tc>
@@ -3404,7 +3702,7 @@
       <w:tr>
         <w:tc>
           <w:tcPr>
-            <w:tcW w:w="1516" w:type="dxa"/>
+            <w:tcW w:w="1544" w:type="dxa"/>
             <w:hideMark/>
           </w:tcPr>
           <w:p>
@@ -3430,7 +3728,7 @@
         </w:tc>
         <w:tc>
           <w:tcPr>
-            <w:tcW w:w="3344" w:type="dxa"/>
+            <w:tcW w:w="2343" w:type="dxa"/>
             <w:hideMark/>
           </w:tcPr>
           <w:p>
@@ -3456,33 +3754,33 @@
         </w:tc>
         <w:tc>
           <w:tcPr>
-            <w:tcW w:w="2520" w:type="dxa"/>
-            <w:hideMark/>
-          </w:tcPr>
-          <w:p>
-            <w:pPr>
-              <w:spacing w:line="360" w:lineRule="auto"/>
-              <w:rPr>
-                <w:rFonts w:ascii="Calibri" w:hAnsi="Calibri" w:cs="Calibri"/>
-                <w:sz w:val="24"/>
-                <w:szCs w:val="24"/>
-                <w:lang w:val="en-NA"/>
-              </w:rPr>
-            </w:pPr>
-            <w:r>
-              <w:rPr>
-                <w:rFonts w:ascii="Calibri" w:hAnsi="Calibri" w:cs="Calibri"/>
-                <w:sz w:val="24"/>
-                <w:szCs w:val="24"/>
-                <w:lang w:val="en-NA"/>
-              </w:rPr>
-              <w:t>Data model; local storage; sync server</w:t>
-            </w:r>
-          </w:p>
-        </w:tc>
-        <w:tc>
-          <w:tcPr>
-            <w:tcW w:w="1074" w:type="dxa"/>
+            <w:tcW w:w="0" w:type="auto"/>
+            <w:hideMark/>
+          </w:tcPr>
+          <w:p>
+            <w:pPr>
+              <w:spacing w:line="360" w:lineRule="auto"/>
+              <w:rPr>
+                <w:rFonts w:ascii="Calibri" w:hAnsi="Calibri" w:cs="Calibri"/>
+                <w:sz w:val="24"/>
+                <w:szCs w:val="24"/>
+                <w:lang w:val="en-NA"/>
+              </w:rPr>
+            </w:pPr>
+            <w:r>
+              <w:rPr>
+                <w:rFonts w:ascii="Calibri" w:hAnsi="Calibri" w:cs="Calibri"/>
+                <w:sz w:val="24"/>
+                <w:szCs w:val="24"/>
+                <w:lang w:val="en-NA"/>
+              </w:rPr>
+              <w:t>Data model; local storage; network and sync components</w:t>
+            </w:r>
+          </w:p>
+        </w:tc>
+        <w:tc>
+          <w:tcPr>
+            <w:tcW w:w="959" w:type="dxa"/>
             <w:hideMark/>
           </w:tcPr>
           <w:p>
@@ -3508,7 +3806,7 @@
         </w:tc>
         <w:tc>
           <w:tcPr>
-            <w:tcW w:w="0" w:type="auto"/>
+            <w:tcW w:w="2030" w:type="dxa"/>
             <w:hideMark/>
           </w:tcPr>
           <w:p>
@@ -3534,79 +3832,119 @@
         </w:tc>
         <w:tc>
           <w:tcPr>
-            <w:tcW w:w="0" w:type="auto"/>
-            <w:hideMark/>
-          </w:tcPr>
-          <w:p>
-            <w:pPr>
-              <w:spacing w:line="360" w:lineRule="auto"/>
-              <w:rPr>
-                <w:rFonts w:ascii="Calibri" w:hAnsi="Calibri" w:cs="Calibri"/>
-                <w:sz w:val="24"/>
-                <w:szCs w:val="24"/>
-                <w:lang w:val="en-NA"/>
-              </w:rPr>
-            </w:pPr>
-            <w:r>
-              <w:rPr>
-                <w:rFonts w:ascii="Calibri" w:hAnsi="Calibri" w:cs="Calibri"/>
-                <w:sz w:val="24"/>
-                <w:szCs w:val="24"/>
-                <w:lang w:val="en-NA"/>
-              </w:rPr>
-              <w:t>Pending testing</w:t>
-            </w:r>
-          </w:p>
-        </w:tc>
-        <w:tc>
-          <w:tcPr>
-            <w:tcW w:w="0" w:type="auto"/>
-            <w:hideMark/>
-          </w:tcPr>
-          <w:p>
-            <w:pPr>
-              <w:spacing w:line="360" w:lineRule="auto"/>
-              <w:rPr>
-                <w:rFonts w:ascii="Calibri" w:hAnsi="Calibri" w:cs="Calibri"/>
-                <w:sz w:val="24"/>
-                <w:szCs w:val="24"/>
-                <w:lang w:val="en-NA"/>
-              </w:rPr>
-            </w:pPr>
-            <w:r>
-              <w:rPr>
-                <w:rFonts w:ascii="Calibri" w:hAnsi="Calibri" w:cs="Calibri"/>
-                <w:sz w:val="24"/>
-                <w:szCs w:val="24"/>
-                <w:lang w:val="en-NA"/>
-              </w:rPr>
-              <w:t>Pending</w:t>
-            </w:r>
-          </w:p>
-        </w:tc>
-        <w:tc>
-          <w:tcPr>
-            <w:tcW w:w="0" w:type="auto"/>
-            <w:hideMark/>
-          </w:tcPr>
-          <w:p>
-            <w:pPr>
-              <w:spacing w:line="360" w:lineRule="auto"/>
-              <w:rPr>
-                <w:rFonts w:ascii="Calibri" w:hAnsi="Calibri" w:cs="Calibri"/>
-                <w:sz w:val="24"/>
-                <w:szCs w:val="24"/>
-                <w:lang w:val="en-NA"/>
-              </w:rPr>
-            </w:pPr>
-            <w:r>
-              <w:rPr>
-                <w:rFonts w:ascii="Calibri" w:hAnsi="Calibri" w:cs="Calibri"/>
-                <w:sz w:val="24"/>
-                <w:szCs w:val="24"/>
-                <w:lang w:val="en-NA"/>
-              </w:rPr>
-              <w:t>Inspect forms, data structures and transmitted data.</w:t>
+            <w:tcW w:w="2225" w:type="dxa"/>
+            <w:hideMark/>
+          </w:tcPr>
+          <w:p>
+            <w:pPr>
+              <w:spacing w:line="360" w:lineRule="auto"/>
+              <w:rPr>
+                <w:rFonts w:ascii="Calibri" w:hAnsi="Calibri" w:cs="Calibri"/>
+                <w:sz w:val="24"/>
+                <w:szCs w:val="24"/>
+                <w:lang w:val="en-NA"/>
+              </w:rPr>
+            </w:pPr>
+            <w:r>
+              <w:rPr>
+                <w:rFonts w:ascii="Calibri" w:hAnsi="Calibri" w:cs="Calibri"/>
+                <w:sz w:val="24"/>
+                <w:szCs w:val="24"/>
+                <w:lang w:val="en-NA"/>
+              </w:rPr>
+              <w:t>The activity catalogue contains synthetic activity information and no pupil-identifying fields. A complete review of all forms, storage locations and transmitted data has not been established.</w:t>
+            </w:r>
+          </w:p>
+        </w:tc>
+        <w:tc>
+          <w:tcPr>
+            <w:tcW w:w="1522" w:type="dxa"/>
+            <w:hideMark/>
+          </w:tcPr>
+          <w:p>
+            <w:pPr>
+              <w:spacing w:line="360" w:lineRule="auto"/>
+              <w:rPr>
+                <w:rFonts w:ascii="Calibri" w:hAnsi="Calibri" w:cs="Calibri"/>
+                <w:sz w:val="24"/>
+                <w:szCs w:val="24"/>
+                <w:lang w:val="en-NA"/>
+              </w:rPr>
+            </w:pPr>
+            <w:r>
+              <w:rPr>
+                <w:rFonts w:ascii="Calibri" w:hAnsi="Calibri" w:cs="Calibri"/>
+                <w:sz w:val="24"/>
+                <w:szCs w:val="24"/>
+                <w:lang w:val="en-NA"/>
+              </w:rPr>
+              <w:t>Partial</w:t>
+            </w:r>
+          </w:p>
+        </w:tc>
+        <w:tc>
+          <w:tcPr>
+            <w:tcW w:w="3183" w:type="dxa"/>
+            <w:hideMark/>
+          </w:tcPr>
+          <w:p>
+            <w:pPr>
+              <w:spacing w:line="360" w:lineRule="auto"/>
+              <w:rPr>
+                <w:rFonts w:ascii="Calibri" w:hAnsi="Calibri" w:cs="Calibri"/>
+                <w:sz w:val="24"/>
+                <w:szCs w:val="24"/>
+                <w:lang w:val="en-NA"/>
+              </w:rPr>
+            </w:pPr>
+            <w:r>
+              <w:rPr>
+                <w:rFonts w:ascii="Calibri" w:hAnsi="Calibri" w:cs="Calibri"/>
+                <w:sz w:val="24"/>
+                <w:szCs w:val="24"/>
+                <w:lang w:val="en-NA"/>
+              </w:rPr>
+              <w:t xml:space="preserve">Evidence reviewed: </w:t>
+            </w:r>
+            <w:proofErr w:type="spellStart"/>
+            <w:r>
+              <w:rPr>
+                <w:rFonts w:ascii="Calibri" w:hAnsi="Calibri" w:cs="Calibri"/>
+                <w:sz w:val="24"/>
+                <w:szCs w:val="24"/>
+                <w:lang w:val="en-NA"/>
+              </w:rPr>
+              <w:t>src</w:t>
+            </w:r>
+            <w:proofErr w:type="spellEnd"/>
+            <w:r>
+              <w:rPr>
+                <w:rFonts w:ascii="Calibri" w:hAnsi="Calibri" w:cs="Calibri"/>
+                <w:sz w:val="24"/>
+                <w:szCs w:val="24"/>
+                <w:lang w:val="en-NA"/>
+              </w:rPr>
+              <w:t>/</w:t>
+            </w:r>
+            <w:proofErr w:type="spellStart"/>
+            <w:r>
+              <w:rPr>
+                <w:rFonts w:ascii="Calibri" w:hAnsi="Calibri" w:cs="Calibri"/>
+                <w:sz w:val="24"/>
+                <w:szCs w:val="24"/>
+                <w:lang w:val="en-NA"/>
+              </w:rPr>
+              <w:t>js</w:t>
+            </w:r>
+            <w:proofErr w:type="spellEnd"/>
+            <w:r>
+              <w:rPr>
+                <w:rFonts w:ascii="Calibri" w:hAnsi="Calibri" w:cs="Calibri"/>
+                <w:sz w:val="24"/>
+                <w:szCs w:val="24"/>
+                <w:lang w:val="en-NA"/>
+              </w:rPr>
+              <w:t>/data.js. Further verification of application storage and network data flows is required before this requirement can be marked Passed.</w:t>
             </w:r>
           </w:p>
         </w:tc>
@@ -3614,7 +3952,7 @@
       <w:tr>
         <w:tc>
           <w:tcPr>
-            <w:tcW w:w="1516" w:type="dxa"/>
+            <w:tcW w:w="1544" w:type="dxa"/>
             <w:hideMark/>
           </w:tcPr>
           <w:p>
@@ -3641,7 +3979,7 @@
         </w:tc>
         <w:tc>
           <w:tcPr>
-            <w:tcW w:w="3344" w:type="dxa"/>
+            <w:tcW w:w="2343" w:type="dxa"/>
             <w:hideMark/>
           </w:tcPr>
           <w:p>
@@ -3667,7 +4005,7 @@
         </w:tc>
         <w:tc>
           <w:tcPr>
-            <w:tcW w:w="2520" w:type="dxa"/>
+            <w:tcW w:w="0" w:type="auto"/>
             <w:hideMark/>
           </w:tcPr>
           <w:p>
@@ -3693,7 +4031,7 @@
         </w:tc>
         <w:tc>
           <w:tcPr>
-            <w:tcW w:w="1074" w:type="dxa"/>
+            <w:tcW w:w="959" w:type="dxa"/>
             <w:hideMark/>
           </w:tcPr>
           <w:p>
@@ -3719,7 +4057,7 @@
         </w:tc>
         <w:tc>
           <w:tcPr>
-            <w:tcW w:w="0" w:type="auto"/>
+            <w:tcW w:w="2030" w:type="dxa"/>
             <w:hideMark/>
           </w:tcPr>
           <w:p>
@@ -3745,79 +4083,119 @@
         </w:tc>
         <w:tc>
           <w:tcPr>
-            <w:tcW w:w="0" w:type="auto"/>
-            <w:hideMark/>
-          </w:tcPr>
-          <w:p>
-            <w:pPr>
-              <w:spacing w:line="360" w:lineRule="auto"/>
-              <w:rPr>
-                <w:rFonts w:ascii="Calibri" w:hAnsi="Calibri" w:cs="Calibri"/>
-                <w:sz w:val="24"/>
-                <w:szCs w:val="24"/>
-                <w:lang w:val="en-NA"/>
-              </w:rPr>
-            </w:pPr>
-            <w:r>
-              <w:rPr>
-                <w:rFonts w:ascii="Calibri" w:hAnsi="Calibri" w:cs="Calibri"/>
-                <w:sz w:val="24"/>
-                <w:szCs w:val="24"/>
-                <w:lang w:val="en-NA"/>
-              </w:rPr>
-              <w:t>Pending testing</w:t>
-            </w:r>
-          </w:p>
-        </w:tc>
-        <w:tc>
-          <w:tcPr>
-            <w:tcW w:w="0" w:type="auto"/>
-            <w:hideMark/>
-          </w:tcPr>
-          <w:p>
-            <w:pPr>
-              <w:spacing w:line="360" w:lineRule="auto"/>
-              <w:rPr>
-                <w:rFonts w:ascii="Calibri" w:hAnsi="Calibri" w:cs="Calibri"/>
-                <w:sz w:val="24"/>
-                <w:szCs w:val="24"/>
-                <w:lang w:val="en-NA"/>
-              </w:rPr>
-            </w:pPr>
-            <w:r>
-              <w:rPr>
-                <w:rFonts w:ascii="Calibri" w:hAnsi="Calibri" w:cs="Calibri"/>
-                <w:sz w:val="24"/>
-                <w:szCs w:val="24"/>
-                <w:lang w:val="en-NA"/>
-              </w:rPr>
-              <w:t>Pending</w:t>
-            </w:r>
-          </w:p>
-        </w:tc>
-        <w:tc>
-          <w:tcPr>
-            <w:tcW w:w="0" w:type="auto"/>
-            <w:hideMark/>
-          </w:tcPr>
-          <w:p>
-            <w:pPr>
-              <w:spacing w:line="360" w:lineRule="auto"/>
-              <w:rPr>
-                <w:rFonts w:ascii="Calibri" w:hAnsi="Calibri" w:cs="Calibri"/>
-                <w:sz w:val="24"/>
-                <w:szCs w:val="24"/>
-                <w:lang w:val="en-NA"/>
-              </w:rPr>
-            </w:pPr>
-            <w:r>
-              <w:rPr>
-                <w:rFonts w:ascii="Calibri" w:hAnsi="Calibri" w:cs="Calibri"/>
-                <w:sz w:val="24"/>
-                <w:szCs w:val="24"/>
-                <w:lang w:val="en-NA"/>
-              </w:rPr>
-              <w:t>Test access isolation using synthetic data.</w:t>
+            <w:tcW w:w="2225" w:type="dxa"/>
+            <w:hideMark/>
+          </w:tcPr>
+          <w:p>
+            <w:pPr>
+              <w:spacing w:line="360" w:lineRule="auto"/>
+              <w:rPr>
+                <w:rFonts w:ascii="Calibri" w:hAnsi="Calibri" w:cs="Calibri"/>
+                <w:sz w:val="24"/>
+                <w:szCs w:val="24"/>
+                <w:lang w:val="en-NA"/>
+              </w:rPr>
+            </w:pPr>
+            <w:r>
+              <w:rPr>
+                <w:rFonts w:ascii="Calibri" w:hAnsi="Calibri" w:cs="Calibri"/>
+                <w:sz w:val="24"/>
+                <w:szCs w:val="24"/>
+                <w:lang w:val="en-NA"/>
+              </w:rPr>
+              <w:t>Protected-route redirection and separation of saved activities by demo user passed. Protection of unfinished drafts and secure isolation of private workspaces have not been demonstrated.</w:t>
+            </w:r>
+          </w:p>
+        </w:tc>
+        <w:tc>
+          <w:tcPr>
+            <w:tcW w:w="1522" w:type="dxa"/>
+            <w:hideMark/>
+          </w:tcPr>
+          <w:p>
+            <w:pPr>
+              <w:spacing w:line="360" w:lineRule="auto"/>
+              <w:rPr>
+                <w:rFonts w:ascii="Calibri" w:hAnsi="Calibri" w:cs="Calibri"/>
+                <w:sz w:val="24"/>
+                <w:szCs w:val="24"/>
+                <w:lang w:val="en-NA"/>
+              </w:rPr>
+            </w:pPr>
+            <w:r>
+              <w:rPr>
+                <w:rFonts w:ascii="Calibri" w:hAnsi="Calibri" w:cs="Calibri"/>
+                <w:sz w:val="24"/>
+                <w:szCs w:val="24"/>
+                <w:lang w:val="en-NA"/>
+              </w:rPr>
+              <w:t>Partial</w:t>
+            </w:r>
+          </w:p>
+        </w:tc>
+        <w:tc>
+          <w:tcPr>
+            <w:tcW w:w="3183" w:type="dxa"/>
+            <w:hideMark/>
+          </w:tcPr>
+          <w:p>
+            <w:pPr>
+              <w:spacing w:line="360" w:lineRule="auto"/>
+              <w:rPr>
+                <w:rFonts w:ascii="Calibri" w:hAnsi="Calibri" w:cs="Calibri"/>
+                <w:sz w:val="24"/>
+                <w:szCs w:val="24"/>
+                <w:lang w:val="en-NA"/>
+              </w:rPr>
+            </w:pPr>
+            <w:r>
+              <w:rPr>
+                <w:rFonts w:ascii="Calibri" w:hAnsi="Calibri" w:cs="Calibri"/>
+                <w:sz w:val="24"/>
+                <w:szCs w:val="24"/>
+                <w:lang w:val="en-NA"/>
+              </w:rPr>
+              <w:t xml:space="preserve">U12, E11, E12. Evidence: </w:t>
+            </w:r>
+            <w:proofErr w:type="spellStart"/>
+            <w:r>
+              <w:rPr>
+                <w:rFonts w:ascii="Calibri" w:hAnsi="Calibri" w:cs="Calibri"/>
+                <w:sz w:val="24"/>
+                <w:szCs w:val="24"/>
+                <w:lang w:val="en-NA"/>
+              </w:rPr>
+              <w:t>src</w:t>
+            </w:r>
+            <w:proofErr w:type="spellEnd"/>
+            <w:r>
+              <w:rPr>
+                <w:rFonts w:ascii="Calibri" w:hAnsi="Calibri" w:cs="Calibri"/>
+                <w:sz w:val="24"/>
+                <w:szCs w:val="24"/>
+                <w:lang w:val="en-NA"/>
+              </w:rPr>
+              <w:t xml:space="preserve">/docs/unit-results-run2.tap, </w:t>
+            </w:r>
+            <w:proofErr w:type="spellStart"/>
+            <w:r>
+              <w:rPr>
+                <w:rFonts w:ascii="Calibri" w:hAnsi="Calibri" w:cs="Calibri"/>
+                <w:sz w:val="24"/>
+                <w:szCs w:val="24"/>
+                <w:lang w:val="en-NA"/>
+              </w:rPr>
+              <w:t>src</w:t>
+            </w:r>
+            <w:proofErr w:type="spellEnd"/>
+            <w:r>
+              <w:rPr>
+                <w:rFonts w:ascii="Calibri" w:hAnsi="Calibri" w:cs="Calibri"/>
+                <w:sz w:val="24"/>
+                <w:szCs w:val="24"/>
+                <w:lang w:val="en-NA"/>
+              </w:rPr>
+              <w:t>/docs/e2e-results-run3.json. The test register identifies unencrypted browser storage and placeholder authentication as open risks.</w:t>
             </w:r>
           </w:p>
         </w:tc>
@@ -3825,7 +4203,7 @@
       <w:tr>
         <w:tc>
           <w:tcPr>
-            <w:tcW w:w="1516" w:type="dxa"/>
+            <w:tcW w:w="1544" w:type="dxa"/>
             <w:hideMark/>
           </w:tcPr>
           <w:p>
@@ -3851,7 +4229,7 @@
         </w:tc>
         <w:tc>
           <w:tcPr>
-            <w:tcW w:w="3344" w:type="dxa"/>
+            <w:tcW w:w="2343" w:type="dxa"/>
             <w:hideMark/>
           </w:tcPr>
           <w:p>
@@ -3877,7 +4255,7 @@
         </w:tc>
         <w:tc>
           <w:tcPr>
-            <w:tcW w:w="2520" w:type="dxa"/>
+            <w:tcW w:w="0" w:type="auto"/>
             <w:hideMark/>
           </w:tcPr>
           <w:p>
@@ -3914,7 +4292,7 @@
         </w:tc>
         <w:tc>
           <w:tcPr>
-            <w:tcW w:w="1074" w:type="dxa"/>
+            <w:tcW w:w="959" w:type="dxa"/>
             <w:hideMark/>
           </w:tcPr>
           <w:p>
@@ -3940,7 +4318,7 @@
         </w:tc>
         <w:tc>
           <w:tcPr>
-            <w:tcW w:w="0" w:type="auto"/>
+            <w:tcW w:w="2030" w:type="dxa"/>
             <w:hideMark/>
           </w:tcPr>
           <w:p>
@@ -3966,79 +4344,110 @@
         </w:tc>
         <w:tc>
           <w:tcPr>
-            <w:tcW w:w="0" w:type="auto"/>
-            <w:hideMark/>
-          </w:tcPr>
-          <w:p>
-            <w:pPr>
-              <w:spacing w:line="360" w:lineRule="auto"/>
-              <w:rPr>
-                <w:rFonts w:ascii="Calibri" w:hAnsi="Calibri" w:cs="Calibri"/>
-                <w:sz w:val="24"/>
-                <w:szCs w:val="24"/>
-                <w:lang w:val="en-NA"/>
-              </w:rPr>
-            </w:pPr>
-            <w:r>
-              <w:rPr>
-                <w:rFonts w:ascii="Calibri" w:hAnsi="Calibri" w:cs="Calibri"/>
-                <w:sz w:val="24"/>
-                <w:szCs w:val="24"/>
-                <w:lang w:val="en-NA"/>
-              </w:rPr>
-              <w:t>Pending testing</w:t>
-            </w:r>
-          </w:p>
-        </w:tc>
-        <w:tc>
-          <w:tcPr>
-            <w:tcW w:w="0" w:type="auto"/>
-            <w:hideMark/>
-          </w:tcPr>
-          <w:p>
-            <w:pPr>
-              <w:spacing w:line="360" w:lineRule="auto"/>
-              <w:rPr>
-                <w:rFonts w:ascii="Calibri" w:hAnsi="Calibri" w:cs="Calibri"/>
-                <w:sz w:val="24"/>
-                <w:szCs w:val="24"/>
-                <w:lang w:val="en-NA"/>
-              </w:rPr>
-            </w:pPr>
-            <w:r>
-              <w:rPr>
-                <w:rFonts w:ascii="Calibri" w:hAnsi="Calibri" w:cs="Calibri"/>
-                <w:sz w:val="24"/>
-                <w:szCs w:val="24"/>
-                <w:lang w:val="en-NA"/>
-              </w:rPr>
-              <w:t>Pending</w:t>
-            </w:r>
-          </w:p>
-        </w:tc>
-        <w:tc>
-          <w:tcPr>
-            <w:tcW w:w="0" w:type="auto"/>
-            <w:hideMark/>
-          </w:tcPr>
-          <w:p>
-            <w:pPr>
-              <w:spacing w:line="360" w:lineRule="auto"/>
-              <w:rPr>
-                <w:rFonts w:ascii="Calibri" w:hAnsi="Calibri" w:cs="Calibri"/>
-                <w:sz w:val="24"/>
-                <w:szCs w:val="24"/>
-                <w:lang w:val="en-NA"/>
-              </w:rPr>
-            </w:pPr>
-            <w:r>
-              <w:rPr>
-                <w:rFonts w:ascii="Calibri" w:hAnsi="Calibri" w:cs="Calibri"/>
-                <w:sz w:val="24"/>
-                <w:szCs w:val="24"/>
-                <w:lang w:val="en-NA"/>
-              </w:rPr>
-              <w:t>Record messages and the operation that triggered each one.</w:t>
+            <w:tcW w:w="2225" w:type="dxa"/>
+            <w:hideMark/>
+          </w:tcPr>
+          <w:p>
+            <w:pPr>
+              <w:spacing w:line="360" w:lineRule="auto"/>
+              <w:rPr>
+                <w:rFonts w:ascii="Calibri" w:hAnsi="Calibri" w:cs="Calibri"/>
+                <w:sz w:val="24"/>
+                <w:szCs w:val="24"/>
+                <w:lang w:val="en-NA"/>
+              </w:rPr>
+            </w:pPr>
+            <w:r>
+              <w:rPr>
+                <w:rFonts w:ascii="Calibri" w:hAnsi="Calibri" w:cs="Calibri"/>
+                <w:sz w:val="24"/>
+                <w:szCs w:val="24"/>
+                <w:lang w:val="en-NA"/>
+              </w:rPr>
+              <w:t xml:space="preserve">Invalid-login feedback, empty-field validation and save-failure recovery messages passed automated tests. Error feedback for all session-planning and synchronisation operations has not </w:t>
+            </w:r>
+            <w:r>
+              <w:rPr>
+                <w:rFonts w:ascii="Calibri" w:hAnsi="Calibri" w:cs="Calibri"/>
+                <w:sz w:val="24"/>
+                <w:szCs w:val="24"/>
+                <w:lang w:val="en-NA"/>
+              </w:rPr>
+              <w:lastRenderedPageBreak/>
+              <w:t>been verified.</w:t>
+            </w:r>
+          </w:p>
+        </w:tc>
+        <w:tc>
+          <w:tcPr>
+            <w:tcW w:w="1522" w:type="dxa"/>
+            <w:hideMark/>
+          </w:tcPr>
+          <w:p>
+            <w:pPr>
+              <w:spacing w:line="360" w:lineRule="auto"/>
+              <w:rPr>
+                <w:rFonts w:ascii="Calibri" w:hAnsi="Calibri" w:cs="Calibri"/>
+                <w:sz w:val="24"/>
+                <w:szCs w:val="24"/>
+                <w:lang w:val="en-NA"/>
+              </w:rPr>
+            </w:pPr>
+            <w:r>
+              <w:rPr>
+                <w:rFonts w:ascii="Calibri" w:hAnsi="Calibri" w:cs="Calibri"/>
+                <w:sz w:val="24"/>
+                <w:szCs w:val="24"/>
+                <w:lang w:val="en-NA"/>
+              </w:rPr>
+              <w:lastRenderedPageBreak/>
+              <w:t>Partial</w:t>
+            </w:r>
+          </w:p>
+        </w:tc>
+        <w:tc>
+          <w:tcPr>
+            <w:tcW w:w="3183" w:type="dxa"/>
+            <w:hideMark/>
+          </w:tcPr>
+          <w:p>
+            <w:pPr>
+              <w:spacing w:line="360" w:lineRule="auto"/>
+              <w:rPr>
+                <w:rFonts w:ascii="Calibri" w:hAnsi="Calibri" w:cs="Calibri"/>
+                <w:sz w:val="24"/>
+                <w:szCs w:val="24"/>
+                <w:lang w:val="en-NA"/>
+              </w:rPr>
+            </w:pPr>
+            <w:r>
+              <w:rPr>
+                <w:rFonts w:ascii="Calibri" w:hAnsi="Calibri" w:cs="Calibri"/>
+                <w:sz w:val="24"/>
+                <w:szCs w:val="24"/>
+                <w:lang w:val="en-NA"/>
+              </w:rPr>
+              <w:t xml:space="preserve">E02, E03, E05. Evidence: </w:t>
+            </w:r>
+            <w:proofErr w:type="spellStart"/>
+            <w:r>
+              <w:rPr>
+                <w:rFonts w:ascii="Calibri" w:hAnsi="Calibri" w:cs="Calibri"/>
+                <w:sz w:val="24"/>
+                <w:szCs w:val="24"/>
+                <w:lang w:val="en-NA"/>
+              </w:rPr>
+              <w:t>src</w:t>
+            </w:r>
+            <w:proofErr w:type="spellEnd"/>
+            <w:r>
+              <w:rPr>
+                <w:rFonts w:ascii="Calibri" w:hAnsi="Calibri" w:cs="Calibri"/>
+                <w:sz w:val="24"/>
+                <w:szCs w:val="24"/>
+                <w:lang w:val="en-NA"/>
+              </w:rPr>
+              <w:t>/docs/e2e-results-run3.json.</w:t>
             </w:r>
           </w:p>
         </w:tc>
@@ -4046,7 +4455,7 @@
       <w:tr>
         <w:tc>
           <w:tcPr>
-            <w:tcW w:w="1516" w:type="dxa"/>
+            <w:tcW w:w="1544" w:type="dxa"/>
             <w:hideMark/>
           </w:tcPr>
           <w:p>
@@ -4072,7 +4481,7 @@
         </w:tc>
         <w:tc>
           <w:tcPr>
-            <w:tcW w:w="3344" w:type="dxa"/>
+            <w:tcW w:w="2343" w:type="dxa"/>
             <w:hideMark/>
           </w:tcPr>
           <w:p>
@@ -4098,7 +4507,7 @@
         </w:tc>
         <w:tc>
           <w:tcPr>
-            <w:tcW w:w="2520" w:type="dxa"/>
+            <w:tcW w:w="0" w:type="auto"/>
             <w:hideMark/>
           </w:tcPr>
           <w:p>
@@ -4124,7 +4533,7 @@
         </w:tc>
         <w:tc>
           <w:tcPr>
-            <w:tcW w:w="1074" w:type="dxa"/>
+            <w:tcW w:w="959" w:type="dxa"/>
             <w:hideMark/>
           </w:tcPr>
           <w:p>
@@ -4150,7 +4559,7 @@
         </w:tc>
         <w:tc>
           <w:tcPr>
-            <w:tcW w:w="0" w:type="auto"/>
+            <w:tcW w:w="2030" w:type="dxa"/>
             <w:hideMark/>
           </w:tcPr>
           <w:p>
@@ -4176,79 +4585,119 @@
         </w:tc>
         <w:tc>
           <w:tcPr>
-            <w:tcW w:w="0" w:type="auto"/>
-            <w:hideMark/>
-          </w:tcPr>
-          <w:p>
-            <w:pPr>
-              <w:spacing w:line="360" w:lineRule="auto"/>
-              <w:rPr>
-                <w:rFonts w:ascii="Calibri" w:hAnsi="Calibri" w:cs="Calibri"/>
-                <w:sz w:val="24"/>
-                <w:szCs w:val="24"/>
-                <w:lang w:val="en-NA"/>
-              </w:rPr>
-            </w:pPr>
-            <w:r>
-              <w:rPr>
-                <w:rFonts w:ascii="Calibri" w:hAnsi="Calibri" w:cs="Calibri"/>
-                <w:sz w:val="24"/>
-                <w:szCs w:val="24"/>
-                <w:lang w:val="en-NA"/>
-              </w:rPr>
-              <w:t>Pending testing</w:t>
-            </w:r>
-          </w:p>
-        </w:tc>
-        <w:tc>
-          <w:tcPr>
-            <w:tcW w:w="0" w:type="auto"/>
-            <w:hideMark/>
-          </w:tcPr>
-          <w:p>
-            <w:pPr>
-              <w:spacing w:line="360" w:lineRule="auto"/>
-              <w:rPr>
-                <w:rFonts w:ascii="Calibri" w:hAnsi="Calibri" w:cs="Calibri"/>
-                <w:sz w:val="24"/>
-                <w:szCs w:val="24"/>
-                <w:lang w:val="en-NA"/>
-              </w:rPr>
-            </w:pPr>
-            <w:r>
-              <w:rPr>
-                <w:rFonts w:ascii="Calibri" w:hAnsi="Calibri" w:cs="Calibri"/>
-                <w:sz w:val="24"/>
-                <w:szCs w:val="24"/>
-                <w:lang w:val="en-NA"/>
-              </w:rPr>
-              <w:t>Pending</w:t>
-            </w:r>
-          </w:p>
-        </w:tc>
-        <w:tc>
-          <w:tcPr>
-            <w:tcW w:w="0" w:type="auto"/>
-            <w:hideMark/>
-          </w:tcPr>
-          <w:p>
-            <w:pPr>
-              <w:spacing w:line="360" w:lineRule="auto"/>
-              <w:rPr>
-                <w:rFonts w:ascii="Calibri" w:hAnsi="Calibri" w:cs="Calibri"/>
-                <w:sz w:val="24"/>
-                <w:szCs w:val="24"/>
-                <w:lang w:val="en-NA"/>
-              </w:rPr>
-            </w:pPr>
-            <w:r>
-              <w:rPr>
-                <w:rFonts w:ascii="Calibri" w:hAnsi="Calibri" w:cs="Calibri"/>
-                <w:sz w:val="24"/>
-                <w:szCs w:val="24"/>
-                <w:lang w:val="en-NA"/>
-              </w:rPr>
-              <w:t>Verify saved content before and after synchronisation.</w:t>
+            <w:tcW w:w="2225" w:type="dxa"/>
+            <w:hideMark/>
+          </w:tcPr>
+          <w:p>
+            <w:pPr>
+              <w:spacing w:line="360" w:lineRule="auto"/>
+              <w:rPr>
+                <w:rFonts w:ascii="Calibri" w:hAnsi="Calibri" w:cs="Calibri"/>
+                <w:sz w:val="24"/>
+                <w:szCs w:val="24"/>
+                <w:lang w:val="en-NA"/>
+              </w:rPr>
+            </w:pPr>
+            <w:r>
+              <w:rPr>
+                <w:rFonts w:ascii="Calibri" w:hAnsi="Calibri" w:cs="Calibri"/>
+                <w:sz w:val="24"/>
+                <w:szCs w:val="24"/>
+                <w:lang w:val="en-NA"/>
+              </w:rPr>
+              <w:t>Saved-activity persistence, duplicate prevention, storage-full handling and corrupted-data recovery passed unit tests. Session-plan integrity and verification after server synchronisation have not been demonstrated.</w:t>
+            </w:r>
+          </w:p>
+        </w:tc>
+        <w:tc>
+          <w:tcPr>
+            <w:tcW w:w="1522" w:type="dxa"/>
+            <w:hideMark/>
+          </w:tcPr>
+          <w:p>
+            <w:pPr>
+              <w:spacing w:line="360" w:lineRule="auto"/>
+              <w:rPr>
+                <w:rFonts w:ascii="Calibri" w:hAnsi="Calibri" w:cs="Calibri"/>
+                <w:sz w:val="24"/>
+                <w:szCs w:val="24"/>
+                <w:lang w:val="en-NA"/>
+              </w:rPr>
+            </w:pPr>
+            <w:r>
+              <w:rPr>
+                <w:rFonts w:ascii="Calibri" w:hAnsi="Calibri" w:cs="Calibri"/>
+                <w:sz w:val="24"/>
+                <w:szCs w:val="24"/>
+                <w:lang w:val="en-NA"/>
+              </w:rPr>
+              <w:t>Partial</w:t>
+            </w:r>
+          </w:p>
+        </w:tc>
+        <w:tc>
+          <w:tcPr>
+            <w:tcW w:w="3183" w:type="dxa"/>
+            <w:hideMark/>
+          </w:tcPr>
+          <w:p>
+            <w:pPr>
+              <w:spacing w:line="360" w:lineRule="auto"/>
+              <w:rPr>
+                <w:rFonts w:ascii="Calibri" w:hAnsi="Calibri" w:cs="Calibri"/>
+                <w:sz w:val="24"/>
+                <w:szCs w:val="24"/>
+                <w:lang w:val="en-NA"/>
+              </w:rPr>
+            </w:pPr>
+            <w:r>
+              <w:rPr>
+                <w:rFonts w:ascii="Calibri" w:hAnsi="Calibri" w:cs="Calibri"/>
+                <w:sz w:val="24"/>
+                <w:szCs w:val="24"/>
+                <w:lang w:val="en-NA"/>
+              </w:rPr>
+              <w:t xml:space="preserve">U09–U13, E04, E05. Evidence: </w:t>
+            </w:r>
+            <w:proofErr w:type="spellStart"/>
+            <w:r>
+              <w:rPr>
+                <w:rFonts w:ascii="Calibri" w:hAnsi="Calibri" w:cs="Calibri"/>
+                <w:sz w:val="24"/>
+                <w:szCs w:val="24"/>
+                <w:lang w:val="en-NA"/>
+              </w:rPr>
+              <w:t>src</w:t>
+            </w:r>
+            <w:proofErr w:type="spellEnd"/>
+            <w:r>
+              <w:rPr>
+                <w:rFonts w:ascii="Calibri" w:hAnsi="Calibri" w:cs="Calibri"/>
+                <w:sz w:val="24"/>
+                <w:szCs w:val="24"/>
+                <w:lang w:val="en-NA"/>
+              </w:rPr>
+              <w:t xml:space="preserve">/docs/unit-results-run2.tap, </w:t>
+            </w:r>
+            <w:proofErr w:type="spellStart"/>
+            <w:r>
+              <w:rPr>
+                <w:rFonts w:ascii="Calibri" w:hAnsi="Calibri" w:cs="Calibri"/>
+                <w:sz w:val="24"/>
+                <w:szCs w:val="24"/>
+                <w:lang w:val="en-NA"/>
+              </w:rPr>
+              <w:t>src</w:t>
+            </w:r>
+            <w:proofErr w:type="spellEnd"/>
+            <w:r>
+              <w:rPr>
+                <w:rFonts w:ascii="Calibri" w:hAnsi="Calibri" w:cs="Calibri"/>
+                <w:sz w:val="24"/>
+                <w:szCs w:val="24"/>
+                <w:lang w:val="en-NA"/>
+              </w:rPr>
+              <w:t>/docs/e2e-results-run3.json.</w:t>
             </w:r>
           </w:p>
         </w:tc>
@@ -4290,42 +4739,7 @@
       <w:pPr>
         <w:numPr>
           <w:ilvl w:val="0"/>
-          <w:numId w:val="1"/>
-        </w:numPr>
-        <w:spacing w:after="0" w:line="360" w:lineRule="auto"/>
-        <w:rPr>
-          <w:rFonts w:ascii="Calibri" w:hAnsi="Calibri" w:cs="Calibri"/>
-          <w:sz w:val="24"/>
-          <w:szCs w:val="24"/>
-          <w:lang w:val="en-NA"/>
-        </w:rPr>
-      </w:pPr>
-      <w:r>
-        <w:rPr>
-          <w:rFonts w:ascii="Calibri" w:hAnsi="Calibri" w:cs="Calibri"/>
-          <w:b/>
-          <w:bCs/>
-          <w:sz w:val="24"/>
-          <w:szCs w:val="24"/>
-          <w:lang w:val="en-NA"/>
-        </w:rPr>
-        <w:t>Pending:</w:t>
-      </w:r>
-      <w:r>
-        <w:rPr>
-          <w:rFonts w:ascii="Calibri" w:hAnsi="Calibri" w:cs="Calibri"/>
-          <w:sz w:val="24"/>
-          <w:szCs w:val="24"/>
-          <w:lang w:val="en-NA"/>
-        </w:rPr>
-        <w:t xml:space="preserve"> Implementation or testing evidence has not yet established whether the requirement passes.</w:t>
-      </w:r>
-    </w:p>
-    <w:p>
-      <w:pPr>
-        <w:numPr>
-          <w:ilvl w:val="0"/>
-          <w:numId w:val="1"/>
+          <w:numId w:val="2"/>
         </w:numPr>
         <w:spacing w:after="0" w:line="360" w:lineRule="auto"/>
         <w:rPr>
@@ -4353,14 +4767,49 @@
           <w:szCs w:val="24"/>
           <w:lang w:val="en-NA"/>
         </w:rPr>
-        <w:t xml:space="preserve"> The requirement has been tested and the actual result meets the expected result, with supporting evidence recorded.</w:t>
+        <w:t xml:space="preserve"> The requirement has been adequately verified against its expected result, with supporting evidence recorded.</w:t>
       </w:r>
     </w:p>
     <w:p>
       <w:pPr>
         <w:numPr>
           <w:ilvl w:val="0"/>
-          <w:numId w:val="1"/>
+          <w:numId w:val="2"/>
+        </w:numPr>
+        <w:spacing w:after="0" w:line="360" w:lineRule="auto"/>
+        <w:rPr>
+          <w:rFonts w:ascii="Calibri" w:hAnsi="Calibri" w:cs="Calibri"/>
+          <w:sz w:val="24"/>
+          <w:szCs w:val="24"/>
+          <w:lang w:val="en-NA"/>
+        </w:rPr>
+      </w:pPr>
+      <w:r>
+        <w:rPr>
+          <w:rFonts w:ascii="Calibri" w:hAnsi="Calibri" w:cs="Calibri"/>
+          <w:b/>
+          <w:bCs/>
+          <w:sz w:val="24"/>
+          <w:szCs w:val="24"/>
+          <w:lang w:val="en-NA"/>
+        </w:rPr>
+        <w:t>Partial:</w:t>
+      </w:r>
+      <w:r>
+        <w:rPr>
+          <w:rFonts w:ascii="Calibri" w:hAnsi="Calibri" w:cs="Calibri"/>
+          <w:sz w:val="24"/>
+          <w:szCs w:val="24"/>
+          <w:lang w:val="en-NA"/>
+        </w:rPr>
+        <w:t xml:space="preserve"> Some relevant functionality has been implemented or tested, but the full requirement has not been demonstrated.</w:t>
+      </w:r>
+    </w:p>
+    <w:p>
+      <w:pPr>
+        <w:numPr>
+          <w:ilvl w:val="0"/>
+          <w:numId w:val="2"/>
         </w:numPr>
         <w:spacing w:after="0" w:line="360" w:lineRule="auto"/>
         <w:rPr>
@@ -4388,14 +4837,84 @@
           <w:szCs w:val="24"/>
           <w:lang w:val="en-NA"/>
         </w:rPr>
-        <w:t xml:space="preserve"> Testing demonstrates that the requirement does not meet the expected result; record the defect and its impact.</w:t>
+        <w:t xml:space="preserve"> Testing demonstrates that the implemented functionality does not meet the expected result. The defect and its impact must be recorded.</w:t>
       </w:r>
     </w:p>
     <w:p>
       <w:pPr>
         <w:numPr>
           <w:ilvl w:val="0"/>
-          <w:numId w:val="1"/>
+          <w:numId w:val="2"/>
+        </w:numPr>
+        <w:spacing w:after="0" w:line="360" w:lineRule="auto"/>
+        <w:rPr>
+          <w:rFonts w:ascii="Calibri" w:hAnsi="Calibri" w:cs="Calibri"/>
+          <w:sz w:val="24"/>
+          <w:szCs w:val="24"/>
+          <w:lang w:val="en-NA"/>
+        </w:rPr>
+      </w:pPr>
+      <w:r>
+        <w:rPr>
+          <w:rFonts w:ascii="Calibri" w:hAnsi="Calibri" w:cs="Calibri"/>
+          <w:b/>
+          <w:bCs/>
+          <w:sz w:val="24"/>
+          <w:szCs w:val="24"/>
+          <w:lang w:val="en-NA"/>
+        </w:rPr>
+        <w:t>Not implemented:</w:t>
+      </w:r>
+      <w:r>
+        <w:rPr>
+          <w:rFonts w:ascii="Calibri" w:hAnsi="Calibri" w:cs="Calibri"/>
+          <w:sz w:val="24"/>
+          <w:szCs w:val="24"/>
+          <w:lang w:val="en-NA"/>
+        </w:rPr>
+        <w:t xml:space="preserve"> The required functionality has not been demonstrated in the current implementation slice.</w:t>
+      </w:r>
+    </w:p>
+    <w:p>
+      <w:pPr>
+        <w:numPr>
+          <w:ilvl w:val="0"/>
+          <w:numId w:val="2"/>
+        </w:numPr>
+        <w:spacing w:after="0" w:line="360" w:lineRule="auto"/>
+        <w:rPr>
+          <w:rFonts w:ascii="Calibri" w:hAnsi="Calibri" w:cs="Calibri"/>
+          <w:sz w:val="24"/>
+          <w:szCs w:val="24"/>
+          <w:lang w:val="en-NA"/>
+        </w:rPr>
+      </w:pPr>
+      <w:r>
+        <w:rPr>
+          <w:rFonts w:ascii="Calibri" w:hAnsi="Calibri" w:cs="Calibri"/>
+          <w:b/>
+          <w:bCs/>
+          <w:sz w:val="24"/>
+          <w:szCs w:val="24"/>
+          <w:lang w:val="en-NA"/>
+        </w:rPr>
+        <w:t>Not tested:</w:t>
+      </w:r>
+      <w:r>
+        <w:rPr>
+          <w:rFonts w:ascii="Calibri" w:hAnsi="Calibri" w:cs="Calibri"/>
+          <w:sz w:val="24"/>
+          <w:szCs w:val="24"/>
+          <w:lang w:val="en-NA"/>
+        </w:rPr>
+        <w:t xml:space="preserve"> There is insufficient testing evidence to determine whether the requirement passes.</w:t>
+      </w:r>
+    </w:p>
+    <w:p>
+      <w:pPr>
+        <w:numPr>
+          <w:ilvl w:val="0"/>
+          <w:numId w:val="2"/>
         </w:numPr>
         <w:spacing w:after="0" w:line="360" w:lineRule="auto"/>
         <w:rPr>
@@ -4431,8 +4950,27 @@
         <w:spacing w:after="0" w:line="360" w:lineRule="auto"/>
         <w:rPr>
           <w:rFonts w:ascii="Calibri" w:hAnsi="Calibri" w:cs="Calibri"/>
-          <w:b/>
-          <w:bCs/>
+          <w:sz w:val="24"/>
+          <w:szCs w:val="24"/>
+          <w:lang w:val="en-NA"/>
+        </w:rPr>
+      </w:pPr>
+      <w:r>
+        <w:rPr>
+          <w:rFonts w:ascii="Calibri" w:hAnsi="Calibri" w:cs="Calibri"/>
+          <w:sz w:val="24"/>
+          <w:szCs w:val="24"/>
+          <w:lang w:val="en-NA"/>
+        </w:rPr>
+        <w:lastRenderedPageBreak/>
+        <w:t>A planned test case or a passing test for a related feature does not establish that the requirement has passed. Where evidence is incomplete, the status must reflect that limitation.</w:t>
+      </w:r>
+    </w:p>
+    <w:p>
+      <w:pPr>
+        <w:spacing w:after="0" w:line="360" w:lineRule="auto"/>
+        <w:rPr>
+          <w:rFonts w:ascii="Calibri" w:hAnsi="Calibri" w:cs="Calibri"/>
           <w:sz w:val="24"/>
           <w:szCs w:val="24"/>
           <w:lang w:val="en-NA"/>
@@ -4441,20 +4979,7 @@
     </w:p>
     <w:p>
       <w:pPr>
-        <w:spacing w:after="0" w:line="360" w:lineRule="auto"/>
-        <w:rPr>
-          <w:rFonts w:ascii="Calibri" w:hAnsi="Calibri" w:cs="Calibri"/>
-          <w:b/>
-          <w:bCs/>
-          <w:sz w:val="24"/>
-          <w:szCs w:val="24"/>
-          <w:lang w:val="en-NA"/>
-        </w:rPr>
-      </w:pPr>
-    </w:p>
-    <w:p>
-      <w:pPr>
-        <w:pStyle w:val="Heading2"/>
+        <w:pStyle w:val="Heading1"/>
         <w:spacing w:before="0"/>
         <w:rPr>
           <w:b/>
@@ -4488,7 +5013,7 @@
           <w:szCs w:val="24"/>
           <w:lang w:val="en-NA"/>
         </w:rPr>
-        <w:t>The actual result and verification status for each requirement must be updated using the team's real implementation and test evidence. Planned test cases do not establish that a feature exists or works.</w:t>
+        <w:t>The actual result and verification status for each requirement are based on the implementation and test evidence reviewed at the time of preparation. Relevant evidence includes unit-test results, browser end-to-end results, source code and the test register.</w:t>
       </w:r>
     </w:p>
     <w:p>
@@ -4508,7 +5033,7 @@
           <w:szCs w:val="24"/>
           <w:lang w:val="en-NA"/>
         </w:rPr>
-        <w:t>Where a design component, implementation detail or test is not yet confirmed, it must be verified with the project team before the matrix is finalised. Relevant evidence may include test logs, screenshots, automated test results, code references and documented manual test observations. Synthetic data must be used for testing.</w:t>
+        <w:t>The recorded automated results include 15/15 passing unit tests and 17/17 passing browser tests in run 3. Earlier browser results, including failures from run 1, are retained in the test evidence. Five manual tests remain marked NOT RUN in the test register.</w:t>
       </w:r>
     </w:p>
     <w:p>
@@ -4521,10 +5046,72 @@
           <w:lang w:val="en-NA"/>
         </w:rPr>
       </w:pPr>
+      <w:r>
+        <w:rPr>
+          <w:rFonts w:ascii="Calibri" w:hAnsi="Calibri" w:cs="Calibri"/>
+          <w:sz w:val="24"/>
+          <w:szCs w:val="24"/>
+          <w:lang w:val="en-NA"/>
+        </w:rPr>
+        <w:t>The current interface slice demonstrates activity browsing, filtering, saving, offline reopening, basic demo login, user-specific saved-activity separation and selected accessibility and recovery behaviours. It does not establish that all official A4 requirements have been implemented.</w:t>
+      </w:r>
     </w:p>
     <w:p>
       <w:pPr>
-        <w:pStyle w:val="Heading2"/>
+        <w:spacing w:after="0" w:line="360" w:lineRule="auto"/>
+        <w:rPr>
+          <w:rFonts w:ascii="Calibri" w:hAnsi="Calibri" w:cs="Calibri"/>
+          <w:sz w:val="24"/>
+          <w:szCs w:val="24"/>
+          <w:lang w:val="en-NA"/>
+        </w:rPr>
+      </w:pPr>
+      <w:r>
+        <w:rPr>
+          <w:rFonts w:ascii="Calibri" w:hAnsi="Calibri" w:cs="Calibri"/>
+          <w:sz w:val="24"/>
+          <w:szCs w:val="24"/>
+          <w:lang w:val="en-NA"/>
+        </w:rPr>
+        <w:t>Important limitations include placeholder authentication, unencrypted browser storage, outstanding real-device testing and missing verified session-plan creation, editing and server synchronisation. The activity catalogue reviewed contains no pupil-identifying fields; however, the complete application data flow must be checked before QR-05 can be considered fully verified. Automated performance and contrast checks have documented limitations and do not replace real-device or independent accessibility testing.</w:t>
+      </w:r>
+    </w:p>
+    <w:p>
+      <w:pPr>
+        <w:spacing w:after="0" w:line="360" w:lineRule="auto"/>
+        <w:rPr>
+          <w:rFonts w:ascii="Calibri" w:hAnsi="Calibri" w:cs="Calibri"/>
+          <w:sz w:val="24"/>
+          <w:szCs w:val="24"/>
+          <w:lang w:val="en-NA"/>
+        </w:rPr>
+      </w:pPr>
+      <w:r>
+        <w:rPr>
+          <w:rFonts w:ascii="Calibri" w:hAnsi="Calibri" w:cs="Calibri"/>
+          <w:sz w:val="24"/>
+          <w:szCs w:val="24"/>
+          <w:lang w:val="en-NA"/>
+        </w:rPr>
+        <w:t>All testing must use synthetic data. Requirements must not be marked Passed solely because a planned test exists or because a related test passed.</w:t>
+      </w:r>
+    </w:p>
+    <w:p>
+      <w:pPr>
+        <w:spacing w:after="0" w:line="360" w:lineRule="auto"/>
+        <w:rPr>
+          <w:rFonts w:ascii="Calibri" w:hAnsi="Calibri" w:cs="Calibri"/>
+          <w:b/>
+          <w:bCs/>
+          <w:sz w:val="24"/>
+          <w:szCs w:val="24"/>
+          <w:lang w:val="en-NA"/>
+        </w:rPr>
+      </w:pPr>
+    </w:p>
+    <w:p>
+      <w:pPr>
+        <w:pStyle w:val="Heading1"/>
         <w:spacing w:before="0"/>
         <w:rPr>
           <w:b/>
@@ -4558,8 +5145,90 @@
           <w:szCs w:val="24"/>
           <w:lang w:val="en-NA"/>
         </w:rPr>
-        <w:t>The matrix must remain consistent with the official A4 Requirements Register. If a requirement, component or test changes, the corresponding traceability entry must be updated. Deferred requirements and unresolved defects must remain visible in the final submission.</w:t>
+        <w:t>This matrix must remain consistent with the official A4 Requirements Register. Original and new A4 requirement IDs must be preserved. If a requirement, design component, implementation or test changes, the corresponding traceability entry must be updated.</w:t>
       </w:r>
+    </w:p>
+    <w:p>
+      <w:pPr>
+        <w:spacing w:after="0" w:line="360" w:lineRule="auto"/>
+        <w:rPr>
+          <w:rFonts w:ascii="Calibri" w:hAnsi="Calibri" w:cs="Calibri"/>
+          <w:sz w:val="24"/>
+          <w:szCs w:val="24"/>
+          <w:lang w:val="en-NA"/>
+        </w:rPr>
+      </w:pPr>
+      <w:r>
+        <w:rPr>
+          <w:rFonts w:ascii="Calibri" w:hAnsi="Calibri" w:cs="Calibri"/>
+          <w:sz w:val="24"/>
+          <w:szCs w:val="24"/>
+          <w:lang w:val="en-NA"/>
+        </w:rPr>
+        <w:t>Evidence references must point to the actual test results, code or documented observations that support each conclusion. Deferred requirements, outstanding manual tests, unresolved defects and limitations must remain visible in the final submission. The matrix must be reviewed again when additional implementation or testing evidence becomes available.</w:t>
+      </w:r>
+    </w:p>
+    <w:p>
+      <w:pPr>
+        <w:spacing w:after="0" w:line="360" w:lineRule="auto"/>
+        <w:rPr>
+          <w:rFonts w:ascii="Calibri" w:hAnsi="Calibri" w:cs="Calibri"/>
+          <w:sz w:val="24"/>
+          <w:szCs w:val="24"/>
+          <w:lang w:val="en-NA"/>
+        </w:rPr>
+      </w:pPr>
+    </w:p>
+    <w:p>
+      <w:pPr>
+        <w:pStyle w:val="Heading1"/>
+        <w:spacing w:before="0"/>
+        <w:rPr>
+          <w:b/>
+          <w:bCs/>
+          <w:lang w:val="en-NA"/>
+        </w:rPr>
+      </w:pPr>
+      <w:r>
+        <w:rPr>
+          <w:b/>
+          <w:bCs/>
+          <w:lang w:val="en-NA"/>
+        </w:rPr>
+        <w:lastRenderedPageBreak/>
+        <w:t>AI Use Declaration</w:t>
+      </w:r>
+    </w:p>
+    <w:p>
+      <w:pPr>
+        <w:spacing w:after="0" w:line="360" w:lineRule="auto"/>
+        <w:rPr>
+          <w:rFonts w:ascii="Calibri" w:hAnsi="Calibri" w:cs="Calibri"/>
+          <w:sz w:val="24"/>
+          <w:szCs w:val="24"/>
+          <w:lang w:val="en-NA"/>
+        </w:rPr>
+      </w:pPr>
+      <w:r>
+        <w:rPr>
+          <w:rFonts w:ascii="Calibri" w:hAnsi="Calibri" w:cs="Calibri"/>
+          <w:sz w:val="24"/>
+          <w:szCs w:val="24"/>
+          <w:lang w:val="en-NA"/>
+        </w:rPr>
+        <w:t>AI assistance was used to review and clarify requirements, support the preparation of the requirements traceability matrix, and improve project documentation. The team reviewed the AI-assisted content and remains responsible for the accuracy, verification, and final submission of the work.</w:t>
+      </w:r>
+    </w:p>
+    <w:p>
+      <w:pPr>
+        <w:spacing w:after="0" w:line="360" w:lineRule="auto"/>
+        <w:rPr>
+          <w:rFonts w:ascii="Calibri" w:hAnsi="Calibri" w:cs="Calibri"/>
+          <w:sz w:val="24"/>
+          <w:szCs w:val="24"/>
+          <w:lang w:val="en-NA"/>
+        </w:rPr>
+      </w:pPr>
     </w:p>
     <w:p>
       <w:pPr>
@@ -4734,8 +5403,160 @@
       </w:rPr>
     </w:lvl>
   </w:abstractNum>
+  <w:abstractNum w:abstractNumId="1" w15:restartNumberingAfterBreak="0">
+    <w:nsid w:val="2CA32AFA"/>
+    <w:multiLevelType w:val="multilevel"/>
+    <w:tmpl w:val="FF621114"/>
+    <w:lvl w:ilvl="0">
+      <w:start w:val="1"/>
+      <w:numFmt w:val="bullet"/>
+      <w:lvlText w:val=""/>
+      <w:lvlJc w:val="left"/>
+      <w:pPr>
+        <w:tabs>
+          <w:tab w:val="num" w:pos="720"/>
+        </w:tabs>
+        <w:ind w:left="720" w:hanging="360"/>
+      </w:pPr>
+      <w:rPr>
+        <w:rFonts w:ascii="Symbol" w:hAnsi="Symbol" w:hint="default"/>
+        <w:sz w:val="20"/>
+      </w:rPr>
+    </w:lvl>
+    <w:lvl w:ilvl="1" w:tentative="1">
+      <w:start w:val="1"/>
+      <w:numFmt w:val="bullet"/>
+      <w:lvlText w:val="o"/>
+      <w:lvlJc w:val="left"/>
+      <w:pPr>
+        <w:tabs>
+          <w:tab w:val="num" w:pos="1440"/>
+        </w:tabs>
+        <w:ind w:left="1440" w:hanging="360"/>
+      </w:pPr>
+      <w:rPr>
+        <w:rFonts w:ascii="Courier New" w:hAnsi="Courier New" w:hint="default"/>
+        <w:sz w:val="20"/>
+      </w:rPr>
+    </w:lvl>
+    <w:lvl w:ilvl="2" w:tentative="1">
+      <w:start w:val="1"/>
+      <w:numFmt w:val="bullet"/>
+      <w:lvlText w:val=""/>
+      <w:lvlJc w:val="left"/>
+      <w:pPr>
+        <w:tabs>
+          <w:tab w:val="num" w:pos="2160"/>
+        </w:tabs>
+        <w:ind w:left="2160" w:hanging="360"/>
+      </w:pPr>
+      <w:rPr>
+        <w:rFonts w:ascii="Wingdings" w:hAnsi="Wingdings" w:hint="default"/>
+        <w:sz w:val="20"/>
+      </w:rPr>
+    </w:lvl>
+    <w:lvl w:ilvl="3" w:tentative="1">
+      <w:start w:val="1"/>
+      <w:numFmt w:val="bullet"/>
+      <w:lvlText w:val=""/>
+      <w:lvlJc w:val="left"/>
+      <w:pPr>
+        <w:tabs>
+          <w:tab w:val="num" w:pos="2880"/>
+        </w:tabs>
+        <w:ind w:left="2880" w:hanging="360"/>
+      </w:pPr>
+      <w:rPr>
+        <w:rFonts w:ascii="Wingdings" w:hAnsi="Wingdings" w:hint="default"/>
+        <w:sz w:val="20"/>
+      </w:rPr>
+    </w:lvl>
+    <w:lvl w:ilvl="4" w:tentative="1">
+      <w:start w:val="1"/>
+      <w:numFmt w:val="bullet"/>
+      <w:lvlText w:val=""/>
+      <w:lvlJc w:val="left"/>
+      <w:pPr>
+        <w:tabs>
+          <w:tab w:val="num" w:pos="3600"/>
+        </w:tabs>
+        <w:ind w:left="3600" w:hanging="360"/>
+      </w:pPr>
+      <w:rPr>
+        <w:rFonts w:ascii="Wingdings" w:hAnsi="Wingdings" w:hint="default"/>
+        <w:sz w:val="20"/>
+      </w:rPr>
+    </w:lvl>
+    <w:lvl w:ilvl="5" w:tentative="1">
+      <w:start w:val="1"/>
+      <w:numFmt w:val="bullet"/>
+      <w:lvlText w:val=""/>
+      <w:lvlJc w:val="left"/>
+      <w:pPr>
+        <w:tabs>
+          <w:tab w:val="num" w:pos="4320"/>
+        </w:tabs>
+        <w:ind w:left="4320" w:hanging="360"/>
+      </w:pPr>
+      <w:rPr>
+        <w:rFonts w:ascii="Wingdings" w:hAnsi="Wingdings" w:hint="default"/>
+        <w:sz w:val="20"/>
+      </w:rPr>
+    </w:lvl>
+    <w:lvl w:ilvl="6" w:tentative="1">
+      <w:start w:val="1"/>
+      <w:numFmt w:val="bullet"/>
+      <w:lvlText w:val=""/>
+      <w:lvlJc w:val="left"/>
+      <w:pPr>
+        <w:tabs>
+          <w:tab w:val="num" w:pos="5040"/>
+        </w:tabs>
+        <w:ind w:left="5040" w:hanging="360"/>
+      </w:pPr>
+      <w:rPr>
+        <w:rFonts w:ascii="Wingdings" w:hAnsi="Wingdings" w:hint="default"/>
+        <w:sz w:val="20"/>
+      </w:rPr>
+    </w:lvl>
+    <w:lvl w:ilvl="7" w:tentative="1">
+      <w:start w:val="1"/>
+      <w:numFmt w:val="bullet"/>
+      <w:lvlText w:val=""/>
+      <w:lvlJc w:val="left"/>
+      <w:pPr>
+        <w:tabs>
+          <w:tab w:val="num" w:pos="5760"/>
+        </w:tabs>
+        <w:ind w:left="5760" w:hanging="360"/>
+      </w:pPr>
+      <w:rPr>
+        <w:rFonts w:ascii="Wingdings" w:hAnsi="Wingdings" w:hint="default"/>
+        <w:sz w:val="20"/>
+      </w:rPr>
+    </w:lvl>
+    <w:lvl w:ilvl="8" w:tentative="1">
+      <w:start w:val="1"/>
+      <w:numFmt w:val="bullet"/>
+      <w:lvlText w:val=""/>
+      <w:lvlJc w:val="left"/>
+      <w:pPr>
+        <w:tabs>
+          <w:tab w:val="num" w:pos="6480"/>
+        </w:tabs>
+        <w:ind w:left="6480" w:hanging="360"/>
+      </w:pPr>
+      <w:rPr>
+        <w:rFonts w:ascii="Wingdings" w:hAnsi="Wingdings" w:hint="default"/>
+        <w:sz w:val="20"/>
+      </w:rPr>
+    </w:lvl>
+  </w:abstractNum>
   <w:num w:numId="1" w16cid:durableId="1197232296">
     <w:abstractNumId w:val="0"/>
+  </w:num>
+  <w:num w:numId="2" w16cid:durableId="1278561205">
+    <w:abstractNumId w:val="1"/>
   </w:num>
 </w:numbering>
 </file>
@@ -5685,7 +6506,7 @@
     <w:rPr>
       <w:rFonts w:eastAsiaTheme="minorEastAsia"/>
       <w:kern w:val="0"/>
-      <w:lang w:val="en-NA" w:eastAsia="en-NA"/>
+      <w:lang w:eastAsia="en-NA"/>
     </w:rPr>
   </w:style>
   <w:style w:type="character" w:customStyle="1" w:styleId="NoSpacingChar">
@@ -5811,9 +6632,12 @@
   </w:compat>
   <w:rsids>
     <w:rsidRoot w:val="00910029"/>
+    <w:rsid w:val="000F6F69"/>
+    <w:rsid w:val="00691932"/>
     <w:rsid w:val="007112B8"/>
     <w:rsid w:val="00910029"/>
     <w:rsid w:val="00BC1434"/>
+    <w:rsid w:val="00BE7309"/>
   </w:rsids>
   <m:mathPr>
     <m:mathFont m:val="Cambria Math"/>
@@ -6264,50 +7088,6 @@
     <w:semiHidden/>
     <w:unhideWhenUsed/>
   </w:style>
-  <w:style w:type="paragraph" w:customStyle="1" w:styleId="5F54E6D7120B418EAF08B1D8BC5924AA">
-    <w:name w:val="5F54E6D7120B418EAF08B1D8BC5924AA"/>
-    <w:rsid w:val="00910029"/>
-  </w:style>
-  <w:style w:type="paragraph" w:customStyle="1" w:styleId="6C2FA2156A904EB894B5ABA783106C4E">
-    <w:name w:val="6C2FA2156A904EB894B5ABA783106C4E"/>
-    <w:rsid w:val="00910029"/>
-  </w:style>
-  <w:style w:type="paragraph" w:customStyle="1" w:styleId="D787447D45A04C3CA170CAFD32BA6534">
-    <w:name w:val="D787447D45A04C3CA170CAFD32BA6534"/>
-    <w:rsid w:val="00910029"/>
-  </w:style>
-  <w:style w:type="paragraph" w:customStyle="1" w:styleId="176F35B7954247678E1CC92C0F039937">
-    <w:name w:val="176F35B7954247678E1CC92C0F039937"/>
-    <w:rsid w:val="00910029"/>
-  </w:style>
-  <w:style w:type="paragraph" w:customStyle="1" w:styleId="426BF6C734FC48029FBD0795B0C29C83">
-    <w:name w:val="426BF6C734FC48029FBD0795B0C29C83"/>
-    <w:rsid w:val="00910029"/>
-  </w:style>
-  <w:style w:type="paragraph" w:customStyle="1" w:styleId="DE42288E330941F28CF887B7944A901A">
-    <w:name w:val="DE42288E330941F28CF887B7944A901A"/>
-    <w:rsid w:val="00910029"/>
-  </w:style>
-  <w:style w:type="paragraph" w:customStyle="1" w:styleId="0CD59E5749C84B5786FEC00359CE478C">
-    <w:name w:val="0CD59E5749C84B5786FEC00359CE478C"/>
-    <w:rsid w:val="00910029"/>
-  </w:style>
-  <w:style w:type="paragraph" w:customStyle="1" w:styleId="EC4D2F658CFC40FF85931408B1CF0398">
-    <w:name w:val="EC4D2F658CFC40FF85931408B1CF0398"/>
-    <w:rsid w:val="00910029"/>
-  </w:style>
-  <w:style w:type="paragraph" w:customStyle="1" w:styleId="B672A22A2A234847874D3BBFAFEF3797">
-    <w:name w:val="B672A22A2A234847874D3BBFAFEF3797"/>
-    <w:rsid w:val="00910029"/>
-  </w:style>
-  <w:style w:type="paragraph" w:customStyle="1" w:styleId="E1120569F73640698186D8D69CC8640D">
-    <w:name w:val="E1120569F73640698186D8D69CC8640D"/>
-    <w:rsid w:val="00910029"/>
-  </w:style>
-  <w:style w:type="paragraph" w:customStyle="1" w:styleId="BB07EAE5FC1842E79E4B5D99728DC857">
-    <w:name w:val="BB07EAE5FC1842E79E4B5D99728DC857"/>
-    <w:rsid w:val="00910029"/>
-  </w:style>
   <w:style w:type="paragraph" w:customStyle="1" w:styleId="EB63E876465743AD840057E56AC063E4">
     <w:name w:val="EB63E876465743AD840057E56AC063E4"/>
     <w:rsid w:val="00910029"/>
